--- a/documents/02-academic/word-reports/bao-cao-thuc-tap/BAO_CAO_THUC_TAP.docx
+++ b/documents/02-academic/word-reports/bao-cao-thuc-tap/BAO_CAO_THUC_TAP.docx
@@ -2674,7 +2674,7 @@
           <w:i w:val="0"/>
           <w:sz w:val="26"/>
         </w:rPr>
-        <w:t>Áp dụng thành công các công nghệ hiện đại: Java Spring Boot, React/Next.js, PostgreSQL, Redis, Docker/Kubernetes, AI Integration</w:t>
+        <w:t>Áp dụng thành công các công nghệ hiện đại: Java Spring Boot, Oracle Database, Spring Batch, RESTful API, Git/Maven, AI Integration</w:t>
       </w:r>
     </w:p>
     <w:p>
@@ -5113,7 +5113,7 @@
           <w:i w:val="0"/>
           <w:sz w:val="26"/>
         </w:rPr>
-        <w:t>Trong quá trình thực tập, em đã được tiếp cận và nghiên cứu nhiều công nghệ hiện đại được sử dụng rộng rãi trong phát triển phần mềm. Dưới đây là mô tả chi tiết về các công nghệ chính mà em đã học hỏi và áp dụng trong thực tế:</w:t>
+        <w:t>Trong quá trình thực tập tại dự án SORA STEP4, em đã được tiếp cận và nghiên cứu nhiều công nghệ hiện đại được sử dụng rộng rãi trong phát triển phần mềm offshore tại Nhật Bản. Dưới đây là mô tả chi tiết về các công nghệ chính mà em đã học hỏi và áp dụng trong thực tế:</w:t>
       </w:r>
     </w:p>
     <w:p>
@@ -5128,7 +5128,7 @@
           <w:color w:val="000000"/>
           <w:sz w:val="28"/>
         </w:rPr>
-        <w:t>2.4.1. Java Spring Boot</w:t>
+        <w:t>2.4.1. Oracle Database</w:t>
       </w:r>
     </w:p>
     <w:p>
@@ -5144,7 +5144,7 @@
           <w:i w:val="0"/>
           <w:sz w:val="26"/>
         </w:rPr>
-        <w:t>Spring Boot [8] là framework phát triển ứng dụng Java phổ biến nhất hiện nay, được xây dựng dựa trên Spring Framework với mục tiêu đơn giản hóa việc cấu hình và triển khai ứng dụng. Spring Boot theo triết lý "Convention over Configuration", giúp developer tập trung vào logic nghiệp vụ thay vì cấu hình phức tạp.</w:t>
+        <w:t>Oracle Database [1] là hệ quản trị cơ sở dữ liệu quan hệ hàng đầu thế giới, được sử dụng rộng rãi trong các doanh nghiệp lớn và dự án offshore tại Nhật Bản nhờ tính ổn định, bảo mật và hiệu năng cao. Oracle Database tuân thủ đầy đủ các thuộc tính ACID (Atomicity, Consistency, Isolation, Durability), đảm bảo tính toàn vẹn dữ liệu trong mọi tình huống.</w:t>
       </w:r>
     </w:p>
     <w:p>
@@ -5160,7 +5160,7 @@
           <w:i w:val="0"/>
           <w:sz w:val="26"/>
         </w:rPr>
-        <w:t>Các tính năng nổi bật:</w:t>
+        <w:t>Các tính năng nổi bật của Oracle Database:</w:t>
       </w:r>
     </w:p>
     <w:p>
@@ -5176,7 +5176,7 @@
           <w:i w:val="0"/>
           <w:sz w:val="26"/>
         </w:rPr>
-        <w:t>Auto-configuration: Tự động cấu hình các thành phần dựa trên dependencies có trong classpath</w:t>
+        <w:t>ACID Compliance: Đảm bảo transaction được thực hiện toàn vẹn hoặc rollback hoàn toàn</w:t>
       </w:r>
     </w:p>
     <w:p>
@@ -5192,7 +5192,7 @@
           <w:i w:val="0"/>
           <w:sz w:val="26"/>
         </w:rPr>
-        <w:t>Embedded Server: Tích hợp sẵn Tomcat/Jetty, không cần deploy file WAR</w:t>
+        <w:t>PL/SQL: Ngôn ngữ lập trình mở rộng của SQL, cho phép viết stored procedures, functions, triggers</w:t>
       </w:r>
     </w:p>
     <w:p>
@@ -5208,7 +5208,7 @@
           <w:i w:val="0"/>
           <w:sz w:val="26"/>
         </w:rPr>
-        <w:t>Spring Data JPA: Đơn giản hóa thao tác với database thông qua ORM</w:t>
+        <w:t>Constraints: Hỗ trợ đầy đủ PRIMARY KEY, FOREIGN KEY, NOT NULL, UNIQUE, CHECK constraints</w:t>
       </w:r>
     </w:p>
     <w:p>
@@ -5224,7 +5224,7 @@
           <w:i w:val="0"/>
           <w:sz w:val="26"/>
         </w:rPr>
-        <w:t>Spring Security: Cung cấp authentication và authorization mạnh mẽ</w:t>
+        <w:t>Advanced Indexing: B-tree index, Bitmap index, Function-based index để tối ưu truy vấn</w:t>
       </w:r>
     </w:p>
     <w:p>
@@ -5240,7 +5240,7 @@
           <w:i w:val="0"/>
           <w:sz w:val="26"/>
         </w:rPr>
-        <w:t>Microservices Support: Hỗ trợ xây dựng kiến trúc microservices với Spring Cloud</w:t>
+        <w:t>Data Types: Hỗ trợ đa dạng kiểu dữ liệu như VARCHAR2, NUMBER, DATE, CLOB, BLOB, JSON</w:t>
       </w:r>
     </w:p>
     <w:p>
@@ -5256,7 +5256,7 @@
           <w:i w:val="0"/>
           <w:sz w:val="26"/>
         </w:rPr>
-        <w:t>Trong đồ án KiteClass Platform, Spring Boot được sử dụng làm nền tảng backend chính để xây dựng RESTful API, xử lý business logic, quản lý transaction và tích hợp với PostgreSQL database. Kiến trúc layered (Controller - Service - Repository) của Spring Boot giúp code dễ bảo trì và mở rộng.</w:t>
+        <w:t>Trong dự án SORA STEP4, Oracle Database được sử dụng làm hệ quản trị cơ sở dữ liệu chính. Em đã học cách thiết kế database schema với naming convention chuẩn Nhật Bản, định nghĩa constraints để đảm bảo tính toàn vẹn dữ liệu, và tạo index để tối ưu hóa hiệu năng truy vấn. Kiến thức về Oracle data types giúp em chọn đúng kiểu dữ liệu phù hợp cho từng column, đảm bảo hiệu quả lưu trữ và xử lý.</w:t>
       </w:r>
     </w:p>
     <w:p>
@@ -5271,7 +5271,7 @@
           <w:color w:val="000000"/>
           <w:sz w:val="28"/>
         </w:rPr>
-        <w:t>2.4.2. Next.js</w:t>
+        <w:t>2.4.2. Java Spring Boot</w:t>
       </w:r>
     </w:p>
     <w:p>
@@ -5287,7 +5287,7 @@
           <w:i w:val="0"/>
           <w:sz w:val="26"/>
         </w:rPr>
-        <w:t>Next.js [9] là React framework được phát triển bởi Vercel, cung cấp giải pháp toàn diện cho việc xây dựng web application hiện đại. Next.js kết hợp ưu điểm của Server-Side Rendering (SSR) và Static Site Generation (SSG) để tối ưu hiệu năng và SEO.</w:t>
+        <w:t>Spring Boot [8] là framework phát triển ứng dụng Java phổ biến nhất hiện nay, được xây dựng dựa trên Spring Framework với mục tiêu đơn giản hóa việc cấu hình và triển khai ứng dụng. Spring Boot theo triết lý "Convention over Configuration", giúp developer tập trung vào logic nghiệp vụ thay vì cấu hình phức tạp.</w:t>
       </w:r>
     </w:p>
     <w:p>
@@ -5303,7 +5303,7 @@
           <w:i w:val="0"/>
           <w:sz w:val="26"/>
         </w:rPr>
-        <w:t>Các tính năng chính:</w:t>
+        <w:t>Các tính năng nổi bật của Spring Boot:</w:t>
       </w:r>
     </w:p>
     <w:p>
@@ -5319,7 +5319,7 @@
           <w:i w:val="0"/>
           <w:sz w:val="26"/>
         </w:rPr>
-        <w:t>Hybrid Rendering: Hỗ trợ cả SSR, SSG và Client-Side Rendering trong cùng một ứng dụng</w:t>
+        <w:t>Auto-configuration: Tự động cấu hình các thành phần dựa trên dependencies có trong classpath</w:t>
       </w:r>
     </w:p>
     <w:p>
@@ -5335,7 +5335,7 @@
           <w:i w:val="0"/>
           <w:sz w:val="26"/>
         </w:rPr>
-        <w:t>File-based Routing: Tự động tạo routes dựa trên cấu trúc thư mục pages/</w:t>
+        <w:t>Dependency Injection: Quản lý dependencies giữa các component thông qua IoC container</w:t>
       </w:r>
     </w:p>
     <w:p>
@@ -5351,7 +5351,7 @@
           <w:i w:val="0"/>
           <w:sz w:val="26"/>
         </w:rPr>
-        <w:t>API Routes: Cho phép tạo API endpoints ngay trong Next.js app</w:t>
+        <w:t>Spring Data JPA: Đơn giản hóa thao tác với database thông qua ORM, tự động sinh SQL</w:t>
       </w:r>
     </w:p>
     <w:p>
@@ -5367,7 +5367,7 @@
           <w:i w:val="0"/>
           <w:sz w:val="26"/>
         </w:rPr>
-        <w:t>Image Optimization: Tối ưu hình ảnh tự động với next/image</w:t>
+        <w:t>Embedded Server: Tích hợp sẵn Tomcat/Jetty, không cần deploy file WAR riêng</w:t>
       </w:r>
     </w:p>
     <w:p>
@@ -5383,7 +5383,7 @@
           <w:i w:val="0"/>
           <w:sz w:val="26"/>
         </w:rPr>
-        <w:t>TypeScript Support: Hỗ trợ TypeScript out-of-the-box</w:t>
+        <w:t>Layered Architecture: Tách biệt rõ ràng Controller - Service - Repository giúp code dễ bảo trì</w:t>
       </w:r>
     </w:p>
     <w:p>
@@ -5399,7 +5399,7 @@
           <w:i w:val="0"/>
           <w:sz w:val="26"/>
         </w:rPr>
-        <w:t>KiteClass Platform sử dụng Next.js cho frontend để xây dựng giao diện người dùng responsive và interactive. App Router mới của Next.js 13+ với React Server Components giúp tối ưu performance và trải nghiệm người dùng. Tailwind CSS được tích hợp để styling nhanh chóng và nhất quán.</w:t>
+        <w:t>Trong dự án SORA STEP4, Spring Boot được sử dụng làm nền tảng backend để xây dựng các RESTful API phục vụ frontend. Em đã học cách áp dụng kiến trúc layered của Spring Boot: Controller xử lý HTTP requests, Service chứa business logic, Repository tương tác với database. Spring Data JPA giúp em thao tác với Oracle Database một cách dễ dàng thông qua các Entity và Repository interface.</w:t>
       </w:r>
     </w:p>
     <w:p>
@@ -5414,7 +5414,7 @@
           <w:color w:val="000000"/>
           <w:sz w:val="28"/>
         </w:rPr>
-        <w:t>2.4.3. PostgreSQL</w:t>
+        <w:t>2.4.3. Spring Batch</w:t>
       </w:r>
     </w:p>
     <w:p>
@@ -5430,7 +5430,7 @@
           <w:i w:val="0"/>
           <w:sz w:val="26"/>
         </w:rPr>
-        <w:t>PostgreSQL [10] là hệ quản trị cơ sở dữ liệu quan hệ mã nguồn mở mạnh mẽ nhất hiện nay, được biết đến với độ tin cậy cao, tuân thủ chuẩn SQL và khả năng mở rộng vượt trội. PostgreSQL hỗ trợ cả dữ liệu quan hệ truyền thống và dữ liệu JSON, phù hợp cho các ứng dụng hiện đại.</w:t>
+        <w:t>Spring Batch [2] là framework mạnh mẽ cho việc xử lý batch processing trong Java, được thiết kế để xử lý khối lượng lớn dữ liệu một cách hiệu quả và đáng tin cậy. Spring Batch cung cấp các tính năng như transaction management, chunk processing, restart/retry mechanism, và job scheduling.</w:t>
       </w:r>
     </w:p>
     <w:p>
@@ -5446,7 +5446,7 @@
           <w:i w:val="0"/>
           <w:sz w:val="26"/>
         </w:rPr>
-        <w:t>Các đặc điểm nổi bật:</w:t>
+        <w:t>Các thành phần chính của Spring Batch:</w:t>
       </w:r>
     </w:p>
     <w:p>
@@ -5462,7 +5462,7 @@
           <w:i w:val="0"/>
           <w:sz w:val="26"/>
         </w:rPr>
-        <w:t>ACID Compliance: Đảm bảo tính toàn vẹn dữ liệu với transaction đầy đủ</w:t>
+        <w:t>Job: Đơn vị công việc cao nhất, đại diện cho một batch process hoàn chỉnh</w:t>
       </w:r>
     </w:p>
     <w:p>
@@ -5478,7 +5478,7 @@
           <w:i w:val="0"/>
           <w:sz w:val="26"/>
         </w:rPr>
-        <w:t>JSON/JSONB Support: Lưu trữ và truy vấn dữ liệu JSON hiệu quả</w:t>
+        <w:t>Step: Các bước xử lý trong một Job, có thể chạy tuần tự hoặc song song</w:t>
       </w:r>
     </w:p>
     <w:p>
@@ -5494,7 +5494,7 @@
           <w:i w:val="0"/>
           <w:sz w:val="26"/>
         </w:rPr>
-        <w:t>Advanced Indexing: Hỗ trợ B-tree, Hash, GiST, GIN indexes</w:t>
+        <w:t>Chunk Processing: Xử lý dữ liệu theo từng chunk (ví dụ 1000 records/chunk) để tối ưu memory</w:t>
       </w:r>
     </w:p>
     <w:p>
@@ -5510,7 +5510,7 @@
           <w:i w:val="0"/>
           <w:sz w:val="26"/>
         </w:rPr>
-        <w:t>Row-level Security: Kiểm soát truy cập dữ liệu ở mức row</w:t>
+        <w:t>ItemReader: Đọc dữ liệu từ nguồn (database, file, API)</w:t>
       </w:r>
     </w:p>
     <w:p>
@@ -5526,7 +5526,23 @@
           <w:i w:val="0"/>
           <w:sz w:val="26"/>
         </w:rPr>
-        <w:t>Extensibility: Có thể mở rộng với custom functions, data types, operators</w:t>
+        <w:t>ItemProcessor: Xử lý/biến đổi dữ liệu đã đọc</w:t>
+      </w:r>
+    </w:p>
+    <w:p>
+      <w:pPr>
+        <w:pStyle w:val="ListBullet"/>
+        <w:spacing w:line="288" w:lineRule="auto"/>
+        <w:ind w:left="850" w:hanging="283"/>
+      </w:pPr>
+      <w:r>
+        <w:rPr>
+          <w:rFonts w:ascii="Times New Roman" w:hAnsi="Times New Roman" w:eastAsia="Times New Roman"/>
+          <w:b w:val="0"/>
+          <w:i w:val="0"/>
+          <w:sz w:val="26"/>
+        </w:rPr>
+        <w:t>ItemWriter: Ghi dữ liệu đã xử lý vào đích (database, file)</w:t>
       </w:r>
     </w:p>
     <w:p>
@@ -5542,7 +5558,7 @@
           <w:i w:val="0"/>
           <w:sz w:val="26"/>
         </w:rPr>
-        <w:t>Trong KiteClass Platform, PostgreSQL được chọn làm database chính vì khả năng xử lý kiến trúc Multi-tenant tốt thông qua Row-level Security. Database schema được thiết kế với các table chính: organizations, users, classes, assignments, submissions, grades. JSONB data type được sử dụng để lưu trữ metadata linh hoạt cho từng tenant.</w:t>
+        <w:t>Trong dự án SORA STEP4, Spring Batch được sử dụng để xử lý các tác vụ định kỳ như import dữ liệu hàng loạt, generate reports, synchronize data giữa các hệ thống. Em đã học cách thiết kế batch job với chunk processing để xử lý hiệu quả hàng triệu records, cấu hình retry logic khi gặp lỗi, và monitor batch execution status. Kiến trúc Job-Step-Chunk của Spring Batch giúp code dễ mở rộng và maintain.</w:t>
       </w:r>
     </w:p>
     <w:p>
@@ -5557,7 +5573,7 @@
           <w:color w:val="000000"/>
           <w:sz w:val="28"/>
         </w:rPr>
-        <w:t>2.4.4. Redis</w:t>
+        <w:t>2.4.4. RESTful API</w:t>
       </w:r>
     </w:p>
     <w:p>
@@ -5573,7 +5589,7 @@
           <w:i w:val="0"/>
           <w:sz w:val="26"/>
         </w:rPr>
-        <w:t>Redis [11] (Remote Dictionary Server) là hệ thống lưu trữ dữ liệu in-memory mã nguồn mở, thường được sử dụng làm database cache, message broker và session store. Redis nổi tiếng với hiệu năng cực cao nhờ lưu trữ dữ liệu trong RAM.</w:t>
+        <w:t>RESTful API [3], [5] là kiến trúc thiết kế API dựa trên các nguyên tắc của REST (Representational State Transfer), sử dụng HTTP protocol để giao tiếp giữa client và server. RESTful API được ưa chuộng nhờ tính đơn giản, dễ hiểu, và khả năng mở rộng tốt.</w:t>
       </w:r>
     </w:p>
     <w:p>
@@ -5589,7 +5605,7 @@
           <w:i w:val="0"/>
           <w:sz w:val="26"/>
         </w:rPr>
-        <w:t>Các use case phổ biến:</w:t>
+        <w:t>Các nguyên tắc thiết kế RESTful API:</w:t>
       </w:r>
     </w:p>
     <w:p>
@@ -5605,7 +5621,7 @@
           <w:i w:val="0"/>
           <w:sz w:val="26"/>
         </w:rPr>
-        <w:t>Caching: Cache kết quả query, API response để giảm tải database</w:t>
+        <w:t>Resource-based: Mọi thứ đều là resource, được định danh bằng URI (ví dụ: /users, /orders)</w:t>
       </w:r>
     </w:p>
     <w:p>
@@ -5621,7 +5637,7 @@
           <w:i w:val="0"/>
           <w:sz w:val="26"/>
         </w:rPr>
-        <w:t>Session Management: Lưu trữ user session trong môi trường distributed</w:t>
+        <w:t>HTTP Methods: Sử dụng GET (đọc), POST (tạo), PUT (cập nhật toàn bộ), PATCH (cập nhật từng phần), DELETE (xóa)</w:t>
       </w:r>
     </w:p>
     <w:p>
@@ -5637,7 +5653,7 @@
           <w:i w:val="0"/>
           <w:sz w:val="26"/>
         </w:rPr>
-        <w:t>Real-time Analytics: Đếm, ranking, leaderboard với tốc độ cao</w:t>
+        <w:t>Stateless: Mỗi request độc lập, server không lưu trữ session state của client</w:t>
       </w:r>
     </w:p>
     <w:p>
@@ -5653,7 +5669,7 @@
           <w:i w:val="0"/>
           <w:sz w:val="26"/>
         </w:rPr>
-        <w:t>Message Queue: Pub/Sub pattern cho real-time messaging</w:t>
+        <w:t>Status Codes: Sử dụng HTTP status codes chuẩn (200 OK, 201 Created, 400 Bad Request, 404 Not Found, 500 Internal Server Error)</w:t>
       </w:r>
     </w:p>
     <w:p>
@@ -5669,7 +5685,7 @@
           <w:i w:val="0"/>
           <w:sz w:val="26"/>
         </w:rPr>
-        <w:t>Rate Limiting: Kiểm soát số lượng request từ user/IP</w:t>
+        <w:t>HATEOAS: Response chứa links để client navigate đến các resource liên quan (optional)</w:t>
       </w:r>
     </w:p>
     <w:p>
@@ -5685,7 +5701,7 @@
           <w:i w:val="0"/>
           <w:sz w:val="26"/>
         </w:rPr>
-        <w:t>KiteClass Platform tích hợp Redis để cache dữ liệu thường xuyên truy cập như danh sách lớp học, thông tin user, cấu hình organization. Redis cũng được dùng để lưu session và implement rate limiting cho API endpoints, đảm bảo hệ thống ổn định khi có nhiều concurrent users.</w:t>
+        <w:t>Trong dự án SORA STEP4, tất cả các API được thiết kế theo chuẩn RESTful. Em đã học cách định nghĩa endpoint theo resource-based URL, chọn HTTP method phù hợp cho từng thao tác, thiết kế request/response body với JSON format, và xử lý error với status code rõ ràng. Kỹ năng thiết kế RESTful API giúp em xây dựng các API dễ sử dụng, dễ document, và dễ maintain.</w:t>
       </w:r>
     </w:p>
     <w:p>
@@ -5700,7 +5716,7 @@
           <w:color w:val="000000"/>
           <w:sz w:val="28"/>
         </w:rPr>
-        <w:t>2.4.5. Docker và Kubernetes</w:t>
+        <w:t>2.4.5. Git và Maven</w:t>
       </w:r>
     </w:p>
     <w:p>
@@ -5716,7 +5732,7 @@
           <w:i w:val="0"/>
           <w:sz w:val="26"/>
         </w:rPr>
-        <w:t>Docker [12] là nền tảng containerization cho phép đóng gói ứng dụng cùng với dependencies thành các container độc lập, đảm bảo ứng dụng chạy nhất quán trên mọi môi trường. Kubernetes [13] là hệ thống orchestration để quản lý, scaling và deploy containers trong production.</w:t>
+        <w:t>Git là hệ thống quản lý phiên bản phân tán (distributed version control system) phổ biến nhất hiện nay, cho phép nhiều developer làm việc đồng thời trên cùng một codebase. Maven là công cụ build automation và dependency management cho Java projects, giúp quản lý thư viện, compile code, chạy tests và package ứng dụng.</w:t>
       </w:r>
     </w:p>
     <w:p>
@@ -5732,7 +5748,7 @@
           <w:i w:val="0"/>
           <w:sz w:val="26"/>
         </w:rPr>
-        <w:t>Lợi ích của containerization:</w:t>
+        <w:t>Các tính năng chính:</w:t>
       </w:r>
     </w:p>
     <w:p>
@@ -5748,7 +5764,7 @@
           <w:i w:val="0"/>
           <w:sz w:val="26"/>
         </w:rPr>
-        <w:t>Consistency: Đảm bảo môi trường development, staging và production giống hệt nhau</w:t>
+        <w:t>Git: Version control, branching/merging, conflict resolution, commit history, remote repository (GitHub/GitLab)</w:t>
       </w:r>
     </w:p>
     <w:p>
@@ -5764,7 +5780,7 @@
           <w:i w:val="0"/>
           <w:sz w:val="26"/>
         </w:rPr>
-        <w:t>Isolation: Mỗi service chạy trong container riêng, tránh xung đột dependencies</w:t>
+        <w:t>Maven: Dependency management với pom.xml, build lifecycle (compile, test, package, install), plugin ecosystem</w:t>
       </w:r>
     </w:p>
     <w:p>
@@ -5780,7 +5796,7 @@
           <w:i w:val="0"/>
           <w:sz w:val="26"/>
         </w:rPr>
-        <w:t>Scalability: Dễ dàng scale horizontal bằng cách tạo thêm container instances</w:t>
+        <w:t>Git Workflow: Feature branching, pull request, code review, merge to main branch</w:t>
       </w:r>
     </w:p>
     <w:p>
@@ -5796,7 +5812,7 @@
           <w:i w:val="0"/>
           <w:sz w:val="26"/>
         </w:rPr>
-        <w:t>Resource Efficiency: Container nhẹ hơn VM, khởi động nhanh và tiết kiệm tài nguyên</w:t>
+        <w:t>Maven Convention: Cấu trúc thư mục chuẩn (src/main/java, src/test/java), naming convention</w:t>
       </w:r>
     </w:p>
     <w:p>
@@ -5812,7 +5828,7 @@
           <w:i w:val="0"/>
           <w:sz w:val="26"/>
         </w:rPr>
-        <w:t>DevOps Integration: Tích hợp tốt với CI/CD pipeline</w:t>
+        <w:t>CI/CD Integration: Tích hợp với Jenkins/GitLab CI để tự động build và deploy</w:t>
       </w:r>
     </w:p>
     <w:p>
@@ -5828,7 +5844,7 @@
           <w:i w:val="0"/>
           <w:sz w:val="26"/>
         </w:rPr>
-        <w:t>KiteClass Platform được containerized với Docker, mỗi service (backend, frontend, database, redis) chạy trong container riêng được định nghĩa trong docker-compose.yml. Trong production, Kubernetes được sử dụng để orchestrate containers, tự động scaling khi tải cao và ensure high availability với health checks và auto-restart.</w:t>
+        <w:t>Trong dự án SORA STEP4, Git được sử dụng để quản lý mã nguồn thiết kế và tài liệu. Em đã học cách commit code với message rõ ràng, tạo branch cho từng feature, merge code sau khi review, và resolve conflicts khi có. Maven được sử dụng để quản lý dependencies của Spring Boot project, compile code, chạy tests, và package thành JAR file. IntelliJ IDEA được sử dụng làm IDE chính, tích hợp sẵn Git và Maven để thuận tiện trong development.</w:t>
       </w:r>
     </w:p>
     <w:p>
@@ -5882,7 +5898,7 @@
           <w:i/>
           <w:sz w:val="24"/>
         </w:rPr>
-        <w:t>. Công nghệ và công cụ sử dụng trong thực tập</w:t>
+        <w:t>. Công nghệ và công cụ sử dụng trong thực tập SORA STEP4</w:t>
       </w:r>
     </w:p>
     <w:tbl>
@@ -5972,6 +5988,56 @@
                 <w:i w:val="0"/>
                 <w:sz w:val="24"/>
               </w:rPr>
+              <w:t>Database</w:t>
+            </w:r>
+          </w:p>
+        </w:tc>
+        <w:tc>
+          <w:tcPr>
+            <w:tcW w:type="dxa" w:w="3118"/>
+          </w:tcPr>
+          <w:p>
+            <w:r>
+              <w:rPr>
+                <w:rFonts w:ascii="Times New Roman" w:hAnsi="Times New Roman" w:eastAsia="Times New Roman"/>
+                <w:b w:val="0"/>
+                <w:i w:val="0"/>
+                <w:sz w:val="24"/>
+              </w:rPr>
+              <w:t>Oracle Database [1]</w:t>
+            </w:r>
+          </w:p>
+        </w:tc>
+        <w:tc>
+          <w:tcPr>
+            <w:tcW w:type="dxa" w:w="3685"/>
+          </w:tcPr>
+          <w:p>
+            <w:r>
+              <w:rPr>
+                <w:rFonts w:ascii="Times New Roman" w:hAnsi="Times New Roman" w:eastAsia="Times New Roman"/>
+                <w:b w:val="0"/>
+                <w:i w:val="0"/>
+                <w:sz w:val="24"/>
+              </w:rPr>
+              <w:t>Lưu trữ dữ liệu quan hệ, đảm bảo ACID</w:t>
+            </w:r>
+          </w:p>
+        </w:tc>
+      </w:tr>
+      <w:tr>
+        <w:tc>
+          <w:tcPr>
+            <w:tcW w:type="dxa" w:w="2268"/>
+          </w:tcPr>
+          <w:p>
+            <w:r>
+              <w:rPr>
+                <w:rFonts w:ascii="Times New Roman" w:hAnsi="Times New Roman" w:eastAsia="Times New Roman"/>
+                <w:b w:val="0"/>
+                <w:i w:val="0"/>
+                <w:sz w:val="24"/>
+              </w:rPr>
               <w:t>Backend Framework</w:t>
             </w:r>
           </w:p>
@@ -6022,7 +6088,7 @@
                 <w:i w:val="0"/>
                 <w:sz w:val="24"/>
               </w:rPr>
-              <w:t>Frontend Framework</w:t>
+              <w:t>Batch Processing</w:t>
             </w:r>
           </w:p>
         </w:tc>
@@ -6038,7 +6104,7 @@
                 <w:i w:val="0"/>
                 <w:sz w:val="24"/>
               </w:rPr>
-              <w:t>Next.js [9]</w:t>
+              <w:t>Spring Batch [2]</w:t>
             </w:r>
           </w:p>
         </w:tc>
@@ -6054,7 +6120,7 @@
                 <w:i w:val="0"/>
                 <w:sz w:val="24"/>
               </w:rPr>
-              <w:t>Xây dựng giao diện người dùng hiện đại</w:t>
+              <w:t>Xử lý dữ liệu hàng loạt, scheduled jobs</w:t>
             </w:r>
           </w:p>
         </w:tc>
@@ -6072,7 +6138,7 @@
                 <w:i w:val="0"/>
                 <w:sz w:val="24"/>
               </w:rPr>
-              <w:t>Database</w:t>
+              <w:t>API Architecture</w:t>
             </w:r>
           </w:p>
         </w:tc>
@@ -6088,7 +6154,7 @@
                 <w:i w:val="0"/>
                 <w:sz w:val="24"/>
               </w:rPr>
-              <w:t>PostgreSQL [10], Oracle [1]</w:t>
+              <w:t>RESTful API [3], [5]</w:t>
             </w:r>
           </w:p>
         </w:tc>
@@ -6104,157 +6170,7 @@
                 <w:i w:val="0"/>
                 <w:sz w:val="24"/>
               </w:rPr>
-              <w:t>Lưu trữ dữ liệu quan hệ</w:t>
-            </w:r>
-          </w:p>
-        </w:tc>
-      </w:tr>
-      <w:tr>
-        <w:tc>
-          <w:tcPr>
-            <w:tcW w:type="dxa" w:w="2268"/>
-          </w:tcPr>
-          <w:p>
-            <w:r>
-              <w:rPr>
-                <w:rFonts w:ascii="Times New Roman" w:hAnsi="Times New Roman" w:eastAsia="Times New Roman"/>
-                <w:b w:val="0"/>
-                <w:i w:val="0"/>
-                <w:sz w:val="24"/>
-              </w:rPr>
-              <w:t>Cache/Session</w:t>
-            </w:r>
-          </w:p>
-        </w:tc>
-        <w:tc>
-          <w:tcPr>
-            <w:tcW w:type="dxa" w:w="3118"/>
-          </w:tcPr>
-          <w:p>
-            <w:r>
-              <w:rPr>
-                <w:rFonts w:ascii="Times New Roman" w:hAnsi="Times New Roman" w:eastAsia="Times New Roman"/>
-                <w:b w:val="0"/>
-                <w:i w:val="0"/>
-                <w:sz w:val="24"/>
-              </w:rPr>
-              <w:t>Redis [11]</w:t>
-            </w:r>
-          </w:p>
-        </w:tc>
-        <w:tc>
-          <w:tcPr>
-            <w:tcW w:type="dxa" w:w="3685"/>
-          </w:tcPr>
-          <w:p>
-            <w:r>
-              <w:rPr>
-                <w:rFonts w:ascii="Times New Roman" w:hAnsi="Times New Roman" w:eastAsia="Times New Roman"/>
-                <w:b w:val="0"/>
-                <w:i w:val="0"/>
-                <w:sz w:val="24"/>
-              </w:rPr>
-              <w:t>Caching và session management</w:t>
-            </w:r>
-          </w:p>
-        </w:tc>
-      </w:tr>
-      <w:tr>
-        <w:tc>
-          <w:tcPr>
-            <w:tcW w:type="dxa" w:w="2268"/>
-          </w:tcPr>
-          <w:p>
-            <w:r>
-              <w:rPr>
-                <w:rFonts w:ascii="Times New Roman" w:hAnsi="Times New Roman" w:eastAsia="Times New Roman"/>
-                <w:b w:val="0"/>
-                <w:i w:val="0"/>
-                <w:sz w:val="24"/>
-              </w:rPr>
-              <w:t>Containerization</w:t>
-            </w:r>
-          </w:p>
-        </w:tc>
-        <w:tc>
-          <w:tcPr>
-            <w:tcW w:type="dxa" w:w="3118"/>
-          </w:tcPr>
-          <w:p>
-            <w:r>
-              <w:rPr>
-                <w:rFonts w:ascii="Times New Roman" w:hAnsi="Times New Roman" w:eastAsia="Times New Roman"/>
-                <w:b w:val="0"/>
-                <w:i w:val="0"/>
-                <w:sz w:val="24"/>
-              </w:rPr>
-              <w:t>Docker [12], Kubernetes [13]</w:t>
-            </w:r>
-          </w:p>
-        </w:tc>
-        <w:tc>
-          <w:tcPr>
-            <w:tcW w:type="dxa" w:w="3685"/>
-          </w:tcPr>
-          <w:p>
-            <w:r>
-              <w:rPr>
-                <w:rFonts w:ascii="Times New Roman" w:hAnsi="Times New Roman" w:eastAsia="Times New Roman"/>
-                <w:b w:val="0"/>
-                <w:i w:val="0"/>
-                <w:sz w:val="24"/>
-              </w:rPr>
-              <w:t>Đóng gói và deploy ứng dụng</w:t>
-            </w:r>
-          </w:p>
-        </w:tc>
-      </w:tr>
-      <w:tr>
-        <w:tc>
-          <w:tcPr>
-            <w:tcW w:type="dxa" w:w="2268"/>
-          </w:tcPr>
-          <w:p>
-            <w:r>
-              <w:rPr>
-                <w:rFonts w:ascii="Times New Roman" w:hAnsi="Times New Roman" w:eastAsia="Times New Roman"/>
-                <w:b w:val="0"/>
-                <w:i w:val="0"/>
-                <w:sz w:val="24"/>
-              </w:rPr>
-              <w:t>IDE</w:t>
-            </w:r>
-          </w:p>
-        </w:tc>
-        <w:tc>
-          <w:tcPr>
-            <w:tcW w:type="dxa" w:w="3118"/>
-          </w:tcPr>
-          <w:p>
-            <w:r>
-              <w:rPr>
-                <w:rFonts w:ascii="Times New Roman" w:hAnsi="Times New Roman" w:eastAsia="Times New Roman"/>
-                <w:b w:val="0"/>
-                <w:i w:val="0"/>
-                <w:sz w:val="24"/>
-              </w:rPr>
-              <w:t>IntelliJ IDEA, VS Code</w:t>
-            </w:r>
-          </w:p>
-        </w:tc>
-        <w:tc>
-          <w:tcPr>
-            <w:tcW w:type="dxa" w:w="3685"/>
-          </w:tcPr>
-          <w:p>
-            <w:r>
-              <w:rPr>
-                <w:rFonts w:ascii="Times New Roman" w:hAnsi="Times New Roman" w:eastAsia="Times New Roman"/>
-                <w:b w:val="0"/>
-                <w:i w:val="0"/>
-                <w:sz w:val="24"/>
-              </w:rPr>
-              <w:t>Môi trường phát triển</w:t>
+              <w:t>Thiết kế API theo chuẩn REST</w:t>
             </w:r>
           </w:p>
         </w:tc>
@@ -6304,7 +6220,107 @@
                 <w:i w:val="0"/>
                 <w:sz w:val="24"/>
               </w:rPr>
-              <w:t>Quản lý mã nguồn</w:t>
+              <w:t>Quản lý mã nguồn và collaboration</w:t>
+            </w:r>
+          </w:p>
+        </w:tc>
+      </w:tr>
+      <w:tr>
+        <w:tc>
+          <w:tcPr>
+            <w:tcW w:type="dxa" w:w="2268"/>
+          </w:tcPr>
+          <w:p>
+            <w:r>
+              <w:rPr>
+                <w:rFonts w:ascii="Times New Roman" w:hAnsi="Times New Roman" w:eastAsia="Times New Roman"/>
+                <w:b w:val="0"/>
+                <w:i w:val="0"/>
+                <w:sz w:val="24"/>
+              </w:rPr>
+              <w:t>Build Tool</w:t>
+            </w:r>
+          </w:p>
+        </w:tc>
+        <w:tc>
+          <w:tcPr>
+            <w:tcW w:type="dxa" w:w="3118"/>
+          </w:tcPr>
+          <w:p>
+            <w:r>
+              <w:rPr>
+                <w:rFonts w:ascii="Times New Roman" w:hAnsi="Times New Roman" w:eastAsia="Times New Roman"/>
+                <w:b w:val="0"/>
+                <w:i w:val="0"/>
+                <w:sz w:val="24"/>
+              </w:rPr>
+              <w:t>Maven</w:t>
+            </w:r>
+          </w:p>
+        </w:tc>
+        <w:tc>
+          <w:tcPr>
+            <w:tcW w:type="dxa" w:w="3685"/>
+          </w:tcPr>
+          <w:p>
+            <w:r>
+              <w:rPr>
+                <w:rFonts w:ascii="Times New Roman" w:hAnsi="Times New Roman" w:eastAsia="Times New Roman"/>
+                <w:b w:val="0"/>
+                <w:i w:val="0"/>
+                <w:sz w:val="24"/>
+              </w:rPr>
+              <w:t>Dependency management và build automation</w:t>
+            </w:r>
+          </w:p>
+        </w:tc>
+      </w:tr>
+      <w:tr>
+        <w:tc>
+          <w:tcPr>
+            <w:tcW w:type="dxa" w:w="2268"/>
+          </w:tcPr>
+          <w:p>
+            <w:r>
+              <w:rPr>
+                <w:rFonts w:ascii="Times New Roman" w:hAnsi="Times New Roman" w:eastAsia="Times New Roman"/>
+                <w:b w:val="0"/>
+                <w:i w:val="0"/>
+                <w:sz w:val="24"/>
+              </w:rPr>
+              <w:t>IDE</w:t>
+            </w:r>
+          </w:p>
+        </w:tc>
+        <w:tc>
+          <w:tcPr>
+            <w:tcW w:type="dxa" w:w="3118"/>
+          </w:tcPr>
+          <w:p>
+            <w:r>
+              <w:rPr>
+                <w:rFonts w:ascii="Times New Roman" w:hAnsi="Times New Roman" w:eastAsia="Times New Roman"/>
+                <w:b w:val="0"/>
+                <w:i w:val="0"/>
+                <w:sz w:val="24"/>
+              </w:rPr>
+              <w:t>IntelliJ IDEA</w:t>
+            </w:r>
+          </w:p>
+        </w:tc>
+        <w:tc>
+          <w:tcPr>
+            <w:tcW w:type="dxa" w:w="3685"/>
+          </w:tcPr>
+          <w:p>
+            <w:r>
+              <w:rPr>
+                <w:rFonts w:ascii="Times New Roman" w:hAnsi="Times New Roman" w:eastAsia="Times New Roman"/>
+                <w:b w:val="0"/>
+                <w:i w:val="0"/>
+                <w:sz w:val="24"/>
+              </w:rPr>
+              <w:t>Môi trường phát triển Java</w:t>
             </w:r>
           </w:p>
         </w:tc>
@@ -6338,7 +6354,7 @@
                 <w:i w:val="0"/>
                 <w:sz w:val="24"/>
               </w:rPr>
-              <w:t>Claude AI [4], OpenAI GPT-4 [14]</w:t>
+              <w:t>Claude AI [4]</w:t>
             </w:r>
           </w:p>
         </w:tc>
@@ -6354,7 +6370,7 @@
                 <w:i w:val="0"/>
                 <w:sz w:val="24"/>
               </w:rPr>
-              <w:t>Hỗ trợ kiểm tra thiết kế</w:t>
+              <w:t>Hỗ trợ kiểm tra chất lượng thiết kế</w:t>
             </w:r>
           </w:p>
         </w:tc>
@@ -7367,7 +7383,7 @@
           <w:i w:val="0"/>
           <w:sz w:val="26"/>
         </w:rPr>
-        <w:t>Đợt thực tập này có ý nghĩa quan trọng như một bước chuẩn bị nền tảng cho đồ án tốt nghiệp của em với đề tài "KiteClass Platform - Nền tảng quản lý lớp học trực tuyến dựa trên kiến trúc SaaS Multi-tenant". Các kiến thức và kỹ năng tích lũy được trong quá trình thực tập có liên hệ trực tiếp với đồ án tốt nghiệp:</w:t>
+        <w:t>Đợt thực tập này có ý nghĩa quan trọng như một bước chuẩn bị nền tảng cho đồ án tốt nghiệp của em với đề tài "XÂY DỰNG HỆ THỐNG SAAS CUNG CẤP DỊCH VỤ ĐÀO TẠO". Các kiến thức và kỹ năng tích lũy được trong quá trình thực tập có liên hệ trực tiếp với đồ án tốt nghiệp:</w:t>
       </w:r>
     </w:p>
     <w:p>
@@ -7383,7 +7399,7 @@
           <w:i w:val="0"/>
           <w:sz w:val="26"/>
         </w:rPr>
-        <w:t>Kinh nghiệm thiết kế cơ sở dữ liệu sẽ được áp dụng để xây dựng schema cho KiteClass Platform với các entity: Organization, User, Class, Assignment, Submission, Grade</w:t>
+        <w:t>Kinh nghiệm thiết kế cơ sở dữ liệu Oracle sẽ được áp dụng để xây dựng database schema cho hệ thống SaaS đào tạo với các entity như Organization, User, Course, Enrollment, Assessment</w:t>
       </w:r>
     </w:p>
     <w:p>
@@ -7399,7 +7415,7 @@
           <w:i w:val="0"/>
           <w:sz w:val="26"/>
         </w:rPr>
-        <w:t>Kiến thức về kiến trúc Multi-tenant học được từ các dự án offshore sẽ được vận dụng để thiết kế hệ thống cho phép nhiều trường học/tổ chức sử dụng chung nền tảng</w:t>
+        <w:t>Kiến thức về kiến trúc Multi-tenant học được từ các dự án offshore sẽ được vận dụng để thiết kế hệ thống cho phép nhiều tổ chức đào tạo sử dụng chung nền tảng SaaS</w:t>
       </w:r>
     </w:p>
     <w:p>
@@ -7415,7 +7431,7 @@
           <w:i w:val="0"/>
           <w:sz w:val="26"/>
         </w:rPr>
-        <w:t>Kỹ năng thiết kế API RESTful sẽ được áp dụng để xây dựng backend cho KiteClass Platform sử dụng Java Spring Boot và PostgreSQL</w:t>
+        <w:t>Kỹ năng thiết kế API RESTful sẽ được áp dụng để xây dựng backend API cho hệ thống SaaS sử dụng Java Spring Boot và PostgreSQL</w:t>
       </w:r>
     </w:p>
     <w:p>
@@ -7431,7 +7447,7 @@
           <w:i w:val="0"/>
           <w:sz w:val="26"/>
         </w:rPr>
-        <w:t>Kinh nghiệm làm việc với công nghệ hiện đại (Docker, Redis, AI) sẽ giúp em triển khai các tính năng nâng cao như caching, containerization và tích hợp AI hỗ trợ chấm bài</w:t>
+        <w:t>Kinh nghiệm thiết kế batch processing với Spring Batch sẽ giúp em triển khai các tính năng như import dữ liệu hàng loạt, generate báo cáo định kỳ, đồng bộ dữ liệu giữa các module</w:t>
       </w:r>
     </w:p>
     <w:p>
@@ -7447,7 +7463,7 @@
           <w:i w:val="0"/>
           <w:sz w:val="26"/>
         </w:rPr>
-        <w:t>Quy trình làm việc chuyên nghiệp học được từ công ty sẽ được áp dụng vào quản lý dự án đồ án tốt nghiệp: phân tích yêu cầu, thiết kế hệ thống, review code, testing</w:t>
+        <w:t>Quy trình làm việc chuyên nghiệp học được từ công ty sẽ được áp dụng vào quản lý dự án đồ án tốt nghiệp: phân tích yêu cầu, thiết kế hệ thống, review thiết kế, testing</w:t>
       </w:r>
     </w:p>
     <w:p>
@@ -7495,7 +7511,7 @@
           <w:i w:val="0"/>
           <w:sz w:val="26"/>
         </w:rPr>
-        <w:t>Hoàn thành tốt đồ án tốt nghiệp với đề tài KiteClass Platform - áp dụng kiến thức đã tích lũy</w:t>
+        <w:t>Hoàn thành tốt đồ án tốt nghiệp về hệ thống SaaS đào tạo - áp dụng kiến thức đã tích lũy</w:t>
       </w:r>
     </w:p>
     <w:p>
@@ -7511,7 +7527,7 @@
           <w:i w:val="0"/>
           <w:sz w:val="26"/>
         </w:rPr>
-        <w:t>Tiếp tục học hỏi và nâng cao kỹ năng lập trình (Java, TypeScript, Python)</w:t>
+        <w:t>Tiếp tục học hỏi và nâng cao kỹ năng lập trình (Java, Spring Boot, PostgreSQL)</w:t>
       </w:r>
     </w:p>
     <w:p>
@@ -7795,7 +7811,7 @@
           <w:i w:val="0"/>
           <w:sz w:val="26"/>
         </w:rPr>
-        <w:t>Chuẩn bị nền tảng kiến thức vững chắc cho đồ án tốt nghiệp KiteClass Platform</w:t>
+        <w:t>Chuẩn bị nền tảng kiến thức vững chắc cho đồ án tốt nghiệp về hệ thống SaaS đào tạo</w:t>
       </w:r>
     </w:p>
     <w:p>
@@ -8419,7 +8435,7 @@
           <w:i w:val="0"/>
           <w:sz w:val="26"/>
         </w:rPr>
-        <w:t xml:space="preserve">Vercel Inc., </w:t>
+        <w:t xml:space="preserve">Apache Software Foundation, </w:t>
       </w:r>
       <w:r>
         <w:rPr>
@@ -8428,7 +8444,7 @@
           <w:i/>
           <w:sz w:val="26"/>
         </w:rPr>
-        <w:t xml:space="preserve">"Next.js Documentation - The React Framework for the Web," </w:t>
+        <w:t xml:space="preserve">"Maven Documentation - Welcome to Apache Maven," </w:t>
       </w:r>
       <w:r>
         <w:rPr>
@@ -8457,7 +8473,7 @@
           <w:sz w:val="26"/>
           <w:u w:val="single"/>
         </w:rPr>
-        <w:t>https://nextjs.org/docs</w:t>
+        <w:t>https://maven.apache.org/guides/</w:t>
       </w:r>
       <w:r>
         <w:rPr>
@@ -8500,7 +8516,7 @@
           <w:i w:val="0"/>
           <w:sz w:val="26"/>
         </w:rPr>
-        <w:t xml:space="preserve">PostgreSQL Global Development Group, </w:t>
+        <w:t xml:space="preserve">Software Freedom Conservancy, </w:t>
       </w:r>
       <w:r>
         <w:rPr>
@@ -8509,16 +8525,16 @@
           <w:i/>
           <w:sz w:val="26"/>
         </w:rPr>
-        <w:t xml:space="preserve">"PostgreSQL 16 Documentation," </w:t>
-      </w:r>
-      <w:r>
-        <w:rPr>
-          <w:rFonts w:ascii="Times New Roman" w:hAnsi="Times New Roman" w:eastAsia="Times New Roman"/>
-          <w:b w:val="0"/>
-          <w:i w:val="0"/>
-          <w:sz w:val="26"/>
-        </w:rPr>
-        <w:t xml:space="preserve">2024. </w:t>
+        <w:t xml:space="preserve">"Git Documentation - Reference Manual," </w:t>
+      </w:r>
+      <w:r>
+        <w:rPr>
+          <w:rFonts w:ascii="Times New Roman" w:hAnsi="Times New Roman" w:eastAsia="Times New Roman"/>
+          <w:b w:val="0"/>
+          <w:i w:val="0"/>
+          <w:sz w:val="26"/>
+        </w:rPr>
+        <w:t xml:space="preserve">2025. </w:t>
       </w:r>
       <w:r>
         <w:rPr>
@@ -8538,7 +8554,7 @@
           <w:sz w:val="26"/>
           <w:u w:val="single"/>
         </w:rPr>
-        <w:t>https://www.postgresql.org/docs/16/</w:t>
+        <w:t>https://git-scm.com/doc</w:t>
       </w:r>
       <w:r>
         <w:rPr>
@@ -8581,7 +8597,7 @@
           <w:i w:val="0"/>
           <w:sz w:val="26"/>
         </w:rPr>
-        <w:t xml:space="preserve">Redis Ltd., </w:t>
+        <w:t xml:space="preserve">JetBrains s.r.o., </w:t>
       </w:r>
       <w:r>
         <w:rPr>
@@ -8590,7 +8606,7 @@
           <w:i/>
           <w:sz w:val="26"/>
         </w:rPr>
-        <w:t xml:space="preserve">"Redis Documentation - The Real-time Data Platform," </w:t>
+        <w:t xml:space="preserve">"IntelliJ IDEA Documentation - The Java IDE," </w:t>
       </w:r>
       <w:r>
         <w:rPr>
@@ -8619,7 +8635,7 @@
           <w:sz w:val="26"/>
           <w:u w:val="single"/>
         </w:rPr>
-        <w:t>https://redis.io/docs/</w:t>
+        <w:t>https://www.jetbrains.com/idea/documentation/</w:t>
       </w:r>
       <w:r>
         <w:rPr>
@@ -8662,7 +8678,7 @@
           <w:i w:val="0"/>
           <w:sz w:val="26"/>
         </w:rPr>
-        <w:t xml:space="preserve">Docker Inc., </w:t>
+        <w:t xml:space="preserve">E. F. Codd, </w:t>
       </w:r>
       <w:r>
         <w:rPr>
@@ -8671,54 +8687,25 @@
           <w:i/>
           <w:sz w:val="26"/>
         </w:rPr>
-        <w:t xml:space="preserve">"Docker Documentation - Build, Share, and Run Applications," </w:t>
-      </w:r>
-      <w:r>
-        <w:rPr>
-          <w:rFonts w:ascii="Times New Roman" w:hAnsi="Times New Roman" w:eastAsia="Times New Roman"/>
-          <w:b w:val="0"/>
-          <w:i w:val="0"/>
-          <w:sz w:val="26"/>
-        </w:rPr>
-        <w:t xml:space="preserve">2025. </w:t>
-      </w:r>
-      <w:r>
-        <w:rPr>
-          <w:rFonts w:ascii="Times New Roman" w:hAnsi="Times New Roman" w:eastAsia="Times New Roman"/>
-          <w:b w:val="0"/>
-          <w:i w:val="0"/>
-          <w:sz w:val="26"/>
-        </w:rPr>
-        <w:t xml:space="preserve">[Online]. Available: </w:t>
-      </w:r>
-      <w:r>
-        <w:rPr>
-          <w:rFonts w:ascii="Times New Roman" w:hAnsi="Times New Roman" w:eastAsia="Times New Roman"/>
-          <w:b w:val="0"/>
-          <w:i w:val="0"/>
-          <w:color w:val="0000FF"/>
-          <w:sz w:val="26"/>
-          <w:u w:val="single"/>
-        </w:rPr>
-        <w:t>https://docs.docker.com/</w:t>
-      </w:r>
-      <w:r>
-        <w:rPr>
-          <w:rFonts w:ascii="Times New Roman" w:hAnsi="Times New Roman" w:eastAsia="Times New Roman"/>
-          <w:b w:val="0"/>
-          <w:i w:val="0"/>
-          <w:sz w:val="26"/>
-        </w:rPr>
-        <w:t xml:space="preserve"> (accessed Feb. 01, 2026)</w:t>
-      </w:r>
-      <w:r>
-        <w:rPr>
-          <w:rFonts w:ascii="Times New Roman" w:hAnsi="Times New Roman" w:eastAsia="Times New Roman"/>
-          <w:b w:val="0"/>
-          <w:i w:val="0"/>
-          <w:sz w:val="26"/>
-        </w:rPr>
-        <w:t>.</w:t>
+        <w:t xml:space="preserve">Further Normalization of the Data Base Relational Model. </w:t>
+      </w:r>
+      <w:r>
+        <w:rPr>
+          <w:rFonts w:ascii="Times New Roman" w:hAnsi="Times New Roman" w:eastAsia="Times New Roman"/>
+          <w:b w:val="0"/>
+          <w:i w:val="0"/>
+          <w:sz w:val="26"/>
+        </w:rPr>
+        <w:t xml:space="preserve">IBM Research Report RJ909, </w:t>
+      </w:r>
+      <w:r>
+        <w:rPr>
+          <w:rFonts w:ascii="Times New Roman" w:hAnsi="Times New Roman" w:eastAsia="Times New Roman"/>
+          <w:b w:val="0"/>
+          <w:i w:val="0"/>
+          <w:sz w:val="26"/>
+        </w:rPr>
+        <w:t>1972.</w:t>
       </w:r>
     </w:p>
     <w:p>
@@ -8743,168 +8730,6 @@
           <w:i w:val="0"/>
           <w:sz w:val="26"/>
         </w:rPr>
-        <w:t xml:space="preserve">The Kubernetes Authors, </w:t>
-      </w:r>
-      <w:r>
-        <w:rPr>
-          <w:rFonts w:ascii="Times New Roman" w:hAnsi="Times New Roman" w:eastAsia="Times New Roman"/>
-          <w:b w:val="0"/>
-          <w:i/>
-          <w:sz w:val="26"/>
-        </w:rPr>
-        <w:t xml:space="preserve">"Kubernetes Documentation - Production-Grade Container Orchestration," </w:t>
-      </w:r>
-      <w:r>
-        <w:rPr>
-          <w:rFonts w:ascii="Times New Roman" w:hAnsi="Times New Roman" w:eastAsia="Times New Roman"/>
-          <w:b w:val="0"/>
-          <w:i w:val="0"/>
-          <w:sz w:val="26"/>
-        </w:rPr>
-        <w:t xml:space="preserve">2025. </w:t>
-      </w:r>
-      <w:r>
-        <w:rPr>
-          <w:rFonts w:ascii="Times New Roman" w:hAnsi="Times New Roman" w:eastAsia="Times New Roman"/>
-          <w:b w:val="0"/>
-          <w:i w:val="0"/>
-          <w:sz w:val="26"/>
-        </w:rPr>
-        <w:t xml:space="preserve">[Online]. Available: </w:t>
-      </w:r>
-      <w:r>
-        <w:rPr>
-          <w:rFonts w:ascii="Times New Roman" w:hAnsi="Times New Roman" w:eastAsia="Times New Roman"/>
-          <w:b w:val="0"/>
-          <w:i w:val="0"/>
-          <w:color w:val="0000FF"/>
-          <w:sz w:val="26"/>
-          <w:u w:val="single"/>
-        </w:rPr>
-        <w:t>https://kubernetes.io/docs/</w:t>
-      </w:r>
-      <w:r>
-        <w:rPr>
-          <w:rFonts w:ascii="Times New Roman" w:hAnsi="Times New Roman" w:eastAsia="Times New Roman"/>
-          <w:b w:val="0"/>
-          <w:i w:val="0"/>
-          <w:sz w:val="26"/>
-        </w:rPr>
-        <w:t xml:space="preserve"> (accessed Feb. 01, 2026)</w:t>
-      </w:r>
-      <w:r>
-        <w:rPr>
-          <w:rFonts w:ascii="Times New Roman" w:hAnsi="Times New Roman" w:eastAsia="Times New Roman"/>
-          <w:b w:val="0"/>
-          <w:i w:val="0"/>
-          <w:sz w:val="26"/>
-        </w:rPr>
-        <w:t>.</w:t>
-      </w:r>
-    </w:p>
-    <w:p>
-      <w:pPr>
-        <w:spacing w:after="120"/>
-        <w:ind w:left="357" w:hanging="357"/>
-        <w:jc w:val="both"/>
-      </w:pPr>
-      <w:r>
-        <w:rPr>
-          <w:rFonts w:ascii="Times New Roman" w:hAnsi="Times New Roman" w:eastAsia="Times New Roman"/>
-          <w:b w:val="0"/>
-          <w:i w:val="0"/>
-          <w:sz w:val="26"/>
-        </w:rPr>
-        <w:t xml:space="preserve">[14] </w:t>
-      </w:r>
-      <w:r>
-        <w:rPr>
-          <w:rFonts w:ascii="Times New Roman" w:hAnsi="Times New Roman" w:eastAsia="Times New Roman"/>
-          <w:b w:val="0"/>
-          <w:i w:val="0"/>
-          <w:sz w:val="26"/>
-        </w:rPr>
-        <w:t xml:space="preserve">OpenAI, </w:t>
-      </w:r>
-      <w:r>
-        <w:rPr>
-          <w:rFonts w:ascii="Times New Roman" w:hAnsi="Times New Roman" w:eastAsia="Times New Roman"/>
-          <w:b w:val="0"/>
-          <w:i/>
-          <w:sz w:val="26"/>
-        </w:rPr>
-        <w:t xml:space="preserve">"GPT-4 Technical Report," </w:t>
-      </w:r>
-      <w:r>
-        <w:rPr>
-          <w:rFonts w:ascii="Times New Roman" w:hAnsi="Times New Roman" w:eastAsia="Times New Roman"/>
-          <w:b w:val="0"/>
-          <w:i w:val="0"/>
-          <w:sz w:val="26"/>
-        </w:rPr>
-        <w:t xml:space="preserve">2024. </w:t>
-      </w:r>
-      <w:r>
-        <w:rPr>
-          <w:rFonts w:ascii="Times New Roman" w:hAnsi="Times New Roman" w:eastAsia="Times New Roman"/>
-          <w:b w:val="0"/>
-          <w:i w:val="0"/>
-          <w:sz w:val="26"/>
-        </w:rPr>
-        <w:t xml:space="preserve">[Online]. Available: </w:t>
-      </w:r>
-      <w:r>
-        <w:rPr>
-          <w:rFonts w:ascii="Times New Roman" w:hAnsi="Times New Roman" w:eastAsia="Times New Roman"/>
-          <w:b w:val="0"/>
-          <w:i w:val="0"/>
-          <w:color w:val="0000FF"/>
-          <w:sz w:val="26"/>
-          <w:u w:val="single"/>
-        </w:rPr>
-        <w:t>https://arxiv.org/abs/2303.08774</w:t>
-      </w:r>
-      <w:r>
-        <w:rPr>
-          <w:rFonts w:ascii="Times New Roman" w:hAnsi="Times New Roman" w:eastAsia="Times New Roman"/>
-          <w:b w:val="0"/>
-          <w:i w:val="0"/>
-          <w:sz w:val="26"/>
-        </w:rPr>
-        <w:t xml:space="preserve"> (accessed Jan. 20, 2026)</w:t>
-      </w:r>
-      <w:r>
-        <w:rPr>
-          <w:rFonts w:ascii="Times New Roman" w:hAnsi="Times New Roman" w:eastAsia="Times New Roman"/>
-          <w:b w:val="0"/>
-          <w:i w:val="0"/>
-          <w:sz w:val="26"/>
-        </w:rPr>
-        <w:t>.</w:t>
-      </w:r>
-    </w:p>
-    <w:p>
-      <w:pPr>
-        <w:spacing w:after="120"/>
-        <w:ind w:left="357" w:hanging="357"/>
-        <w:jc w:val="both"/>
-      </w:pPr>
-      <w:r>
-        <w:rPr>
-          <w:rFonts w:ascii="Times New Roman" w:hAnsi="Times New Roman" w:eastAsia="Times New Roman"/>
-          <w:b w:val="0"/>
-          <w:i w:val="0"/>
-          <w:sz w:val="26"/>
-        </w:rPr>
-        <w:t xml:space="preserve">[15] </w:t>
-      </w:r>
-      <w:r>
-        <w:rPr>
-          <w:rFonts w:ascii="Times New Roman" w:hAnsi="Times New Roman" w:eastAsia="Times New Roman"/>
-          <w:b w:val="0"/>
-          <w:i w:val="0"/>
-          <w:sz w:val="26"/>
-        </w:rPr>
         <w:t xml:space="preserve">C. Richardson, </w:t>
       </w:r>
       <w:r>
@@ -8967,7 +8792,7 @@
           <w:color w:val="000000"/>
           <w:sz w:val="32"/>
         </w:rPr>
-        <w:t>Phụ lục A: Nhật ký thực tập</w:t>
+        <w:t>Phụ lục A: Nhật ký thực tập chi tiết</w:t>
       </w:r>
     </w:p>
     <w:p>
@@ -8985,744 +8810,2728 @@
         <w:t>Thời gian thực tập: Từ ngày 01/12/2025 đến ngày 01/03/2026</w:t>
       </w:r>
     </w:p>
-    <w:tbl>
-      <w:tblPr>
-        <w:tblStyle w:val="TableGrid"/>
-        <w:tblW w:type="auto" w:w="0"/>
-        <w:jc w:val="center"/>
-        <w:tblLook w:firstColumn="1" w:firstRow="1" w:lastColumn="0" w:lastRow="0" w:noHBand="0" w:noVBand="1" w:val="04A0"/>
-      </w:tblPr>
-      <w:tblGrid>
-        <w:gridCol w:w="1440"/>
-        <w:gridCol w:w="1440"/>
-        <w:gridCol w:w="1440"/>
-        <w:gridCol w:w="1440"/>
-        <w:gridCol w:w="1440"/>
-        <w:gridCol w:w="1440"/>
-      </w:tblGrid>
-      <w:tr>
-        <w:tc>
-          <w:tcPr>
-            <w:tcW w:type="dxa" w:w="680"/>
-            <w:shd w:fill="D9E2F3"/>
-          </w:tcPr>
-          <w:p>
-            <w:pPr>
-              <w:jc w:val="center"/>
-            </w:pPr>
-            <w:r>
-              <w:rPr>
-                <w:rFonts w:ascii="Times New Roman" w:hAnsi="Times New Roman" w:eastAsia="Times New Roman"/>
-                <w:b/>
-                <w:i w:val="0"/>
-                <w:sz w:val="22"/>
-              </w:rPr>
-              <w:t>Tuần</w:t>
-            </w:r>
-          </w:p>
-        </w:tc>
-        <w:tc>
-          <w:tcPr>
-            <w:tcW w:type="dxa" w:w="1134"/>
-            <w:shd w:fill="D9E2F3"/>
-          </w:tcPr>
-          <w:p>
-            <w:pPr>
-              <w:jc w:val="center"/>
-            </w:pPr>
-            <w:r>
-              <w:rPr>
-                <w:rFonts w:ascii="Times New Roman" w:hAnsi="Times New Roman" w:eastAsia="Times New Roman"/>
-                <w:b/>
-                <w:i w:val="0"/>
-                <w:sz w:val="22"/>
-              </w:rPr>
-              <w:t>Thời gian</w:t>
-            </w:r>
-          </w:p>
-        </w:tc>
-        <w:tc>
-          <w:tcPr>
-            <w:tcW w:type="dxa" w:w="1587"/>
-            <w:shd w:fill="D9E2F3"/>
-          </w:tcPr>
-          <w:p>
-            <w:pPr>
-              <w:jc w:val="center"/>
-            </w:pPr>
-            <w:r>
-              <w:rPr>
-                <w:rFonts w:ascii="Times New Roman" w:hAnsi="Times New Roman" w:eastAsia="Times New Roman"/>
-                <w:b/>
-                <w:i w:val="0"/>
-                <w:sz w:val="22"/>
-              </w:rPr>
-              <w:t>Mục tiêu tuần</w:t>
-            </w:r>
-          </w:p>
-        </w:tc>
-        <w:tc>
-          <w:tcPr>
-            <w:tcW w:type="dxa" w:w="2551"/>
-            <w:shd w:fill="D9E2F3"/>
-          </w:tcPr>
-          <w:p>
-            <w:pPr>
-              <w:jc w:val="center"/>
-            </w:pPr>
-            <w:r>
-              <w:rPr>
-                <w:rFonts w:ascii="Times New Roman" w:hAnsi="Times New Roman" w:eastAsia="Times New Roman"/>
-                <w:b/>
-                <w:i w:val="0"/>
-                <w:sz w:val="22"/>
-              </w:rPr>
-              <w:t>Công việc thực hiện</w:t>
-            </w:r>
-          </w:p>
-        </w:tc>
-        <w:tc>
-          <w:tcPr>
-            <w:tcW w:type="dxa" w:w="1701"/>
-            <w:shd w:fill="D9E2F3"/>
-          </w:tcPr>
-          <w:p>
-            <w:pPr>
-              <w:jc w:val="center"/>
-            </w:pPr>
-            <w:r>
-              <w:rPr>
-                <w:rFonts w:ascii="Times New Roman" w:hAnsi="Times New Roman" w:eastAsia="Times New Roman"/>
-                <w:b/>
-                <w:i w:val="0"/>
-                <w:sz w:val="22"/>
-              </w:rPr>
-              <w:t>Kết quả</w:t>
-            </w:r>
-          </w:p>
-        </w:tc>
-        <w:tc>
-          <w:tcPr>
-            <w:tcW w:type="dxa" w:w="1417"/>
-            <w:shd w:fill="D9E2F3"/>
-          </w:tcPr>
-          <w:p>
-            <w:pPr>
-              <w:jc w:val="center"/>
-            </w:pPr>
-            <w:r>
-              <w:rPr>
-                <w:rFonts w:ascii="Times New Roman" w:hAnsi="Times New Roman" w:eastAsia="Times New Roman"/>
-                <w:b/>
-                <w:i w:val="0"/>
-                <w:sz w:val="22"/>
-              </w:rPr>
-              <w:t>Ghi chú</w:t>
-            </w:r>
-          </w:p>
-        </w:tc>
-      </w:tr>
-      <w:tr>
-        <w:tc>
-          <w:tcPr>
-            <w:tcW w:type="dxa" w:w="680"/>
-          </w:tcPr>
-          <w:p>
-            <w:pPr>
-              <w:jc w:val="center"/>
-            </w:pPr>
-            <w:r>
-              <w:rPr>
-                <w:rFonts w:ascii="Times New Roman" w:hAnsi="Times New Roman" w:eastAsia="Times New Roman"/>
-                <w:b w:val="0"/>
-                <w:i w:val="0"/>
-                <w:sz w:val="22"/>
-              </w:rPr>
-              <w:t>1-2</w:t>
-            </w:r>
-          </w:p>
-        </w:tc>
-        <w:tc>
-          <w:tcPr>
-            <w:tcW w:type="dxa" w:w="1134"/>
-          </w:tcPr>
-          <w:p>
-            <w:r>
-              <w:rPr>
-                <w:rFonts w:ascii="Times New Roman" w:hAnsi="Times New Roman" w:eastAsia="Times New Roman"/>
-                <w:b w:val="0"/>
-                <w:i w:val="0"/>
-                <w:sz w:val="22"/>
-              </w:rPr>
-              <w:t>26/06 – 09/07</w:t>
-            </w:r>
-          </w:p>
-        </w:tc>
-        <w:tc>
-          <w:tcPr>
-            <w:tcW w:type="dxa" w:w="1587"/>
-          </w:tcPr>
-          <w:p>
-            <w:r>
-              <w:rPr>
-                <w:rFonts w:ascii="Times New Roman" w:hAnsi="Times New Roman" w:eastAsia="Times New Roman"/>
-                <w:b w:val="0"/>
-                <w:i w:val="0"/>
-                <w:sz w:val="22"/>
-              </w:rPr>
-              <w:t>Làm quen môi trường</w:t>
-            </w:r>
-          </w:p>
-        </w:tc>
-        <w:tc>
-          <w:tcPr>
-            <w:tcW w:type="dxa" w:w="2551"/>
-          </w:tcPr>
-          <w:p>
-            <w:r>
-              <w:rPr>
-                <w:rFonts w:ascii="Times New Roman" w:hAnsi="Times New Roman" w:eastAsia="Times New Roman"/>
-                <w:b w:val="0"/>
-                <w:i w:val="0"/>
-                <w:sz w:val="22"/>
-              </w:rPr>
-              <w:t>Tìm hiểu dự án, training thiết kế DB</w:t>
-            </w:r>
-          </w:p>
-        </w:tc>
-        <w:tc>
-          <w:tcPr>
-            <w:tcW w:type="dxa" w:w="1701"/>
-          </w:tcPr>
-          <w:p>
-            <w:r>
-              <w:rPr>
-                <w:rFonts w:ascii="Times New Roman" w:hAnsi="Times New Roman" w:eastAsia="Times New Roman"/>
-                <w:b w:val="0"/>
-                <w:i w:val="0"/>
-                <w:sz w:val="22"/>
-              </w:rPr>
-              <w:t>Nắm cấu trúc DB</w:t>
-            </w:r>
-          </w:p>
-        </w:tc>
-        <w:tc>
-          <w:tcPr>
-            <w:tcW w:type="dxa" w:w="1417"/>
-          </w:tcPr>
-          <w:p>
-            <w:r>
-              <w:rPr>
-                <w:rFonts w:ascii="Times New Roman" w:hAnsi="Times New Roman" w:eastAsia="Times New Roman"/>
-                <w:b w:val="0"/>
-                <w:i w:val="0"/>
-                <w:sz w:val="22"/>
-              </w:rPr>
-            </w:r>
-          </w:p>
-        </w:tc>
-      </w:tr>
-      <w:tr>
-        <w:tc>
-          <w:tcPr>
-            <w:tcW w:type="dxa" w:w="680"/>
-          </w:tcPr>
-          <w:p>
-            <w:pPr>
-              <w:jc w:val="center"/>
-            </w:pPr>
-            <w:r>
-              <w:rPr>
-                <w:rFonts w:ascii="Times New Roman" w:hAnsi="Times New Roman" w:eastAsia="Times New Roman"/>
-                <w:b w:val="0"/>
-                <w:i w:val="0"/>
-                <w:sz w:val="22"/>
-              </w:rPr>
-              <w:t>3-4</w:t>
-            </w:r>
-          </w:p>
-        </w:tc>
-        <w:tc>
-          <w:tcPr>
-            <w:tcW w:type="dxa" w:w="1134"/>
-          </w:tcPr>
-          <w:p>
-            <w:r>
-              <w:rPr>
-                <w:rFonts w:ascii="Times New Roman" w:hAnsi="Times New Roman" w:eastAsia="Times New Roman"/>
-                <w:b w:val="0"/>
-                <w:i w:val="0"/>
-                <w:sz w:val="22"/>
-              </w:rPr>
-              <w:t>10/07 – 23/07</w:t>
-            </w:r>
-          </w:p>
-        </w:tc>
-        <w:tc>
-          <w:tcPr>
-            <w:tcW w:type="dxa" w:w="1587"/>
-          </w:tcPr>
-          <w:p>
-            <w:r>
-              <w:rPr>
-                <w:rFonts w:ascii="Times New Roman" w:hAnsi="Times New Roman" w:eastAsia="Times New Roman"/>
-                <w:b w:val="0"/>
-                <w:i w:val="0"/>
-                <w:sz w:val="22"/>
-              </w:rPr>
-              <w:t>Thiết kế CSDL</w:t>
-            </w:r>
-          </w:p>
-        </w:tc>
-        <w:tc>
-          <w:tcPr>
-            <w:tcW w:type="dxa" w:w="2551"/>
-          </w:tcPr>
-          <w:p>
-            <w:r>
-              <w:rPr>
-                <w:rFonts w:ascii="Times New Roman" w:hAnsi="Times New Roman" w:eastAsia="Times New Roman"/>
-                <w:b w:val="0"/>
-                <w:i w:val="0"/>
-                <w:sz w:val="22"/>
-              </w:rPr>
-              <w:t>Thực hành thiết kế bảng, index, constraints</w:t>
-            </w:r>
-          </w:p>
-        </w:tc>
-        <w:tc>
-          <w:tcPr>
-            <w:tcW w:type="dxa" w:w="1701"/>
-          </w:tcPr>
-          <w:p>
-            <w:r>
-              <w:rPr>
-                <w:rFonts w:ascii="Times New Roman" w:hAnsi="Times New Roman" w:eastAsia="Times New Roman"/>
-                <w:b w:val="0"/>
-                <w:i w:val="0"/>
-                <w:sz w:val="22"/>
-              </w:rPr>
-              <w:t>Hoàn thành thiết kế DB</w:t>
-            </w:r>
-          </w:p>
-        </w:tc>
-        <w:tc>
-          <w:tcPr>
-            <w:tcW w:type="dxa" w:w="1417"/>
-          </w:tcPr>
-          <w:p>
-            <w:r>
-              <w:rPr>
-                <w:rFonts w:ascii="Times New Roman" w:hAnsi="Times New Roman" w:eastAsia="Times New Roman"/>
-                <w:b w:val="0"/>
-                <w:i w:val="0"/>
-                <w:sz w:val="22"/>
-              </w:rPr>
-            </w:r>
-          </w:p>
-        </w:tc>
-      </w:tr>
-      <w:tr>
-        <w:tc>
-          <w:tcPr>
-            <w:tcW w:type="dxa" w:w="680"/>
-          </w:tcPr>
-          <w:p>
-            <w:pPr>
-              <w:jc w:val="center"/>
-            </w:pPr>
-            <w:r>
-              <w:rPr>
-                <w:rFonts w:ascii="Times New Roman" w:hAnsi="Times New Roman" w:eastAsia="Times New Roman"/>
-                <w:b w:val="0"/>
-                <w:i w:val="0"/>
-                <w:sz w:val="22"/>
-              </w:rPr>
-              <w:t>5-6</w:t>
-            </w:r>
-          </w:p>
-        </w:tc>
-        <w:tc>
-          <w:tcPr>
-            <w:tcW w:type="dxa" w:w="1134"/>
-          </w:tcPr>
-          <w:p>
-            <w:r>
-              <w:rPr>
-                <w:rFonts w:ascii="Times New Roman" w:hAnsi="Times New Roman" w:eastAsia="Times New Roman"/>
-                <w:b w:val="0"/>
-                <w:i w:val="0"/>
-                <w:sz w:val="22"/>
-              </w:rPr>
-              <w:t>24/07 – 06/08</w:t>
-            </w:r>
-          </w:p>
-        </w:tc>
-        <w:tc>
-          <w:tcPr>
-            <w:tcW w:type="dxa" w:w="1587"/>
-          </w:tcPr>
-          <w:p>
-            <w:r>
-              <w:rPr>
-                <w:rFonts w:ascii="Times New Roman" w:hAnsi="Times New Roman" w:eastAsia="Times New Roman"/>
-                <w:b w:val="0"/>
-                <w:i w:val="0"/>
-                <w:sz w:val="22"/>
-              </w:rPr>
-              <w:t>Thiết kế màn hình</w:t>
-            </w:r>
-          </w:p>
-        </w:tc>
-        <w:tc>
-          <w:tcPr>
-            <w:tcW w:type="dxa" w:w="2551"/>
-          </w:tcPr>
-          <w:p>
-            <w:r>
-              <w:rPr>
-                <w:rFonts w:ascii="Times New Roman" w:hAnsi="Times New Roman" w:eastAsia="Times New Roman"/>
-                <w:b w:val="0"/>
-                <w:i w:val="0"/>
-                <w:sz w:val="22"/>
-              </w:rPr>
-              <w:t>Training và thực hành thiết kế Screen</w:t>
-            </w:r>
-          </w:p>
-        </w:tc>
-        <w:tc>
-          <w:tcPr>
-            <w:tcW w:type="dxa" w:w="1701"/>
-          </w:tcPr>
-          <w:p>
-            <w:r>
-              <w:rPr>
-                <w:rFonts w:ascii="Times New Roman" w:hAnsi="Times New Roman" w:eastAsia="Times New Roman"/>
-                <w:b w:val="0"/>
-                <w:i w:val="0"/>
-                <w:sz w:val="22"/>
-              </w:rPr>
-              <w:t>Hoàn thành thiết kế Screen</w:t>
-            </w:r>
-          </w:p>
-        </w:tc>
-        <w:tc>
-          <w:tcPr>
-            <w:tcW w:type="dxa" w:w="1417"/>
-          </w:tcPr>
-          <w:p>
-            <w:r>
-              <w:rPr>
-                <w:rFonts w:ascii="Times New Roman" w:hAnsi="Times New Roman" w:eastAsia="Times New Roman"/>
-                <w:b w:val="0"/>
-                <w:i w:val="0"/>
-                <w:sz w:val="22"/>
-              </w:rPr>
-            </w:r>
-          </w:p>
-        </w:tc>
-      </w:tr>
-      <w:tr>
-        <w:tc>
-          <w:tcPr>
-            <w:tcW w:type="dxa" w:w="680"/>
-          </w:tcPr>
-          <w:p>
-            <w:pPr>
-              <w:jc w:val="center"/>
-            </w:pPr>
-            <w:r>
-              <w:rPr>
-                <w:rFonts w:ascii="Times New Roman" w:hAnsi="Times New Roman" w:eastAsia="Times New Roman"/>
-                <w:b w:val="0"/>
-                <w:i w:val="0"/>
-                <w:sz w:val="22"/>
-              </w:rPr>
-              <w:t>7-8</w:t>
-            </w:r>
-          </w:p>
-        </w:tc>
-        <w:tc>
-          <w:tcPr>
-            <w:tcW w:type="dxa" w:w="1134"/>
-          </w:tcPr>
-          <w:p>
-            <w:r>
-              <w:rPr>
-                <w:rFonts w:ascii="Times New Roman" w:hAnsi="Times New Roman" w:eastAsia="Times New Roman"/>
-                <w:b w:val="0"/>
-                <w:i w:val="0"/>
-                <w:sz w:val="22"/>
-              </w:rPr>
-              <w:t>07/08 – 20/08</w:t>
-            </w:r>
-          </w:p>
-        </w:tc>
-        <w:tc>
-          <w:tcPr>
-            <w:tcW w:type="dxa" w:w="1587"/>
-          </w:tcPr>
-          <w:p>
-            <w:r>
-              <w:rPr>
-                <w:rFonts w:ascii="Times New Roman" w:hAnsi="Times New Roman" w:eastAsia="Times New Roman"/>
-                <w:b w:val="0"/>
-                <w:i w:val="0"/>
-                <w:sz w:val="22"/>
-              </w:rPr>
-              <w:t>Thiết kế API</w:t>
-            </w:r>
-          </w:p>
-        </w:tc>
-        <w:tc>
-          <w:tcPr>
-            <w:tcW w:type="dxa" w:w="2551"/>
-          </w:tcPr>
-          <w:p>
-            <w:r>
-              <w:rPr>
-                <w:rFonts w:ascii="Times New Roman" w:hAnsi="Times New Roman" w:eastAsia="Times New Roman"/>
-                <w:b w:val="0"/>
-                <w:i w:val="0"/>
-                <w:sz w:val="22"/>
-              </w:rPr>
-              <w:t>Training và thực hành thiết kế RESTful API</w:t>
-            </w:r>
-          </w:p>
-        </w:tc>
-        <w:tc>
-          <w:tcPr>
-            <w:tcW w:type="dxa" w:w="1701"/>
-          </w:tcPr>
-          <w:p>
-            <w:r>
-              <w:rPr>
-                <w:rFonts w:ascii="Times New Roman" w:hAnsi="Times New Roman" w:eastAsia="Times New Roman"/>
-                <w:b w:val="0"/>
-                <w:i w:val="0"/>
-                <w:sz w:val="22"/>
-              </w:rPr>
-              <w:t>Hoàn thành thiết kế API</w:t>
-            </w:r>
-          </w:p>
-        </w:tc>
-        <w:tc>
-          <w:tcPr>
-            <w:tcW w:type="dxa" w:w="1417"/>
-          </w:tcPr>
-          <w:p>
-            <w:r>
-              <w:rPr>
-                <w:rFonts w:ascii="Times New Roman" w:hAnsi="Times New Roman" w:eastAsia="Times New Roman"/>
-                <w:b w:val="0"/>
-                <w:i w:val="0"/>
-                <w:sz w:val="22"/>
-              </w:rPr>
-            </w:r>
-          </w:p>
-        </w:tc>
-      </w:tr>
-      <w:tr>
-        <w:tc>
-          <w:tcPr>
-            <w:tcW w:type="dxa" w:w="680"/>
-          </w:tcPr>
-          <w:p>
-            <w:pPr>
-              <w:jc w:val="center"/>
-            </w:pPr>
-            <w:r>
-              <w:rPr>
-                <w:rFonts w:ascii="Times New Roman" w:hAnsi="Times New Roman" w:eastAsia="Times New Roman"/>
-                <w:b w:val="0"/>
-                <w:i w:val="0"/>
-                <w:sz w:val="22"/>
-              </w:rPr>
-              <w:t>9-10</w:t>
-            </w:r>
-          </w:p>
-        </w:tc>
-        <w:tc>
-          <w:tcPr>
-            <w:tcW w:type="dxa" w:w="1134"/>
-          </w:tcPr>
-          <w:p>
-            <w:r>
-              <w:rPr>
-                <w:rFonts w:ascii="Times New Roman" w:hAnsi="Times New Roman" w:eastAsia="Times New Roman"/>
-                <w:b w:val="0"/>
-                <w:i w:val="0"/>
-                <w:sz w:val="22"/>
-              </w:rPr>
-              <w:t>21/08 – 03/09</w:t>
-            </w:r>
-          </w:p>
-        </w:tc>
-        <w:tc>
-          <w:tcPr>
-            <w:tcW w:type="dxa" w:w="1587"/>
-          </w:tcPr>
-          <w:p>
-            <w:r>
-              <w:rPr>
-                <w:rFonts w:ascii="Times New Roman" w:hAnsi="Times New Roman" w:eastAsia="Times New Roman"/>
-                <w:b w:val="0"/>
-                <w:i w:val="0"/>
-                <w:sz w:val="22"/>
-              </w:rPr>
-              <w:t>Thiết kế Batch</w:t>
-            </w:r>
-          </w:p>
-        </w:tc>
-        <w:tc>
-          <w:tcPr>
-            <w:tcW w:type="dxa" w:w="2551"/>
-          </w:tcPr>
-          <w:p>
-            <w:r>
-              <w:rPr>
-                <w:rFonts w:ascii="Times New Roman" w:hAnsi="Times New Roman" w:eastAsia="Times New Roman"/>
-                <w:b w:val="0"/>
-                <w:i w:val="0"/>
-                <w:sz w:val="22"/>
-              </w:rPr>
-              <w:t>Giới thiệu AI Checker, training thiết kế Batch</w:t>
-            </w:r>
-          </w:p>
-        </w:tc>
-        <w:tc>
-          <w:tcPr>
-            <w:tcW w:type="dxa" w:w="1701"/>
-          </w:tcPr>
-          <w:p>
-            <w:r>
-              <w:rPr>
-                <w:rFonts w:ascii="Times New Roman" w:hAnsi="Times New Roman" w:eastAsia="Times New Roman"/>
-                <w:b w:val="0"/>
-                <w:i w:val="0"/>
-                <w:sz w:val="22"/>
-              </w:rPr>
-              <w:t>Hoàn thành thiết kế Batch</w:t>
-            </w:r>
-          </w:p>
-        </w:tc>
-        <w:tc>
-          <w:tcPr>
-            <w:tcW w:type="dxa" w:w="1417"/>
-          </w:tcPr>
-          <w:p>
-            <w:r>
-              <w:rPr>
-                <w:rFonts w:ascii="Times New Roman" w:hAnsi="Times New Roman" w:eastAsia="Times New Roman"/>
-                <w:b w:val="0"/>
-                <w:i w:val="0"/>
-                <w:sz w:val="22"/>
-              </w:rPr>
-            </w:r>
-          </w:p>
-        </w:tc>
-      </w:tr>
-      <w:tr>
-        <w:tc>
-          <w:tcPr>
-            <w:tcW w:type="dxa" w:w="680"/>
-          </w:tcPr>
-          <w:p>
-            <w:pPr>
-              <w:jc w:val="center"/>
-            </w:pPr>
-            <w:r>
-              <w:rPr>
-                <w:rFonts w:ascii="Times New Roman" w:hAnsi="Times New Roman" w:eastAsia="Times New Roman"/>
-                <w:b w:val="0"/>
-                <w:i w:val="0"/>
-                <w:sz w:val="22"/>
-              </w:rPr>
-              <w:t>11-13</w:t>
-            </w:r>
-          </w:p>
-        </w:tc>
-        <w:tc>
-          <w:tcPr>
-            <w:tcW w:type="dxa" w:w="1134"/>
-          </w:tcPr>
-          <w:p>
-            <w:r>
-              <w:rPr>
-                <w:rFonts w:ascii="Times New Roman" w:hAnsi="Times New Roman" w:eastAsia="Times New Roman"/>
-                <w:b w:val="0"/>
-                <w:i w:val="0"/>
-                <w:sz w:val="22"/>
-              </w:rPr>
-              <w:t>04/09 – 26/09</w:t>
-            </w:r>
-          </w:p>
-        </w:tc>
-        <w:tc>
-          <w:tcPr>
-            <w:tcW w:type="dxa" w:w="1587"/>
-          </w:tcPr>
-          <w:p>
-            <w:r>
-              <w:rPr>
-                <w:rFonts w:ascii="Times New Roman" w:hAnsi="Times New Roman" w:eastAsia="Times New Roman"/>
-                <w:b w:val="0"/>
-                <w:i w:val="0"/>
-                <w:sz w:val="22"/>
-              </w:rPr>
-              <w:t>Hoàn thiện</w:t>
-            </w:r>
-          </w:p>
-        </w:tc>
-        <w:tc>
-          <w:tcPr>
-            <w:tcW w:type="dxa" w:w="2551"/>
-          </w:tcPr>
-          <w:p>
-            <w:r>
-              <w:rPr>
-                <w:rFonts w:ascii="Times New Roman" w:hAnsi="Times New Roman" w:eastAsia="Times New Roman"/>
-                <w:b w:val="0"/>
-                <w:i w:val="0"/>
-                <w:sz w:val="22"/>
-              </w:rPr>
-              <w:t>Thiết kế độc lập, hoàn thành báo cáo</w:t>
-            </w:r>
-          </w:p>
-        </w:tc>
-        <w:tc>
-          <w:tcPr>
-            <w:tcW w:type="dxa" w:w="1701"/>
-          </w:tcPr>
-          <w:p>
-            <w:r>
-              <w:rPr>
-                <w:rFonts w:ascii="Times New Roman" w:hAnsi="Times New Roman" w:eastAsia="Times New Roman"/>
-                <w:b w:val="0"/>
-                <w:i w:val="0"/>
-                <w:sz w:val="22"/>
-              </w:rPr>
-              <w:t>Báo cáo hoàn chỉnh</w:t>
-            </w:r>
-          </w:p>
-        </w:tc>
-        <w:tc>
-          <w:tcPr>
-            <w:tcW w:type="dxa" w:w="1417"/>
-          </w:tcPr>
-          <w:p>
-            <w:r>
-              <w:rPr>
-                <w:rFonts w:ascii="Times New Roman" w:hAnsi="Times New Roman" w:eastAsia="Times New Roman"/>
-                <w:b w:val="0"/>
-                <w:i w:val="0"/>
-                <w:sz w:val="22"/>
-              </w:rPr>
-            </w:r>
-          </w:p>
-        </w:tc>
-      </w:tr>
-    </w:tbl>
+    <w:p>
+      <w:pPr>
+        <w:spacing w:line="288" w:lineRule="auto"/>
+        <w:jc w:val="both"/>
+      </w:pPr>
+      <w:r>
+        <w:rPr>
+          <w:rFonts w:ascii="Times New Roman" w:hAnsi="Times New Roman" w:eastAsia="Times New Roman"/>
+          <w:b w:val="0"/>
+          <w:i w:val="0"/>
+          <w:sz w:val="26"/>
+        </w:rPr>
+        <w:t>Dưới đây là nhật ký chi tiết theo từng tuần trong quá trình thực tập tại dự án SORA STEP4:</w:t>
+      </w:r>
+    </w:p>
+    <w:p>
+      <w:pPr>
+        <w:pStyle w:val="Heading3"/>
+      </w:pPr>
+      <w:r>
+        <w:rPr>
+          <w:rFonts w:ascii="Times New Roman" w:hAnsi="Times New Roman" w:eastAsia="Times New Roman"/>
+          <w:b/>
+          <w:i w:val="0"/>
+          <w:color w:val="000000"/>
+          <w:sz w:val="28"/>
+        </w:rPr>
+        <w:t>Tuần 1: 01/12/2025 - 07/12/2025</w:t>
+      </w:r>
+    </w:p>
+    <w:p>
+      <w:pPr>
+        <w:spacing w:line="288" w:lineRule="auto"/>
+        <w:ind w:firstLine="567"/>
+        <w:jc w:val="both"/>
+      </w:pPr>
+      <w:r>
+        <w:rPr>
+          <w:rFonts w:ascii="Times New Roman" w:hAnsi="Times New Roman" w:eastAsia="Times New Roman"/>
+          <w:b w:val="0"/>
+          <w:i w:val="0"/>
+          <w:sz w:val="26"/>
+        </w:rPr>
+        <w:t>Công việc thực hiện:</w:t>
+      </w:r>
+    </w:p>
+    <w:p>
+      <w:pPr>
+        <w:pStyle w:val="ListBullet"/>
+        <w:spacing w:line="288" w:lineRule="auto"/>
+        <w:ind w:left="850" w:hanging="283"/>
+      </w:pPr>
+      <w:r>
+        <w:rPr>
+          <w:rFonts w:ascii="Times New Roman" w:hAnsi="Times New Roman" w:eastAsia="Times New Roman"/>
+          <w:b w:val="0"/>
+          <w:i w:val="0"/>
+          <w:sz w:val="26"/>
+        </w:rPr>
+        <w:t>Tham gia buổi onboarding và làm quen với môi trường công ty</w:t>
+      </w:r>
+    </w:p>
+    <w:p>
+      <w:pPr>
+        <w:pStyle w:val="ListBullet"/>
+        <w:spacing w:line="288" w:lineRule="auto"/>
+        <w:ind w:left="850" w:hanging="283"/>
+      </w:pPr>
+      <w:r>
+        <w:rPr>
+          <w:rFonts w:ascii="Times New Roman" w:hAnsi="Times New Roman" w:eastAsia="Times New Roman"/>
+          <w:b w:val="0"/>
+          <w:i w:val="0"/>
+          <w:sz w:val="26"/>
+        </w:rPr>
+        <w:t>Tìm hiểu về dự án SORA STEP4: mục tiêu, phạm vi, kiến trúc hệ thống</w:t>
+      </w:r>
+    </w:p>
+    <w:p>
+      <w:pPr>
+        <w:pStyle w:val="ListBullet"/>
+        <w:spacing w:line="288" w:lineRule="auto"/>
+        <w:ind w:left="850" w:hanging="283"/>
+      </w:pPr>
+      <w:r>
+        <w:rPr>
+          <w:rFonts w:ascii="Times New Roman" w:hAnsi="Times New Roman" w:eastAsia="Times New Roman"/>
+          <w:b w:val="0"/>
+          <w:i w:val="0"/>
+          <w:sz w:val="26"/>
+        </w:rPr>
+        <w:t>Được giới thiệu về quy trình làm việc và công cụ sử dụng (Git, IntelliJ IDEA, Oracle SQL Developer)</w:t>
+      </w:r>
+    </w:p>
+    <w:p>
+      <w:pPr>
+        <w:pStyle w:val="ListBullet"/>
+        <w:spacing w:line="288" w:lineRule="auto"/>
+        <w:ind w:left="850" w:hanging="283"/>
+      </w:pPr>
+      <w:r>
+        <w:rPr>
+          <w:rFonts w:ascii="Times New Roman" w:hAnsi="Times New Roman" w:eastAsia="Times New Roman"/>
+          <w:b w:val="0"/>
+          <w:i w:val="0"/>
+          <w:sz w:val="26"/>
+        </w:rPr>
+        <w:t>Ôn tập kiến thức về Java, Spring Boot, Oracle Database</w:t>
+      </w:r>
+    </w:p>
+    <w:p>
+      <w:pPr>
+        <w:pStyle w:val="ListBullet"/>
+        <w:spacing w:line="288" w:lineRule="auto"/>
+        <w:ind w:left="850" w:hanging="283"/>
+      </w:pPr>
+      <w:r>
+        <w:rPr>
+          <w:rFonts w:ascii="Times New Roman" w:hAnsi="Times New Roman" w:eastAsia="Times New Roman"/>
+          <w:b w:val="0"/>
+          <w:i w:val="0"/>
+          <w:sz w:val="26"/>
+        </w:rPr>
+        <w:t>Đọc tài liệu yêu cầu nghiệp vụ (Business Requirement Document)</w:t>
+      </w:r>
+    </w:p>
+    <w:p>
+      <w:pPr>
+        <w:spacing w:line="288" w:lineRule="auto"/>
+        <w:ind w:firstLine="567"/>
+        <w:jc w:val="both"/>
+      </w:pPr>
+      <w:r>
+        <w:rPr>
+          <w:rFonts w:ascii="Times New Roman" w:hAnsi="Times New Roman" w:eastAsia="Times New Roman"/>
+          <w:b w:val="0"/>
+          <w:i w:val="0"/>
+          <w:sz w:val="26"/>
+        </w:rPr>
+        <w:t>Kỹ năng học được:</w:t>
+      </w:r>
+    </w:p>
+    <w:p>
+      <w:pPr>
+        <w:pStyle w:val="ListBullet"/>
+        <w:spacing w:line="288" w:lineRule="auto"/>
+        <w:ind w:left="850" w:hanging="283"/>
+      </w:pPr>
+      <w:r>
+        <w:rPr>
+          <w:rFonts w:ascii="Times New Roman" w:hAnsi="Times New Roman" w:eastAsia="Times New Roman"/>
+          <w:b w:val="0"/>
+          <w:i w:val="0"/>
+          <w:sz w:val="26"/>
+        </w:rPr>
+        <w:t>Hiểu về quy trình phát triển phần mềm offshore theo tiêu chuẩn Nhật Bản</w:t>
+      </w:r>
+    </w:p>
+    <w:p>
+      <w:pPr>
+        <w:pStyle w:val="ListBullet"/>
+        <w:spacing w:line="288" w:lineRule="auto"/>
+        <w:ind w:left="850" w:hanging="283"/>
+      </w:pPr>
+      <w:r>
+        <w:rPr>
+          <w:rFonts w:ascii="Times New Roman" w:hAnsi="Times New Roman" w:eastAsia="Times New Roman"/>
+          <w:b w:val="0"/>
+          <w:i w:val="0"/>
+          <w:sz w:val="26"/>
+        </w:rPr>
+        <w:t>Nắm được cấu trúc tổ chức dự án và vai trò của từng thành viên</w:t>
+      </w:r>
+    </w:p>
+    <w:p>
+      <w:pPr>
+        <w:pStyle w:val="ListBullet"/>
+        <w:spacing w:line="288" w:lineRule="auto"/>
+        <w:ind w:left="850" w:hanging="283"/>
+      </w:pPr>
+      <w:r>
+        <w:rPr>
+          <w:rFonts w:ascii="Times New Roman" w:hAnsi="Times New Roman" w:eastAsia="Times New Roman"/>
+          <w:b w:val="0"/>
+          <w:i w:val="0"/>
+          <w:sz w:val="26"/>
+        </w:rPr>
+        <w:t>Làm quen với công cụ quản lý dự án và communication tools</w:t>
+      </w:r>
+    </w:p>
+    <w:p>
+      <w:pPr>
+        <w:spacing w:line="288" w:lineRule="auto"/>
+        <w:ind w:firstLine="567"/>
+        <w:jc w:val="both"/>
+      </w:pPr>
+      <w:r>
+        <w:rPr>
+          <w:rFonts w:ascii="Times New Roman" w:hAnsi="Times New Roman" w:eastAsia="Times New Roman"/>
+          <w:b w:val="0"/>
+          <w:i w:val="0"/>
+          <w:sz w:val="26"/>
+        </w:rPr>
+        <w:t>Thách thức: Ban đầu gặp khó khăn trong việc hiểu thuật ngữ chuyên ngành và các tài liệu kỹ thuật bằng tiếng Anh/tiếng Nhật.</w:t>
+      </w:r>
+    </w:p>
+    <w:p>
+      <w:pPr>
+        <w:spacing w:line="288" w:lineRule="auto"/>
+        <w:ind w:firstLine="567"/>
+        <w:jc w:val="both"/>
+      </w:pPr>
+      <w:r>
+        <w:rPr>
+          <w:rFonts w:ascii="Times New Roman" w:hAnsi="Times New Roman" w:eastAsia="Times New Roman"/>
+          <w:b w:val="0"/>
+          <w:i w:val="0"/>
+          <w:sz w:val="26"/>
+        </w:rPr>
+        <w:t>Kết quả: Hoàn thành onboarding, nắm được overview về dự án và sẵn sàng bắt đầu công việc chuyên môn.</w:t>
+      </w:r>
+    </w:p>
+    <w:p>
+      <w:pPr>
+        <w:pStyle w:val="Heading3"/>
+      </w:pPr>
+      <w:r>
+        <w:rPr>
+          <w:rFonts w:ascii="Times New Roman" w:hAnsi="Times New Roman" w:eastAsia="Times New Roman"/>
+          <w:b/>
+          <w:i w:val="0"/>
+          <w:color w:val="000000"/>
+          <w:sz w:val="28"/>
+        </w:rPr>
+        <w:t>Tuần 2: 08/12/2025 - 14/12/2025</w:t>
+      </w:r>
+    </w:p>
+    <w:p>
+      <w:pPr>
+        <w:spacing w:line="288" w:lineRule="auto"/>
+        <w:ind w:firstLine="567"/>
+        <w:jc w:val="both"/>
+      </w:pPr>
+      <w:r>
+        <w:rPr>
+          <w:rFonts w:ascii="Times New Roman" w:hAnsi="Times New Roman" w:eastAsia="Times New Roman"/>
+          <w:b w:val="0"/>
+          <w:i w:val="0"/>
+          <w:sz w:val="26"/>
+        </w:rPr>
+        <w:t>Công việc thực hiện:</w:t>
+      </w:r>
+    </w:p>
+    <w:p>
+      <w:pPr>
+        <w:pStyle w:val="ListBullet"/>
+        <w:spacing w:line="288" w:lineRule="auto"/>
+        <w:ind w:left="850" w:hanging="283"/>
+      </w:pPr>
+      <w:r>
+        <w:rPr>
+          <w:rFonts w:ascii="Times New Roman" w:hAnsi="Times New Roman" w:eastAsia="Times New Roman"/>
+          <w:b w:val="0"/>
+          <w:i w:val="0"/>
+          <w:sz w:val="26"/>
+        </w:rPr>
+        <w:t>Tham gia khóa training về thiết kế cơ sở dữ liệu (Database Design)</w:t>
+      </w:r>
+    </w:p>
+    <w:p>
+      <w:pPr>
+        <w:pStyle w:val="ListBullet"/>
+        <w:spacing w:line="288" w:lineRule="auto"/>
+        <w:ind w:left="850" w:hanging="283"/>
+      </w:pPr>
+      <w:r>
+        <w:rPr>
+          <w:rFonts w:ascii="Times New Roman" w:hAnsi="Times New Roman" w:eastAsia="Times New Roman"/>
+          <w:b w:val="0"/>
+          <w:i w:val="0"/>
+          <w:sz w:val="26"/>
+        </w:rPr>
+        <w:t>Học về Oracle Database: data types, constraints, indexes</w:t>
+      </w:r>
+    </w:p>
+    <w:p>
+      <w:pPr>
+        <w:pStyle w:val="ListBullet"/>
+        <w:spacing w:line="288" w:lineRule="auto"/>
+        <w:ind w:left="850" w:hanging="283"/>
+      </w:pPr>
+      <w:r>
+        <w:rPr>
+          <w:rFonts w:ascii="Times New Roman" w:hAnsi="Times New Roman" w:eastAsia="Times New Roman"/>
+          <w:b w:val="0"/>
+          <w:i w:val="0"/>
+          <w:sz w:val="26"/>
+        </w:rPr>
+        <w:t>Tìm hiểu naming convention chuẩn cho table, column, index theo quy định của dự án</w:t>
+      </w:r>
+    </w:p>
+    <w:p>
+      <w:pPr>
+        <w:pStyle w:val="ListBullet"/>
+        <w:spacing w:line="288" w:lineRule="auto"/>
+        <w:ind w:left="850" w:hanging="283"/>
+      </w:pPr>
+      <w:r>
+        <w:rPr>
+          <w:rFonts w:ascii="Times New Roman" w:hAnsi="Times New Roman" w:eastAsia="Times New Roman"/>
+          <w:b w:val="0"/>
+          <w:i w:val="0"/>
+          <w:sz w:val="26"/>
+        </w:rPr>
+        <w:t>Nghiên cứu cấu trúc database hiện có của hệ thống SORA</w:t>
+      </w:r>
+    </w:p>
+    <w:p>
+      <w:pPr>
+        <w:pStyle w:val="ListBullet"/>
+        <w:spacing w:line="288" w:lineRule="auto"/>
+        <w:ind w:left="850" w:hanging="283"/>
+      </w:pPr>
+      <w:r>
+        <w:rPr>
+          <w:rFonts w:ascii="Times New Roman" w:hAnsi="Times New Roman" w:eastAsia="Times New Roman"/>
+          <w:b w:val="0"/>
+          <w:i w:val="0"/>
+          <w:sz w:val="26"/>
+        </w:rPr>
+        <w:t>Thực hành đọc và phân tích Entity Relationship Diagram (ERD)</w:t>
+      </w:r>
+    </w:p>
+    <w:p>
+      <w:pPr>
+        <w:spacing w:line="288" w:lineRule="auto"/>
+        <w:ind w:firstLine="567"/>
+        <w:jc w:val="both"/>
+      </w:pPr>
+      <w:r>
+        <w:rPr>
+          <w:rFonts w:ascii="Times New Roman" w:hAnsi="Times New Roman" w:eastAsia="Times New Roman"/>
+          <w:b w:val="0"/>
+          <w:i w:val="0"/>
+          <w:sz w:val="26"/>
+        </w:rPr>
+        <w:t>Kỹ năng học được:</w:t>
+      </w:r>
+    </w:p>
+    <w:p>
+      <w:pPr>
+        <w:pStyle w:val="ListBullet"/>
+        <w:spacing w:line="288" w:lineRule="auto"/>
+        <w:ind w:left="850" w:hanging="283"/>
+      </w:pPr>
+      <w:r>
+        <w:rPr>
+          <w:rFonts w:ascii="Times New Roman" w:hAnsi="Times New Roman" w:eastAsia="Times New Roman"/>
+          <w:b w:val="0"/>
+          <w:i w:val="0"/>
+          <w:sz w:val="26"/>
+        </w:rPr>
+        <w:t>Nắm vững các kiểu dữ liệu Oracle: VARCHAR2, NUMBER, DATE, CLOB, BLOB</w:t>
+      </w:r>
+    </w:p>
+    <w:p>
+      <w:pPr>
+        <w:pStyle w:val="ListBullet"/>
+        <w:spacing w:line="288" w:lineRule="auto"/>
+        <w:ind w:left="850" w:hanging="283"/>
+      </w:pPr>
+      <w:r>
+        <w:rPr>
+          <w:rFonts w:ascii="Times New Roman" w:hAnsi="Times New Roman" w:eastAsia="Times New Roman"/>
+          <w:b w:val="0"/>
+          <w:i w:val="0"/>
+          <w:sz w:val="26"/>
+        </w:rPr>
+        <w:t>Hiểu về constraints: PRIMARY KEY, FOREIGN KEY, NOT NULL, UNIQUE, CHECK</w:t>
+      </w:r>
+    </w:p>
+    <w:p>
+      <w:pPr>
+        <w:pStyle w:val="ListBullet"/>
+        <w:spacing w:line="288" w:lineRule="auto"/>
+        <w:ind w:left="850" w:hanging="283"/>
+      </w:pPr>
+      <w:r>
+        <w:rPr>
+          <w:rFonts w:ascii="Times New Roman" w:hAnsi="Times New Roman" w:eastAsia="Times New Roman"/>
+          <w:b w:val="0"/>
+          <w:i w:val="0"/>
+          <w:sz w:val="26"/>
+        </w:rPr>
+        <w:t>Biết cách tạo và tối ưu indexes (B-tree, Bitmap, Function-based)</w:t>
+      </w:r>
+    </w:p>
+    <w:p>
+      <w:pPr>
+        <w:spacing w:line="288" w:lineRule="auto"/>
+        <w:ind w:firstLine="567"/>
+        <w:jc w:val="both"/>
+      </w:pPr>
+      <w:r>
+        <w:rPr>
+          <w:rFonts w:ascii="Times New Roman" w:hAnsi="Times New Roman" w:eastAsia="Times New Roman"/>
+          <w:b w:val="0"/>
+          <w:i w:val="0"/>
+          <w:sz w:val="26"/>
+        </w:rPr>
+        <w:t>Thách thức: Oracle Database có nhiều khác biệt so với MySQL/PostgreSQL đã học ở trường, cần thời gian để làm quen với syntax và best practices.</w:t>
+      </w:r>
+    </w:p>
+    <w:p>
+      <w:pPr>
+        <w:spacing w:line="288" w:lineRule="auto"/>
+        <w:ind w:firstLine="567"/>
+        <w:jc w:val="both"/>
+      </w:pPr>
+      <w:r>
+        <w:rPr>
+          <w:rFonts w:ascii="Times New Roman" w:hAnsi="Times New Roman" w:eastAsia="Times New Roman"/>
+          <w:b w:val="0"/>
+          <w:i w:val="0"/>
+          <w:sz w:val="26"/>
+        </w:rPr>
+        <w:t>Kết quả: Hoàn thành training DB Design, có thể đọc hiểu ERD và database schema của hệ thống hiện tại.</w:t>
+      </w:r>
+    </w:p>
+    <w:p>
+      <w:pPr>
+        <w:pStyle w:val="Heading3"/>
+      </w:pPr>
+      <w:r>
+        <w:rPr>
+          <w:rFonts w:ascii="Times New Roman" w:hAnsi="Times New Roman" w:eastAsia="Times New Roman"/>
+          <w:b/>
+          <w:i w:val="0"/>
+          <w:color w:val="000000"/>
+          <w:sz w:val="28"/>
+        </w:rPr>
+        <w:t>Tuần 3: 15/12/2025 - 21/12/2025</w:t>
+      </w:r>
+    </w:p>
+    <w:p>
+      <w:pPr>
+        <w:spacing w:line="288" w:lineRule="auto"/>
+        <w:ind w:firstLine="567"/>
+        <w:jc w:val="both"/>
+      </w:pPr>
+      <w:r>
+        <w:rPr>
+          <w:rFonts w:ascii="Times New Roman" w:hAnsi="Times New Roman" w:eastAsia="Times New Roman"/>
+          <w:b w:val="0"/>
+          <w:i w:val="0"/>
+          <w:sz w:val="26"/>
+        </w:rPr>
+        <w:t>Công việc thực hiện:</w:t>
+      </w:r>
+    </w:p>
+    <w:p>
+      <w:pPr>
+        <w:pStyle w:val="ListBullet"/>
+        <w:spacing w:line="288" w:lineRule="auto"/>
+        <w:ind w:left="850" w:hanging="283"/>
+      </w:pPr>
+      <w:r>
+        <w:rPr>
+          <w:rFonts w:ascii="Times New Roman" w:hAnsi="Times New Roman" w:eastAsia="Times New Roman"/>
+          <w:b w:val="0"/>
+          <w:i w:val="0"/>
+          <w:sz w:val="26"/>
+        </w:rPr>
+        <w:t>Thực hành thiết kế bảng (table) cho module User Management</w:t>
+      </w:r>
+    </w:p>
+    <w:p>
+      <w:pPr>
+        <w:pStyle w:val="ListBullet"/>
+        <w:spacing w:line="288" w:lineRule="auto"/>
+        <w:ind w:left="850" w:hanging="283"/>
+      </w:pPr>
+      <w:r>
+        <w:rPr>
+          <w:rFonts w:ascii="Times New Roman" w:hAnsi="Times New Roman" w:eastAsia="Times New Roman"/>
+          <w:b w:val="0"/>
+          <w:i w:val="0"/>
+          <w:sz w:val="26"/>
+        </w:rPr>
+        <w:t>Định nghĩa các cột với kiểu dữ liệu, độ dài, constraints phù hợp</w:t>
+      </w:r>
+    </w:p>
+    <w:p>
+      <w:pPr>
+        <w:pStyle w:val="ListBullet"/>
+        <w:spacing w:line="288" w:lineRule="auto"/>
+        <w:ind w:left="850" w:hanging="283"/>
+      </w:pPr>
+      <w:r>
+        <w:rPr>
+          <w:rFonts w:ascii="Times New Roman" w:hAnsi="Times New Roman" w:eastAsia="Times New Roman"/>
+          <w:b w:val="0"/>
+          <w:i w:val="0"/>
+          <w:sz w:val="26"/>
+        </w:rPr>
+        <w:t>Tạo Entity Info document: tên logic, tên vật lý, mô tả entity</w:t>
+      </w:r>
+    </w:p>
+    <w:p>
+      <w:pPr>
+        <w:pStyle w:val="ListBullet"/>
+        <w:spacing w:line="288" w:lineRule="auto"/>
+        <w:ind w:left="850" w:hanging="283"/>
+      </w:pPr>
+      <w:r>
+        <w:rPr>
+          <w:rFonts w:ascii="Times New Roman" w:hAnsi="Times New Roman" w:eastAsia="Times New Roman"/>
+          <w:b w:val="0"/>
+          <w:i w:val="0"/>
+          <w:sz w:val="26"/>
+        </w:rPr>
+        <w:t>Tạo Column Info document: chi tiết từng column với data type, length, nullable, default value</w:t>
+      </w:r>
+    </w:p>
+    <w:p>
+      <w:pPr>
+        <w:pStyle w:val="ListBullet"/>
+        <w:spacing w:line="288" w:lineRule="auto"/>
+        <w:ind w:left="850" w:hanging="283"/>
+      </w:pPr>
+      <w:r>
+        <w:rPr>
+          <w:rFonts w:ascii="Times New Roman" w:hAnsi="Times New Roman" w:eastAsia="Times New Roman"/>
+          <w:b w:val="0"/>
+          <w:i w:val="0"/>
+          <w:sz w:val="26"/>
+        </w:rPr>
+        <w:t>Review thiết kế với mentor và xử lý feedback đợt 1</w:t>
+      </w:r>
+    </w:p>
+    <w:p>
+      <w:pPr>
+        <w:spacing w:line="288" w:lineRule="auto"/>
+        <w:ind w:firstLine="567"/>
+        <w:jc w:val="both"/>
+      </w:pPr>
+      <w:r>
+        <w:rPr>
+          <w:rFonts w:ascii="Times New Roman" w:hAnsi="Times New Roman" w:eastAsia="Times New Roman"/>
+          <w:b w:val="0"/>
+          <w:i w:val="0"/>
+          <w:sz w:val="26"/>
+        </w:rPr>
+        <w:t>Kỹ năng học được:</w:t>
+      </w:r>
+    </w:p>
+    <w:p>
+      <w:pPr>
+        <w:pStyle w:val="ListBullet"/>
+        <w:spacing w:line="288" w:lineRule="auto"/>
+        <w:ind w:left="850" w:hanging="283"/>
+      </w:pPr>
+      <w:r>
+        <w:rPr>
+          <w:rFonts w:ascii="Times New Roman" w:hAnsi="Times New Roman" w:eastAsia="Times New Roman"/>
+          <w:b w:val="0"/>
+          <w:i w:val="0"/>
+          <w:sz w:val="26"/>
+        </w:rPr>
+        <w:t>Kỹ năng phân tích yêu cầu nghiệp vụ để xác định entities và relationships</w:t>
+      </w:r>
+    </w:p>
+    <w:p>
+      <w:pPr>
+        <w:pStyle w:val="ListBullet"/>
+        <w:spacing w:line="288" w:lineRule="auto"/>
+        <w:ind w:left="850" w:hanging="283"/>
+      </w:pPr>
+      <w:r>
+        <w:rPr>
+          <w:rFonts w:ascii="Times New Roman" w:hAnsi="Times New Roman" w:eastAsia="Times New Roman"/>
+          <w:b w:val="0"/>
+          <w:i w:val="0"/>
+          <w:sz w:val="26"/>
+        </w:rPr>
+        <w:t>Áp dụng normalization (1NF, 2NF, 3NF) để tránh data redundancy</w:t>
+      </w:r>
+    </w:p>
+    <w:p>
+      <w:pPr>
+        <w:pStyle w:val="ListBullet"/>
+        <w:spacing w:line="288" w:lineRule="auto"/>
+        <w:ind w:left="850" w:hanging="283"/>
+      </w:pPr>
+      <w:r>
+        <w:rPr>
+          <w:rFonts w:ascii="Times New Roman" w:hAnsi="Times New Roman" w:eastAsia="Times New Roman"/>
+          <w:b w:val="0"/>
+          <w:i w:val="0"/>
+          <w:sz w:val="26"/>
+        </w:rPr>
+        <w:t>Viết tài liệu thiết kế database theo template chuẩn của dự án</w:t>
+      </w:r>
+    </w:p>
+    <w:p>
+      <w:pPr>
+        <w:spacing w:line="288" w:lineRule="auto"/>
+        <w:ind w:firstLine="567"/>
+        <w:jc w:val="both"/>
+      </w:pPr>
+      <w:r>
+        <w:rPr>
+          <w:rFonts w:ascii="Times New Roman" w:hAnsi="Times New Roman" w:eastAsia="Times New Roman"/>
+          <w:b w:val="0"/>
+          <w:i w:val="0"/>
+          <w:sz w:val="26"/>
+        </w:rPr>
+        <w:t>Thách thức: Gặp khó khăn trong việc xác định kiểu dữ liệu và độ dài phù hợp cho từng column, đặc biệt với VARCHAR2 và NUMBER.</w:t>
+      </w:r>
+    </w:p>
+    <w:p>
+      <w:pPr>
+        <w:spacing w:line="288" w:lineRule="auto"/>
+        <w:ind w:firstLine="567"/>
+        <w:jc w:val="both"/>
+      </w:pPr>
+      <w:r>
+        <w:rPr>
+          <w:rFonts w:ascii="Times New Roman" w:hAnsi="Times New Roman" w:eastAsia="Times New Roman"/>
+          <w:b w:val="0"/>
+          <w:i w:val="0"/>
+          <w:sz w:val="26"/>
+        </w:rPr>
+        <w:t>Kết quả: Hoàn thành thiết kế 5 bảng chính cho module User Management, pass review sau 1 lần sửa.</w:t>
+      </w:r>
+    </w:p>
+    <w:p>
+      <w:pPr>
+        <w:pStyle w:val="Heading3"/>
+      </w:pPr>
+      <w:r>
+        <w:rPr>
+          <w:rFonts w:ascii="Times New Roman" w:hAnsi="Times New Roman" w:eastAsia="Times New Roman"/>
+          <w:b/>
+          <w:i w:val="0"/>
+          <w:color w:val="000000"/>
+          <w:sz w:val="28"/>
+        </w:rPr>
+        <w:t>Tuần 4: 22/12/2025 - 28/12/2025</w:t>
+      </w:r>
+    </w:p>
+    <w:p>
+      <w:pPr>
+        <w:spacing w:line="288" w:lineRule="auto"/>
+        <w:ind w:firstLine="567"/>
+        <w:jc w:val="both"/>
+      </w:pPr>
+      <w:r>
+        <w:rPr>
+          <w:rFonts w:ascii="Times New Roman" w:hAnsi="Times New Roman" w:eastAsia="Times New Roman"/>
+          <w:b w:val="0"/>
+          <w:i w:val="0"/>
+          <w:sz w:val="26"/>
+        </w:rPr>
+        <w:t>Công việc thực hiện:</w:t>
+      </w:r>
+    </w:p>
+    <w:p>
+      <w:pPr>
+        <w:pStyle w:val="ListBullet"/>
+        <w:spacing w:line="288" w:lineRule="auto"/>
+        <w:ind w:left="850" w:hanging="283"/>
+      </w:pPr>
+      <w:r>
+        <w:rPr>
+          <w:rFonts w:ascii="Times New Roman" w:hAnsi="Times New Roman" w:eastAsia="Times New Roman"/>
+          <w:b w:val="0"/>
+          <w:i w:val="0"/>
+          <w:sz w:val="26"/>
+        </w:rPr>
+        <w:t>Tiếp tục thiết kế indexes cho các bảng đã tạo</w:t>
+      </w:r>
+    </w:p>
+    <w:p>
+      <w:pPr>
+        <w:pStyle w:val="ListBullet"/>
+        <w:spacing w:line="288" w:lineRule="auto"/>
+        <w:ind w:left="850" w:hanging="283"/>
+      </w:pPr>
+      <w:r>
+        <w:rPr>
+          <w:rFonts w:ascii="Times New Roman" w:hAnsi="Times New Roman" w:eastAsia="Times New Roman"/>
+          <w:b w:val="0"/>
+          <w:i w:val="0"/>
+          <w:sz w:val="26"/>
+        </w:rPr>
+        <w:t>Tạo Index Info document: loại index (PK, FK, Unique, Normal), columns, mục đích</w:t>
+      </w:r>
+    </w:p>
+    <w:p>
+      <w:pPr>
+        <w:pStyle w:val="ListBullet"/>
+        <w:spacing w:line="288" w:lineRule="auto"/>
+        <w:ind w:left="850" w:hanging="283"/>
+      </w:pPr>
+      <w:r>
+        <w:rPr>
+          <w:rFonts w:ascii="Times New Roman" w:hAnsi="Times New Roman" w:eastAsia="Times New Roman"/>
+          <w:b w:val="0"/>
+          <w:i w:val="0"/>
+          <w:sz w:val="26"/>
+        </w:rPr>
+        <w:t>Học về query optimization và explain plan trong Oracle</w:t>
+      </w:r>
+    </w:p>
+    <w:p>
+      <w:pPr>
+        <w:pStyle w:val="ListBullet"/>
+        <w:spacing w:line="288" w:lineRule="auto"/>
+        <w:ind w:left="850" w:hanging="283"/>
+      </w:pPr>
+      <w:r>
+        <w:rPr>
+          <w:rFonts w:ascii="Times New Roman" w:hAnsi="Times New Roman" w:eastAsia="Times New Roman"/>
+          <w:b w:val="0"/>
+          <w:i w:val="0"/>
+          <w:sz w:val="26"/>
+        </w:rPr>
+        <w:t>Bắt đầu training về thiết kế màn hình (Screen Design)</w:t>
+      </w:r>
+    </w:p>
+    <w:p>
+      <w:pPr>
+        <w:pStyle w:val="ListBullet"/>
+        <w:spacing w:line="288" w:lineRule="auto"/>
+        <w:ind w:left="850" w:hanging="283"/>
+      </w:pPr>
+      <w:r>
+        <w:rPr>
+          <w:rFonts w:ascii="Times New Roman" w:hAnsi="Times New Roman" w:eastAsia="Times New Roman"/>
+          <w:b w:val="0"/>
+          <w:i w:val="0"/>
+          <w:sz w:val="26"/>
+        </w:rPr>
+        <w:t>Tìm hiểu về wireframe và UI/UX principles</w:t>
+      </w:r>
+    </w:p>
+    <w:p>
+      <w:pPr>
+        <w:spacing w:line="288" w:lineRule="auto"/>
+        <w:ind w:firstLine="567"/>
+        <w:jc w:val="both"/>
+      </w:pPr>
+      <w:r>
+        <w:rPr>
+          <w:rFonts w:ascii="Times New Roman" w:hAnsi="Times New Roman" w:eastAsia="Times New Roman"/>
+          <w:b w:val="0"/>
+          <w:i w:val="0"/>
+          <w:sz w:val="26"/>
+        </w:rPr>
+        <w:t>Kỹ năng học được:</w:t>
+      </w:r>
+    </w:p>
+    <w:p>
+      <w:pPr>
+        <w:pStyle w:val="ListBullet"/>
+        <w:spacing w:line="288" w:lineRule="auto"/>
+        <w:ind w:left="850" w:hanging="283"/>
+      </w:pPr>
+      <w:r>
+        <w:rPr>
+          <w:rFonts w:ascii="Times New Roman" w:hAnsi="Times New Roman" w:eastAsia="Times New Roman"/>
+          <w:b w:val="0"/>
+          <w:i w:val="0"/>
+          <w:sz w:val="26"/>
+        </w:rPr>
+        <w:t>Hiểu khi nào nên tạo index và loại index phù hợp (B-tree vs Bitmap)</w:t>
+      </w:r>
+    </w:p>
+    <w:p>
+      <w:pPr>
+        <w:pStyle w:val="ListBullet"/>
+        <w:spacing w:line="288" w:lineRule="auto"/>
+        <w:ind w:left="850" w:hanging="283"/>
+      </w:pPr>
+      <w:r>
+        <w:rPr>
+          <w:rFonts w:ascii="Times New Roman" w:hAnsi="Times New Roman" w:eastAsia="Times New Roman"/>
+          <w:b w:val="0"/>
+          <w:i w:val="0"/>
+          <w:sz w:val="26"/>
+        </w:rPr>
+        <w:t>Biết cách analyze query performance với EXPLAIN PLAN</w:t>
+      </w:r>
+    </w:p>
+    <w:p>
+      <w:pPr>
+        <w:pStyle w:val="ListBullet"/>
+        <w:spacing w:line="288" w:lineRule="auto"/>
+        <w:ind w:left="850" w:hanging="283"/>
+      </w:pPr>
+      <w:r>
+        <w:rPr>
+          <w:rFonts w:ascii="Times New Roman" w:hAnsi="Times New Roman" w:eastAsia="Times New Roman"/>
+          <w:b w:val="0"/>
+          <w:i w:val="0"/>
+          <w:sz w:val="26"/>
+        </w:rPr>
+        <w:t>Nắm được quy trình thiết kế màn hình từ wireframe đến detailed design</w:t>
+      </w:r>
+    </w:p>
+    <w:p>
+      <w:pPr>
+        <w:spacing w:line="288" w:lineRule="auto"/>
+        <w:ind w:firstLine="567"/>
+        <w:jc w:val="both"/>
+      </w:pPr>
+      <w:r>
+        <w:rPr>
+          <w:rFonts w:ascii="Times New Roman" w:hAnsi="Times New Roman" w:eastAsia="Times New Roman"/>
+          <w:b w:val="0"/>
+          <w:i w:val="0"/>
+          <w:sz w:val="26"/>
+        </w:rPr>
+        <w:t>Thách thức: Việc quyết định tạo index cho column nào đòi hỏi hiểu sâu về business logic và query patterns.</w:t>
+      </w:r>
+    </w:p>
+    <w:p>
+      <w:pPr>
+        <w:spacing w:line="288" w:lineRule="auto"/>
+        <w:ind w:firstLine="567"/>
+        <w:jc w:val="both"/>
+      </w:pPr>
+      <w:r>
+        <w:rPr>
+          <w:rFonts w:ascii="Times New Roman" w:hAnsi="Times New Roman" w:eastAsia="Times New Roman"/>
+          <w:b w:val="0"/>
+          <w:i w:val="0"/>
+          <w:sz w:val="26"/>
+        </w:rPr>
+        <w:t>Kết quả: Hoàn thành Index Info cho tất cả các bảng, bắt đầu làm quen với Screen Design.</w:t>
+      </w:r>
+    </w:p>
+    <w:p>
+      <w:pPr>
+        <w:pStyle w:val="Heading3"/>
+      </w:pPr>
+      <w:r>
+        <w:rPr>
+          <w:rFonts w:ascii="Times New Roman" w:hAnsi="Times New Roman" w:eastAsia="Times New Roman"/>
+          <w:b/>
+          <w:i w:val="0"/>
+          <w:color w:val="000000"/>
+          <w:sz w:val="28"/>
+        </w:rPr>
+        <w:t>Tuần 5: 29/12/2025 - 04/01/2026</w:t>
+      </w:r>
+    </w:p>
+    <w:p>
+      <w:pPr>
+        <w:spacing w:line="288" w:lineRule="auto"/>
+        <w:ind w:firstLine="567"/>
+        <w:jc w:val="both"/>
+      </w:pPr>
+      <w:r>
+        <w:rPr>
+          <w:rFonts w:ascii="Times New Roman" w:hAnsi="Times New Roman" w:eastAsia="Times New Roman"/>
+          <w:b w:val="0"/>
+          <w:i w:val="0"/>
+          <w:sz w:val="26"/>
+        </w:rPr>
+        <w:t>Công việc thực hiện:</w:t>
+      </w:r>
+    </w:p>
+    <w:p>
+      <w:pPr>
+        <w:pStyle w:val="ListBullet"/>
+        <w:spacing w:line="288" w:lineRule="auto"/>
+        <w:ind w:left="850" w:hanging="283"/>
+      </w:pPr>
+      <w:r>
+        <w:rPr>
+          <w:rFonts w:ascii="Times New Roman" w:hAnsi="Times New Roman" w:eastAsia="Times New Roman"/>
+          <w:b w:val="0"/>
+          <w:i w:val="0"/>
+          <w:sz w:val="26"/>
+        </w:rPr>
+        <w:t>Thực hành thiết kế màn hình User List (danh sách người dùng)</w:t>
+      </w:r>
+    </w:p>
+    <w:p>
+      <w:pPr>
+        <w:pStyle w:val="ListBullet"/>
+        <w:spacing w:line="288" w:lineRule="auto"/>
+        <w:ind w:left="850" w:hanging="283"/>
+      </w:pPr>
+      <w:r>
+        <w:rPr>
+          <w:rFonts w:ascii="Times New Roman" w:hAnsi="Times New Roman" w:eastAsia="Times New Roman"/>
+          <w:b w:val="0"/>
+          <w:i w:val="0"/>
+          <w:sz w:val="26"/>
+        </w:rPr>
+        <w:t>Định nghĩa layout: header, search bar, data table, pagination, action buttons</w:t>
+      </w:r>
+    </w:p>
+    <w:p>
+      <w:pPr>
+        <w:pStyle w:val="ListBullet"/>
+        <w:spacing w:line="288" w:lineRule="auto"/>
+        <w:ind w:left="850" w:hanging="283"/>
+      </w:pPr>
+      <w:r>
+        <w:rPr>
+          <w:rFonts w:ascii="Times New Roman" w:hAnsi="Times New Roman" w:eastAsia="Times New Roman"/>
+          <w:b w:val="0"/>
+          <w:i w:val="0"/>
+          <w:sz w:val="26"/>
+        </w:rPr>
+        <w:t>Tạo Items document: ID, tên, loại (textbox/dropdown/button), I/O type, required flag</w:t>
+      </w:r>
+    </w:p>
+    <w:p>
+      <w:pPr>
+        <w:pStyle w:val="ListBullet"/>
+        <w:spacing w:line="288" w:lineRule="auto"/>
+        <w:ind w:left="850" w:hanging="283"/>
+      </w:pPr>
+      <w:r>
+        <w:rPr>
+          <w:rFonts w:ascii="Times New Roman" w:hAnsi="Times New Roman" w:eastAsia="Times New Roman"/>
+          <w:b w:val="0"/>
+          <w:i w:val="0"/>
+          <w:sz w:val="26"/>
+        </w:rPr>
+        <w:t>Định nghĩa validation rules: single validation (bắt buộc, độ dài, format)</w:t>
+      </w:r>
+    </w:p>
+    <w:p>
+      <w:pPr>
+        <w:pStyle w:val="ListBullet"/>
+        <w:spacing w:line="288" w:lineRule="auto"/>
+        <w:ind w:left="850" w:hanging="283"/>
+      </w:pPr>
+      <w:r>
+        <w:rPr>
+          <w:rFonts w:ascii="Times New Roman" w:hAnsi="Times New Roman" w:eastAsia="Times New Roman"/>
+          <w:b w:val="0"/>
+          <w:i w:val="0"/>
+          <w:sz w:val="26"/>
+        </w:rPr>
+        <w:t>Thiết kế messages: success, error, warning, info</w:t>
+      </w:r>
+    </w:p>
+    <w:p>
+      <w:pPr>
+        <w:spacing w:line="288" w:lineRule="auto"/>
+        <w:ind w:firstLine="567"/>
+        <w:jc w:val="both"/>
+      </w:pPr>
+      <w:r>
+        <w:rPr>
+          <w:rFonts w:ascii="Times New Roman" w:hAnsi="Times New Roman" w:eastAsia="Times New Roman"/>
+          <w:b w:val="0"/>
+          <w:i w:val="0"/>
+          <w:sz w:val="26"/>
+        </w:rPr>
+        <w:t>Kỹ năng học được:</w:t>
+      </w:r>
+    </w:p>
+    <w:p>
+      <w:pPr>
+        <w:pStyle w:val="ListBullet"/>
+        <w:spacing w:line="288" w:lineRule="auto"/>
+        <w:ind w:left="850" w:hanging="283"/>
+      </w:pPr>
+      <w:r>
+        <w:rPr>
+          <w:rFonts w:ascii="Times New Roman" w:hAnsi="Times New Roman" w:eastAsia="Times New Roman"/>
+          <w:b w:val="0"/>
+          <w:i w:val="0"/>
+          <w:sz w:val="26"/>
+        </w:rPr>
+        <w:t>Kỹ năng phân tích màn hình thành các components nhỏ</w:t>
+      </w:r>
+    </w:p>
+    <w:p>
+      <w:pPr>
+        <w:pStyle w:val="ListBullet"/>
+        <w:spacing w:line="288" w:lineRule="auto"/>
+        <w:ind w:left="850" w:hanging="283"/>
+      </w:pPr>
+      <w:r>
+        <w:rPr>
+          <w:rFonts w:ascii="Times New Roman" w:hAnsi="Times New Roman" w:eastAsia="Times New Roman"/>
+          <w:b w:val="0"/>
+          <w:i w:val="0"/>
+          <w:sz w:val="26"/>
+        </w:rPr>
+        <w:t>Hiểu về các loại validation: client-side vs server-side</w:t>
+      </w:r>
+    </w:p>
+    <w:p>
+      <w:pPr>
+        <w:pStyle w:val="ListBullet"/>
+        <w:spacing w:line="288" w:lineRule="auto"/>
+        <w:ind w:left="850" w:hanging="283"/>
+      </w:pPr>
+      <w:r>
+        <w:rPr>
+          <w:rFonts w:ascii="Times New Roman" w:hAnsi="Times New Roman" w:eastAsia="Times New Roman"/>
+          <w:b w:val="0"/>
+          <w:i w:val="0"/>
+          <w:sz w:val="26"/>
+        </w:rPr>
+        <w:t>Viết validation rules rõ ràng, đầy đủ trường hợp edge case</w:t>
+      </w:r>
+    </w:p>
+    <w:p>
+      <w:pPr>
+        <w:spacing w:line="288" w:lineRule="auto"/>
+        <w:ind w:firstLine="567"/>
+        <w:jc w:val="both"/>
+      </w:pPr>
+      <w:r>
+        <w:rPr>
+          <w:rFonts w:ascii="Times New Roman" w:hAnsi="Times New Roman" w:eastAsia="Times New Roman"/>
+          <w:b w:val="0"/>
+          <w:i w:val="0"/>
+          <w:sz w:val="26"/>
+        </w:rPr>
+        <w:t>Thách thức: Thiết kế màn hình phức tạp hơn DB design vì phải tham chiếu nhiều tài liệu (DB schema, API spec, business rules).</w:t>
+      </w:r>
+    </w:p>
+    <w:p>
+      <w:pPr>
+        <w:spacing w:line="288" w:lineRule="auto"/>
+        <w:ind w:firstLine="567"/>
+        <w:jc w:val="both"/>
+      </w:pPr>
+      <w:r>
+        <w:rPr>
+          <w:rFonts w:ascii="Times New Roman" w:hAnsi="Times New Roman" w:eastAsia="Times New Roman"/>
+          <w:b w:val="0"/>
+          <w:i w:val="0"/>
+          <w:sz w:val="26"/>
+        </w:rPr>
+        <w:t>Kết quả: Hoàn thành thiết kế màn hình User List với đầy đủ items, validation, messages.</w:t>
+      </w:r>
+    </w:p>
+    <w:p>
+      <w:pPr>
+        <w:pStyle w:val="Heading3"/>
+      </w:pPr>
+      <w:r>
+        <w:rPr>
+          <w:rFonts w:ascii="Times New Roman" w:hAnsi="Times New Roman" w:eastAsia="Times New Roman"/>
+          <w:b/>
+          <w:i w:val="0"/>
+          <w:color w:val="000000"/>
+          <w:sz w:val="28"/>
+        </w:rPr>
+        <w:t>Tuần 6: 05/01/2026 - 11/01/2026</w:t>
+      </w:r>
+    </w:p>
+    <w:p>
+      <w:pPr>
+        <w:spacing w:line="288" w:lineRule="auto"/>
+        <w:ind w:firstLine="567"/>
+        <w:jc w:val="both"/>
+      </w:pPr>
+      <w:r>
+        <w:rPr>
+          <w:rFonts w:ascii="Times New Roman" w:hAnsi="Times New Roman" w:eastAsia="Times New Roman"/>
+          <w:b w:val="0"/>
+          <w:i w:val="0"/>
+          <w:sz w:val="26"/>
+        </w:rPr>
+        <w:t>Công việc thực hiện:</w:t>
+      </w:r>
+    </w:p>
+    <w:p>
+      <w:pPr>
+        <w:pStyle w:val="ListBullet"/>
+        <w:spacing w:line="288" w:lineRule="auto"/>
+        <w:ind w:left="850" w:hanging="283"/>
+      </w:pPr>
+      <w:r>
+        <w:rPr>
+          <w:rFonts w:ascii="Times New Roman" w:hAnsi="Times New Roman" w:eastAsia="Times New Roman"/>
+          <w:b w:val="0"/>
+          <w:i w:val="0"/>
+          <w:sz w:val="26"/>
+        </w:rPr>
+        <w:t>Tiếp tục thiết kế màn hình User Detail (chi tiết/chỉnh sửa người dùng)</w:t>
+      </w:r>
+    </w:p>
+    <w:p>
+      <w:pPr>
+        <w:pStyle w:val="ListBullet"/>
+        <w:spacing w:line="288" w:lineRule="auto"/>
+        <w:ind w:left="850" w:hanging="283"/>
+      </w:pPr>
+      <w:r>
+        <w:rPr>
+          <w:rFonts w:ascii="Times New Roman" w:hAnsi="Times New Roman" w:eastAsia="Times New Roman"/>
+          <w:b w:val="0"/>
+          <w:i w:val="0"/>
+          <w:sz w:val="26"/>
+        </w:rPr>
+        <w:t>Định nghĩa correlation validation: logic phụ thuộc giữa các trường</w:t>
+      </w:r>
+    </w:p>
+    <w:p>
+      <w:pPr>
+        <w:pStyle w:val="ListBullet"/>
+        <w:spacing w:line="288" w:lineRule="auto"/>
+        <w:ind w:left="850" w:hanging="283"/>
+      </w:pPr>
+      <w:r>
+        <w:rPr>
+          <w:rFonts w:ascii="Times New Roman" w:hAnsi="Times New Roman" w:eastAsia="Times New Roman"/>
+          <w:b w:val="0"/>
+          <w:i w:val="0"/>
+          <w:sz w:val="26"/>
+        </w:rPr>
+        <w:t>Tạo Item Control document: điều kiện hiển thị/ẩn, enable/disable các fields</w:t>
+      </w:r>
+    </w:p>
+    <w:p>
+      <w:pPr>
+        <w:pStyle w:val="ListBullet"/>
+        <w:spacing w:line="288" w:lineRule="auto"/>
+        <w:ind w:left="850" w:hanging="283"/>
+      </w:pPr>
+      <w:r>
+        <w:rPr>
+          <w:rFonts w:ascii="Times New Roman" w:hAnsi="Times New Roman" w:eastAsia="Times New Roman"/>
+          <w:b w:val="0"/>
+          <w:i w:val="0"/>
+          <w:sz w:val="26"/>
+        </w:rPr>
+        <w:t>Training về thiết kế API RESTful</w:t>
+      </w:r>
+    </w:p>
+    <w:p>
+      <w:pPr>
+        <w:pStyle w:val="ListBullet"/>
+        <w:spacing w:line="288" w:lineRule="auto"/>
+        <w:ind w:left="850" w:hanging="283"/>
+      </w:pPr>
+      <w:r>
+        <w:rPr>
+          <w:rFonts w:ascii="Times New Roman" w:hAnsi="Times New Roman" w:eastAsia="Times New Roman"/>
+          <w:b w:val="0"/>
+          <w:i w:val="0"/>
+          <w:sz w:val="26"/>
+        </w:rPr>
+        <w:t>Học về HTTP methods, status codes, request/response structure</w:t>
+      </w:r>
+    </w:p>
+    <w:p>
+      <w:pPr>
+        <w:spacing w:line="288" w:lineRule="auto"/>
+        <w:ind w:firstLine="567"/>
+        <w:jc w:val="both"/>
+      </w:pPr>
+      <w:r>
+        <w:rPr>
+          <w:rFonts w:ascii="Times New Roman" w:hAnsi="Times New Roman" w:eastAsia="Times New Roman"/>
+          <w:b w:val="0"/>
+          <w:i w:val="0"/>
+          <w:sz w:val="26"/>
+        </w:rPr>
+        <w:t>Kỹ năng học được:</w:t>
+      </w:r>
+    </w:p>
+    <w:p>
+      <w:pPr>
+        <w:pStyle w:val="ListBullet"/>
+        <w:spacing w:line="288" w:lineRule="auto"/>
+        <w:ind w:left="850" w:hanging="283"/>
+      </w:pPr>
+      <w:r>
+        <w:rPr>
+          <w:rFonts w:ascii="Times New Roman" w:hAnsi="Times New Roman" w:eastAsia="Times New Roman"/>
+          <w:b w:val="0"/>
+          <w:i w:val="0"/>
+          <w:sz w:val="26"/>
+        </w:rPr>
+        <w:t>Kỹ năng thiết kế validation phức tạp với multiple conditions</w:t>
+      </w:r>
+    </w:p>
+    <w:p>
+      <w:pPr>
+        <w:pStyle w:val="ListBullet"/>
+        <w:spacing w:line="288" w:lineRule="auto"/>
+        <w:ind w:left="850" w:hanging="283"/>
+      </w:pPr>
+      <w:r>
+        <w:rPr>
+          <w:rFonts w:ascii="Times New Roman" w:hAnsi="Times New Roman" w:eastAsia="Times New Roman"/>
+          <w:b w:val="0"/>
+          <w:i w:val="0"/>
+          <w:sz w:val="26"/>
+        </w:rPr>
+        <w:t>Hiểu về state management trong màn hình (view mode vs edit mode)</w:t>
+      </w:r>
+    </w:p>
+    <w:p>
+      <w:pPr>
+        <w:pStyle w:val="ListBullet"/>
+        <w:spacing w:line="288" w:lineRule="auto"/>
+        <w:ind w:left="850" w:hanging="283"/>
+      </w:pPr>
+      <w:r>
+        <w:rPr>
+          <w:rFonts w:ascii="Times New Roman" w:hAnsi="Times New Roman" w:eastAsia="Times New Roman"/>
+          <w:b w:val="0"/>
+          <w:i w:val="0"/>
+          <w:sz w:val="26"/>
+        </w:rPr>
+        <w:t>Nắm vững các nguyên tắc thiết kế RESTful API</w:t>
+      </w:r>
+    </w:p>
+    <w:p>
+      <w:pPr>
+        <w:spacing w:line="288" w:lineRule="auto"/>
+        <w:ind w:firstLine="567"/>
+        <w:jc w:val="both"/>
+      </w:pPr>
+      <w:r>
+        <w:rPr>
+          <w:rFonts w:ascii="Times New Roman" w:hAnsi="Times New Roman" w:eastAsia="Times New Roman"/>
+          <w:b w:val="0"/>
+          <w:i w:val="0"/>
+          <w:sz w:val="26"/>
+        </w:rPr>
+        <w:t>Thách thức: Correlation validation đòi hỏi phải hiểu sâu về business rules và xử lý nhiều trường hợp đặc biệt.</w:t>
+      </w:r>
+    </w:p>
+    <w:p>
+      <w:pPr>
+        <w:spacing w:line="288" w:lineRule="auto"/>
+        <w:ind w:firstLine="567"/>
+        <w:jc w:val="both"/>
+      </w:pPr>
+      <w:r>
+        <w:rPr>
+          <w:rFonts w:ascii="Times New Roman" w:hAnsi="Times New Roman" w:eastAsia="Times New Roman"/>
+          <w:b w:val="0"/>
+          <w:i w:val="0"/>
+          <w:sz w:val="26"/>
+        </w:rPr>
+        <w:t>Kết quả: Hoàn thành thiết kế màn hình User Detail, sẵn sàng chuyển sang API Design.</w:t>
+      </w:r>
+    </w:p>
+    <w:p>
+      <w:pPr>
+        <w:pStyle w:val="Heading3"/>
+      </w:pPr>
+      <w:r>
+        <w:rPr>
+          <w:rFonts w:ascii="Times New Roman" w:hAnsi="Times New Roman" w:eastAsia="Times New Roman"/>
+          <w:b/>
+          <w:i w:val="0"/>
+          <w:color w:val="000000"/>
+          <w:sz w:val="28"/>
+        </w:rPr>
+        <w:t>Tuần 7: 12/01/2026 - 18/01/2026</w:t>
+      </w:r>
+    </w:p>
+    <w:p>
+      <w:pPr>
+        <w:spacing w:line="288" w:lineRule="auto"/>
+        <w:ind w:firstLine="567"/>
+        <w:jc w:val="both"/>
+      </w:pPr>
+      <w:r>
+        <w:rPr>
+          <w:rFonts w:ascii="Times New Roman" w:hAnsi="Times New Roman" w:eastAsia="Times New Roman"/>
+          <w:b w:val="0"/>
+          <w:i w:val="0"/>
+          <w:sz w:val="26"/>
+        </w:rPr>
+        <w:t>Công việc thực hiện:</w:t>
+      </w:r>
+    </w:p>
+    <w:p>
+      <w:pPr>
+        <w:pStyle w:val="ListBullet"/>
+        <w:spacing w:line="288" w:lineRule="auto"/>
+        <w:ind w:left="850" w:hanging="283"/>
+      </w:pPr>
+      <w:r>
+        <w:rPr>
+          <w:rFonts w:ascii="Times New Roman" w:hAnsi="Times New Roman" w:eastAsia="Times New Roman"/>
+          <w:b w:val="0"/>
+          <w:i w:val="0"/>
+          <w:sz w:val="26"/>
+        </w:rPr>
+        <w:t>Thực hành thiết kế API cho module User Management</w:t>
+      </w:r>
+    </w:p>
+    <w:p>
+      <w:pPr>
+        <w:pStyle w:val="ListBullet"/>
+        <w:spacing w:line="288" w:lineRule="auto"/>
+        <w:ind w:left="850" w:hanging="283"/>
+      </w:pPr>
+      <w:r>
+        <w:rPr>
+          <w:rFonts w:ascii="Times New Roman" w:hAnsi="Times New Roman" w:eastAsia="Times New Roman"/>
+          <w:b w:val="0"/>
+          <w:i w:val="0"/>
+          <w:sz w:val="26"/>
+        </w:rPr>
+        <w:t>Định nghĩa endpoints: GET /users, GET /users/:id, POST /users, PUT /users/:id, DELETE /users/:id</w:t>
+      </w:r>
+    </w:p>
+    <w:p>
+      <w:pPr>
+        <w:pStyle w:val="ListBullet"/>
+        <w:spacing w:line="288" w:lineRule="auto"/>
+        <w:ind w:left="850" w:hanging="283"/>
+      </w:pPr>
+      <w:r>
+        <w:rPr>
+          <w:rFonts w:ascii="Times New Roman" w:hAnsi="Times New Roman" w:eastAsia="Times New Roman"/>
+          <w:b w:val="0"/>
+          <w:i w:val="0"/>
+          <w:sz w:val="26"/>
+        </w:rPr>
+        <w:t>Thiết kế Request Parameters: query params, path params, request body</w:t>
+      </w:r>
+    </w:p>
+    <w:p>
+      <w:pPr>
+        <w:pStyle w:val="ListBullet"/>
+        <w:spacing w:line="288" w:lineRule="auto"/>
+        <w:ind w:left="850" w:hanging="283"/>
+      </w:pPr>
+      <w:r>
+        <w:rPr>
+          <w:rFonts w:ascii="Times New Roman" w:hAnsi="Times New Roman" w:eastAsia="Times New Roman"/>
+          <w:b w:val="0"/>
+          <w:i w:val="0"/>
+          <w:sz w:val="26"/>
+        </w:rPr>
+        <w:t>Thiết kế Response structure: status, data, message, pagination</w:t>
+      </w:r>
+    </w:p>
+    <w:p>
+      <w:pPr>
+        <w:pStyle w:val="ListBullet"/>
+        <w:spacing w:line="288" w:lineRule="auto"/>
+        <w:ind w:left="850" w:hanging="283"/>
+      </w:pPr>
+      <w:r>
+        <w:rPr>
+          <w:rFonts w:ascii="Times New Roman" w:hAnsi="Times New Roman" w:eastAsia="Times New Roman"/>
+          <w:b w:val="0"/>
+          <w:i w:val="0"/>
+          <w:sz w:val="26"/>
+        </w:rPr>
+        <w:t>Định nghĩa Error Handling với các status codes: 400, 401, 403, 404, 500</w:t>
+      </w:r>
+    </w:p>
+    <w:p>
+      <w:pPr>
+        <w:pStyle w:val="ListBullet"/>
+        <w:spacing w:line="288" w:lineRule="auto"/>
+        <w:ind w:left="850" w:hanging="283"/>
+      </w:pPr>
+      <w:r>
+        <w:rPr>
+          <w:rFonts w:ascii="Times New Roman" w:hAnsi="Times New Roman" w:eastAsia="Times New Roman"/>
+          <w:b w:val="0"/>
+          <w:i w:val="0"/>
+          <w:sz w:val="26"/>
+        </w:rPr>
+        <w:t>Được giới thiệu về Claude AI [4] để hỗ trợ kiểm tra thiết kế</w:t>
+      </w:r>
+    </w:p>
+    <w:p>
+      <w:pPr>
+        <w:spacing w:line="288" w:lineRule="auto"/>
+        <w:ind w:firstLine="567"/>
+        <w:jc w:val="both"/>
+      </w:pPr>
+      <w:r>
+        <w:rPr>
+          <w:rFonts w:ascii="Times New Roman" w:hAnsi="Times New Roman" w:eastAsia="Times New Roman"/>
+          <w:b w:val="0"/>
+          <w:i w:val="0"/>
+          <w:sz w:val="26"/>
+        </w:rPr>
+        <w:t>Kỹ năng học được:</w:t>
+      </w:r>
+    </w:p>
+    <w:p>
+      <w:pPr>
+        <w:pStyle w:val="ListBullet"/>
+        <w:spacing w:line="288" w:lineRule="auto"/>
+        <w:ind w:left="850" w:hanging="283"/>
+      </w:pPr>
+      <w:r>
+        <w:rPr>
+          <w:rFonts w:ascii="Times New Roman" w:hAnsi="Times New Roman" w:eastAsia="Times New Roman"/>
+          <w:b w:val="0"/>
+          <w:i w:val="0"/>
+          <w:sz w:val="26"/>
+        </w:rPr>
+        <w:t>Kỹ năng thiết kế RESTful API theo chuẩn resource-based</w:t>
+      </w:r>
+    </w:p>
+    <w:p>
+      <w:pPr>
+        <w:pStyle w:val="ListBullet"/>
+        <w:spacing w:line="288" w:lineRule="auto"/>
+        <w:ind w:left="850" w:hanging="283"/>
+      </w:pPr>
+      <w:r>
+        <w:rPr>
+          <w:rFonts w:ascii="Times New Roman" w:hAnsi="Times New Roman" w:eastAsia="Times New Roman"/>
+          <w:b w:val="0"/>
+          <w:i w:val="0"/>
+          <w:sz w:val="26"/>
+        </w:rPr>
+        <w:t>Hiểu về idempotency của các HTTP methods (GET, PUT, DELETE)</w:t>
+      </w:r>
+    </w:p>
+    <w:p>
+      <w:pPr>
+        <w:pStyle w:val="ListBullet"/>
+        <w:spacing w:line="288" w:lineRule="auto"/>
+        <w:ind w:left="850" w:hanging="283"/>
+      </w:pPr>
+      <w:r>
+        <w:rPr>
+          <w:rFonts w:ascii="Times New Roman" w:hAnsi="Times New Roman" w:eastAsia="Times New Roman"/>
+          <w:b w:val="0"/>
+          <w:i w:val="0"/>
+          <w:sz w:val="26"/>
+        </w:rPr>
+        <w:t>Biết cách sử dụng AI tools để review và cải thiện thiết kế</w:t>
+      </w:r>
+    </w:p>
+    <w:p>
+      <w:pPr>
+        <w:spacing w:line="288" w:lineRule="auto"/>
+        <w:ind w:firstLine="567"/>
+        <w:jc w:val="both"/>
+      </w:pPr>
+      <w:r>
+        <w:rPr>
+          <w:rFonts w:ascii="Times New Roman" w:hAnsi="Times New Roman" w:eastAsia="Times New Roman"/>
+          <w:b w:val="0"/>
+          <w:i w:val="0"/>
+          <w:sz w:val="26"/>
+        </w:rPr>
+        <w:t>Thách thức: Khó khăn trong việc thiết kế response structure nhất quán cho tất cả các API endpoints.</w:t>
+      </w:r>
+    </w:p>
+    <w:p>
+      <w:pPr>
+        <w:spacing w:line="288" w:lineRule="auto"/>
+        <w:ind w:firstLine="567"/>
+        <w:jc w:val="both"/>
+      </w:pPr>
+      <w:r>
+        <w:rPr>
+          <w:rFonts w:ascii="Times New Roman" w:hAnsi="Times New Roman" w:eastAsia="Times New Roman"/>
+          <w:b w:val="0"/>
+          <w:i w:val="0"/>
+          <w:sz w:val="26"/>
+        </w:rPr>
+        <w:t>Kết quả: Hoàn thành thiết kế 5 APIs chính cho User Management với đầy đủ request/response specs.</w:t>
+      </w:r>
+    </w:p>
+    <w:p>
+      <w:pPr>
+        <w:pStyle w:val="Heading3"/>
+      </w:pPr>
+      <w:r>
+        <w:rPr>
+          <w:rFonts w:ascii="Times New Roman" w:hAnsi="Times New Roman" w:eastAsia="Times New Roman"/>
+          <w:b/>
+          <w:i w:val="0"/>
+          <w:color w:val="000000"/>
+          <w:sz w:val="28"/>
+        </w:rPr>
+        <w:t>Tuần 8: 19/01/2026 - 25/01/2026</w:t>
+      </w:r>
+    </w:p>
+    <w:p>
+      <w:pPr>
+        <w:spacing w:line="288" w:lineRule="auto"/>
+        <w:ind w:firstLine="567"/>
+        <w:jc w:val="both"/>
+      </w:pPr>
+      <w:r>
+        <w:rPr>
+          <w:rFonts w:ascii="Times New Roman" w:hAnsi="Times New Roman" w:eastAsia="Times New Roman"/>
+          <w:b w:val="0"/>
+          <w:i w:val="0"/>
+          <w:sz w:val="26"/>
+        </w:rPr>
+        <w:t>Công việc thực hiện:</w:t>
+      </w:r>
+    </w:p>
+    <w:p>
+      <w:pPr>
+        <w:pStyle w:val="ListBullet"/>
+        <w:spacing w:line="288" w:lineRule="auto"/>
+        <w:ind w:left="850" w:hanging="283"/>
+      </w:pPr>
+      <w:r>
+        <w:rPr>
+          <w:rFonts w:ascii="Times New Roman" w:hAnsi="Times New Roman" w:eastAsia="Times New Roman"/>
+          <w:b w:val="0"/>
+          <w:i w:val="0"/>
+          <w:sz w:val="26"/>
+        </w:rPr>
+        <w:t>Tiếp tục thiết kế APIs cho module Course Management</w:t>
+      </w:r>
+    </w:p>
+    <w:p>
+      <w:pPr>
+        <w:pStyle w:val="ListBullet"/>
+        <w:spacing w:line="288" w:lineRule="auto"/>
+        <w:ind w:left="850" w:hanging="283"/>
+      </w:pPr>
+      <w:r>
+        <w:rPr>
+          <w:rFonts w:ascii="Times New Roman" w:hAnsi="Times New Roman" w:eastAsia="Times New Roman"/>
+          <w:b w:val="0"/>
+          <w:i w:val="0"/>
+          <w:sz w:val="26"/>
+        </w:rPr>
+        <w:t>Thực hành sử dụng Claude AI để kiểm tra chất lượng API design</w:t>
+      </w:r>
+    </w:p>
+    <w:p>
+      <w:pPr>
+        <w:pStyle w:val="ListBullet"/>
+        <w:spacing w:line="288" w:lineRule="auto"/>
+        <w:ind w:left="850" w:hanging="283"/>
+      </w:pPr>
+      <w:r>
+        <w:rPr>
+          <w:rFonts w:ascii="Times New Roman" w:hAnsi="Times New Roman" w:eastAsia="Times New Roman"/>
+          <w:b w:val="0"/>
+          <w:i w:val="0"/>
+          <w:sz w:val="26"/>
+        </w:rPr>
+        <w:t>Fix các issues được AI phát hiện: naming inconsistency, missing error cases, incomplete documentation</w:t>
+      </w:r>
+    </w:p>
+    <w:p>
+      <w:pPr>
+        <w:pStyle w:val="ListBullet"/>
+        <w:spacing w:line="288" w:lineRule="auto"/>
+        <w:ind w:left="850" w:hanging="283"/>
+      </w:pPr>
+      <w:r>
+        <w:rPr>
+          <w:rFonts w:ascii="Times New Roman" w:hAnsi="Times New Roman" w:eastAsia="Times New Roman"/>
+          <w:b w:val="0"/>
+          <w:i w:val="0"/>
+          <w:sz w:val="26"/>
+        </w:rPr>
+        <w:t>Training về Spring Batch và Batch Processing</w:t>
+      </w:r>
+    </w:p>
+    <w:p>
+      <w:pPr>
+        <w:pStyle w:val="ListBullet"/>
+        <w:spacing w:line="288" w:lineRule="auto"/>
+        <w:ind w:left="850" w:hanging="283"/>
+      </w:pPr>
+      <w:r>
+        <w:rPr>
+          <w:rFonts w:ascii="Times New Roman" w:hAnsi="Times New Roman" w:eastAsia="Times New Roman"/>
+          <w:b w:val="0"/>
+          <w:i w:val="0"/>
+          <w:sz w:val="26"/>
+        </w:rPr>
+        <w:t>Học về Job, Step, ItemReader, ItemProcessor, ItemWriter</w:t>
+      </w:r>
+    </w:p>
+    <w:p>
+      <w:pPr>
+        <w:spacing w:line="288" w:lineRule="auto"/>
+        <w:ind w:firstLine="567"/>
+        <w:jc w:val="both"/>
+      </w:pPr>
+      <w:r>
+        <w:rPr>
+          <w:rFonts w:ascii="Times New Roman" w:hAnsi="Times New Roman" w:eastAsia="Times New Roman"/>
+          <w:b w:val="0"/>
+          <w:i w:val="0"/>
+          <w:sz w:val="26"/>
+        </w:rPr>
+        <w:t>Kỹ năng học được:</w:t>
+      </w:r>
+    </w:p>
+    <w:p>
+      <w:pPr>
+        <w:pStyle w:val="ListBullet"/>
+        <w:spacing w:line="288" w:lineRule="auto"/>
+        <w:ind w:left="850" w:hanging="283"/>
+      </w:pPr>
+      <w:r>
+        <w:rPr>
+          <w:rFonts w:ascii="Times New Roman" w:hAnsi="Times New Roman" w:eastAsia="Times New Roman"/>
+          <w:b w:val="0"/>
+          <w:i w:val="0"/>
+          <w:sz w:val="26"/>
+        </w:rPr>
+        <w:t>Kỹ năng viết API documentation rõ ràng, đầy đủ</w:t>
+      </w:r>
+    </w:p>
+    <w:p>
+      <w:pPr>
+        <w:pStyle w:val="ListBullet"/>
+        <w:spacing w:line="288" w:lineRule="auto"/>
+        <w:ind w:left="850" w:hanging="283"/>
+      </w:pPr>
+      <w:r>
+        <w:rPr>
+          <w:rFonts w:ascii="Times New Roman" w:hAnsi="Times New Roman" w:eastAsia="Times New Roman"/>
+          <w:b w:val="0"/>
+          <w:i w:val="0"/>
+          <w:sz w:val="26"/>
+        </w:rPr>
+        <w:t>Hiểu về kiến trúc chunk processing trong Spring Batch</w:t>
+      </w:r>
+    </w:p>
+    <w:p>
+      <w:pPr>
+        <w:pStyle w:val="ListBullet"/>
+        <w:spacing w:line="288" w:lineRule="auto"/>
+        <w:ind w:left="850" w:hanging="283"/>
+      </w:pPr>
+      <w:r>
+        <w:rPr>
+          <w:rFonts w:ascii="Times New Roman" w:hAnsi="Times New Roman" w:eastAsia="Times New Roman"/>
+          <w:b w:val="0"/>
+          <w:i w:val="0"/>
+          <w:sz w:val="26"/>
+        </w:rPr>
+        <w:t>Biết cách integrate AI vào workflow để nâng cao chất lượng</w:t>
+      </w:r>
+    </w:p>
+    <w:p>
+      <w:pPr>
+        <w:spacing w:line="288" w:lineRule="auto"/>
+        <w:ind w:firstLine="567"/>
+        <w:jc w:val="both"/>
+      </w:pPr>
+      <w:r>
+        <w:rPr>
+          <w:rFonts w:ascii="Times New Roman" w:hAnsi="Times New Roman" w:eastAsia="Times New Roman"/>
+          <w:b w:val="0"/>
+          <w:i w:val="0"/>
+          <w:sz w:val="26"/>
+        </w:rPr>
+        <w:t>Thách thức: Cần học cách đặt câu hỏi hiệu quả với AI để nhận được feedback hữu ích.</w:t>
+      </w:r>
+    </w:p>
+    <w:p>
+      <w:pPr>
+        <w:spacing w:line="288" w:lineRule="auto"/>
+        <w:ind w:firstLine="567"/>
+        <w:jc w:val="both"/>
+      </w:pPr>
+      <w:r>
+        <w:rPr>
+          <w:rFonts w:ascii="Times New Roman" w:hAnsi="Times New Roman" w:eastAsia="Times New Roman"/>
+          <w:b w:val="0"/>
+          <w:i w:val="0"/>
+          <w:sz w:val="26"/>
+        </w:rPr>
+        <w:t>Kết quả: Hoàn thành thiết kế APIs cho Course Management, hiểu được cơ bản về Spring Batch.</w:t>
+      </w:r>
+    </w:p>
+    <w:p>
+      <w:pPr>
+        <w:pStyle w:val="Heading3"/>
+      </w:pPr>
+      <w:r>
+        <w:rPr>
+          <w:rFonts w:ascii="Times New Roman" w:hAnsi="Times New Roman" w:eastAsia="Times New Roman"/>
+          <w:b/>
+          <w:i w:val="0"/>
+          <w:color w:val="000000"/>
+          <w:sz w:val="28"/>
+        </w:rPr>
+        <w:t>Tuần 9: 26/01/2026 - 01/02/2026</w:t>
+      </w:r>
+    </w:p>
+    <w:p>
+      <w:pPr>
+        <w:spacing w:line="288" w:lineRule="auto"/>
+        <w:ind w:firstLine="567"/>
+        <w:jc w:val="both"/>
+      </w:pPr>
+      <w:r>
+        <w:rPr>
+          <w:rFonts w:ascii="Times New Roman" w:hAnsi="Times New Roman" w:eastAsia="Times New Roman"/>
+          <w:b w:val="0"/>
+          <w:i w:val="0"/>
+          <w:sz w:val="26"/>
+        </w:rPr>
+        <w:t>Công việc thực hiện:</w:t>
+      </w:r>
+    </w:p>
+    <w:p>
+      <w:pPr>
+        <w:pStyle w:val="ListBullet"/>
+        <w:spacing w:line="288" w:lineRule="auto"/>
+        <w:ind w:left="850" w:hanging="283"/>
+      </w:pPr>
+      <w:r>
+        <w:rPr>
+          <w:rFonts w:ascii="Times New Roman" w:hAnsi="Times New Roman" w:eastAsia="Times New Roman"/>
+          <w:b w:val="0"/>
+          <w:i w:val="0"/>
+          <w:sz w:val="26"/>
+        </w:rPr>
+        <w:t>Thực hành thiết kế Batch Job: Import User Data từ CSV file</w:t>
+      </w:r>
+    </w:p>
+    <w:p>
+      <w:pPr>
+        <w:pStyle w:val="ListBullet"/>
+        <w:spacing w:line="288" w:lineRule="auto"/>
+        <w:ind w:left="850" w:hanging="283"/>
+      </w:pPr>
+      <w:r>
+        <w:rPr>
+          <w:rFonts w:ascii="Times New Roman" w:hAnsi="Times New Roman" w:eastAsia="Times New Roman"/>
+          <w:b w:val="0"/>
+          <w:i w:val="0"/>
+          <w:sz w:val="26"/>
+        </w:rPr>
+        <w:t>Định nghĩa Job structure với 5 blocks: Chuẩn bị, Khởi tạo, Kiểm tra, Xử lý chính, Kết thúc</w:t>
+      </w:r>
+    </w:p>
+    <w:p>
+      <w:pPr>
+        <w:pStyle w:val="ListBullet"/>
+        <w:spacing w:line="288" w:lineRule="auto"/>
+        <w:ind w:left="850" w:hanging="283"/>
+      </w:pPr>
+      <w:r>
+        <w:rPr>
+          <w:rFonts w:ascii="Times New Roman" w:hAnsi="Times New Roman" w:eastAsia="Times New Roman"/>
+          <w:b w:val="0"/>
+          <w:i w:val="0"/>
+          <w:sz w:val="26"/>
+        </w:rPr>
+        <w:t>Thiết kế Shell Script với input parameters và return codes</w:t>
+      </w:r>
+    </w:p>
+    <w:p>
+      <w:pPr>
+        <w:pStyle w:val="ListBullet"/>
+        <w:spacing w:line="288" w:lineRule="auto"/>
+        <w:ind w:left="850" w:hanging="283"/>
+      </w:pPr>
+      <w:r>
+        <w:rPr>
+          <w:rFonts w:ascii="Times New Roman" w:hAnsi="Times New Roman" w:eastAsia="Times New Roman"/>
+          <w:b w:val="0"/>
+          <w:i w:val="0"/>
+          <w:sz w:val="26"/>
+        </w:rPr>
+        <w:t>Viết pseudo code cho ItemReader (đọc CSV), ItemProcessor (validate &amp; transform), ItemWriter (insert DB)</w:t>
+      </w:r>
+    </w:p>
+    <w:p>
+      <w:pPr>
+        <w:pStyle w:val="ListBullet"/>
+        <w:spacing w:line="288" w:lineRule="auto"/>
+        <w:ind w:left="850" w:hanging="283"/>
+      </w:pPr>
+      <w:r>
+        <w:rPr>
+          <w:rFonts w:ascii="Times New Roman" w:hAnsi="Times New Roman" w:eastAsia="Times New Roman"/>
+          <w:b w:val="0"/>
+          <w:i w:val="0"/>
+          <w:sz w:val="26"/>
+        </w:rPr>
+        <w:t>Định nghĩa SQL queries cho SELECT, INSERT, UPDATE operations</w:t>
+      </w:r>
+    </w:p>
+    <w:p>
+      <w:pPr>
+        <w:spacing w:line="288" w:lineRule="auto"/>
+        <w:ind w:firstLine="567"/>
+        <w:jc w:val="both"/>
+      </w:pPr>
+      <w:r>
+        <w:rPr>
+          <w:rFonts w:ascii="Times New Roman" w:hAnsi="Times New Roman" w:eastAsia="Times New Roman"/>
+          <w:b w:val="0"/>
+          <w:i w:val="0"/>
+          <w:sz w:val="26"/>
+        </w:rPr>
+        <w:t>Kỹ năng học được:</w:t>
+      </w:r>
+    </w:p>
+    <w:p>
+      <w:pPr>
+        <w:pStyle w:val="ListBullet"/>
+        <w:spacing w:line="288" w:lineRule="auto"/>
+        <w:ind w:left="850" w:hanging="283"/>
+      </w:pPr>
+      <w:r>
+        <w:rPr>
+          <w:rFonts w:ascii="Times New Roman" w:hAnsi="Times New Roman" w:eastAsia="Times New Roman"/>
+          <w:b w:val="0"/>
+          <w:i w:val="0"/>
+          <w:sz w:val="26"/>
+        </w:rPr>
+        <w:t>Kỹ năng phân tích batch requirements và chia nhỏ thành steps</w:t>
+      </w:r>
+    </w:p>
+    <w:p>
+      <w:pPr>
+        <w:pStyle w:val="ListBullet"/>
+        <w:spacing w:line="288" w:lineRule="auto"/>
+        <w:ind w:left="850" w:hanging="283"/>
+      </w:pPr>
+      <w:r>
+        <w:rPr>
+          <w:rFonts w:ascii="Times New Roman" w:hAnsi="Times New Roman" w:eastAsia="Times New Roman"/>
+          <w:b w:val="0"/>
+          <w:i w:val="0"/>
+          <w:sz w:val="26"/>
+        </w:rPr>
+        <w:t>Hiểu về transaction management trong batch processing</w:t>
+      </w:r>
+    </w:p>
+    <w:p>
+      <w:pPr>
+        <w:pStyle w:val="ListBullet"/>
+        <w:spacing w:line="288" w:lineRule="auto"/>
+        <w:ind w:left="850" w:hanging="283"/>
+      </w:pPr>
+      <w:r>
+        <w:rPr>
+          <w:rFonts w:ascii="Times New Roman" w:hAnsi="Times New Roman" w:eastAsia="Times New Roman"/>
+          <w:b w:val="0"/>
+          <w:i w:val="0"/>
+          <w:sz w:val="26"/>
+        </w:rPr>
+        <w:t>Biết cách xử lý error và rollback trong chunk processing</w:t>
+      </w:r>
+    </w:p>
+    <w:p>
+      <w:pPr>
+        <w:spacing w:line="288" w:lineRule="auto"/>
+        <w:ind w:firstLine="567"/>
+        <w:jc w:val="both"/>
+      </w:pPr>
+      <w:r>
+        <w:rPr>
+          <w:rFonts w:ascii="Times New Roman" w:hAnsi="Times New Roman" w:eastAsia="Times New Roman"/>
+          <w:b w:val="0"/>
+          <w:i w:val="0"/>
+          <w:sz w:val="26"/>
+        </w:rPr>
+        <w:t>Thách thức: Batch design phức tạp hơn API vì phải xử lý volume lớn dữ liệu và nhiều error scenarios.</w:t>
+      </w:r>
+    </w:p>
+    <w:p>
+      <w:pPr>
+        <w:spacing w:line="288" w:lineRule="auto"/>
+        <w:ind w:firstLine="567"/>
+        <w:jc w:val="both"/>
+      </w:pPr>
+      <w:r>
+        <w:rPr>
+          <w:rFonts w:ascii="Times New Roman" w:hAnsi="Times New Roman" w:eastAsia="Times New Roman"/>
+          <w:b w:val="0"/>
+          <w:i w:val="0"/>
+          <w:sz w:val="26"/>
+        </w:rPr>
+        <w:t>Kết quả: Hoàn thành thiết kế Batch Job đầu tiên với đầy đủ 5 blocks và SQL queries.</w:t>
+      </w:r>
+    </w:p>
+    <w:p>
+      <w:pPr>
+        <w:pStyle w:val="Heading3"/>
+      </w:pPr>
+      <w:r>
+        <w:rPr>
+          <w:rFonts w:ascii="Times New Roman" w:hAnsi="Times New Roman" w:eastAsia="Times New Roman"/>
+          <w:b/>
+          <w:i w:val="0"/>
+          <w:color w:val="000000"/>
+          <w:sz w:val="28"/>
+        </w:rPr>
+        <w:t>Tuần 10: 02/02/2026 - 08/02/2026</w:t>
+      </w:r>
+    </w:p>
+    <w:p>
+      <w:pPr>
+        <w:spacing w:line="288" w:lineRule="auto"/>
+        <w:ind w:firstLine="567"/>
+        <w:jc w:val="both"/>
+      </w:pPr>
+      <w:r>
+        <w:rPr>
+          <w:rFonts w:ascii="Times New Roman" w:hAnsi="Times New Roman" w:eastAsia="Times New Roman"/>
+          <w:b w:val="0"/>
+          <w:i w:val="0"/>
+          <w:sz w:val="26"/>
+        </w:rPr>
+        <w:t>Công việc thực hiện:</w:t>
+      </w:r>
+    </w:p>
+    <w:p>
+      <w:pPr>
+        <w:pStyle w:val="ListBullet"/>
+        <w:spacing w:line="288" w:lineRule="auto"/>
+        <w:ind w:left="850" w:hanging="283"/>
+      </w:pPr>
+      <w:r>
+        <w:rPr>
+          <w:rFonts w:ascii="Times New Roman" w:hAnsi="Times New Roman" w:eastAsia="Times New Roman"/>
+          <w:b w:val="0"/>
+          <w:i w:val="0"/>
+          <w:sz w:val="26"/>
+        </w:rPr>
+        <w:t>Tiếp tục thiết kế Batch Job: Generate Monthly Report</w:t>
+      </w:r>
+    </w:p>
+    <w:p>
+      <w:pPr>
+        <w:pStyle w:val="ListBullet"/>
+        <w:spacing w:line="288" w:lineRule="auto"/>
+        <w:ind w:left="850" w:hanging="283"/>
+      </w:pPr>
+      <w:r>
+        <w:rPr>
+          <w:rFonts w:ascii="Times New Roman" w:hAnsi="Times New Roman" w:eastAsia="Times New Roman"/>
+          <w:b w:val="0"/>
+          <w:i w:val="0"/>
+          <w:sz w:val="26"/>
+        </w:rPr>
+        <w:t>Áp dụng kiến thức về Spring Batch chunk processing (chunk size = 1000)</w:t>
+      </w:r>
+    </w:p>
+    <w:p>
+      <w:pPr>
+        <w:pStyle w:val="ListBullet"/>
+        <w:spacing w:line="288" w:lineRule="auto"/>
+        <w:ind w:left="850" w:hanging="283"/>
+      </w:pPr>
+      <w:r>
+        <w:rPr>
+          <w:rFonts w:ascii="Times New Roman" w:hAnsi="Times New Roman" w:eastAsia="Times New Roman"/>
+          <w:b w:val="0"/>
+          <w:i w:val="0"/>
+          <w:sz w:val="26"/>
+        </w:rPr>
+        <w:t>Xử lý feedback (Shiteki) đợt 1 từ Leader Review</w:t>
+      </w:r>
+    </w:p>
+    <w:p>
+      <w:pPr>
+        <w:pStyle w:val="ListBullet"/>
+        <w:spacing w:line="288" w:lineRule="auto"/>
+        <w:ind w:left="850" w:hanging="283"/>
+      </w:pPr>
+      <w:r>
+        <w:rPr>
+          <w:rFonts w:ascii="Times New Roman" w:hAnsi="Times New Roman" w:eastAsia="Times New Roman"/>
+          <w:b w:val="0"/>
+          <w:i w:val="0"/>
+          <w:sz w:val="26"/>
+        </w:rPr>
+        <w:t>Fix các lỗi: logic sai, thiếu validation, inconsistent naming</w:t>
+      </w:r>
+    </w:p>
+    <w:p>
+      <w:pPr>
+        <w:pStyle w:val="ListBullet"/>
+        <w:spacing w:line="288" w:lineRule="auto"/>
+        <w:ind w:left="850" w:hanging="283"/>
+      </w:pPr>
+      <w:r>
+        <w:rPr>
+          <w:rFonts w:ascii="Times New Roman" w:hAnsi="Times New Roman" w:eastAsia="Times New Roman"/>
+          <w:b w:val="0"/>
+          <w:i w:val="0"/>
+          <w:sz w:val="26"/>
+        </w:rPr>
+        <w:t>Refactor thiết kế để đảm bảo tính nhất quán giữa DB, Screen, API, Batch</w:t>
+      </w:r>
+    </w:p>
+    <w:p>
+      <w:pPr>
+        <w:spacing w:line="288" w:lineRule="auto"/>
+        <w:ind w:firstLine="567"/>
+        <w:jc w:val="both"/>
+      </w:pPr>
+      <w:r>
+        <w:rPr>
+          <w:rFonts w:ascii="Times New Roman" w:hAnsi="Times New Roman" w:eastAsia="Times New Roman"/>
+          <w:b w:val="0"/>
+          <w:i w:val="0"/>
+          <w:sz w:val="26"/>
+        </w:rPr>
+        <w:t>Kỹ năng học được:</w:t>
+      </w:r>
+    </w:p>
+    <w:p>
+      <w:pPr>
+        <w:pStyle w:val="ListBullet"/>
+        <w:spacing w:line="288" w:lineRule="auto"/>
+        <w:ind w:left="850" w:hanging="283"/>
+      </w:pPr>
+      <w:r>
+        <w:rPr>
+          <w:rFonts w:ascii="Times New Roman" w:hAnsi="Times New Roman" w:eastAsia="Times New Roman"/>
+          <w:b w:val="0"/>
+          <w:i w:val="0"/>
+          <w:sz w:val="26"/>
+        </w:rPr>
+        <w:t>Kỹ năng xử lý review feedback một cách có hệ thống</w:t>
+      </w:r>
+    </w:p>
+    <w:p>
+      <w:pPr>
+        <w:pStyle w:val="ListBullet"/>
+        <w:spacing w:line="288" w:lineRule="auto"/>
+        <w:ind w:left="850" w:hanging="283"/>
+      </w:pPr>
+      <w:r>
+        <w:rPr>
+          <w:rFonts w:ascii="Times New Roman" w:hAnsi="Times New Roman" w:eastAsia="Times New Roman"/>
+          <w:b w:val="0"/>
+          <w:i w:val="0"/>
+          <w:sz w:val="26"/>
+        </w:rPr>
+        <w:t>Hiểu tầm quan trọng của consistency trong thiết kế</w:t>
+      </w:r>
+    </w:p>
+    <w:p>
+      <w:pPr>
+        <w:pStyle w:val="ListBullet"/>
+        <w:spacing w:line="288" w:lineRule="auto"/>
+        <w:ind w:left="850" w:hanging="283"/>
+      </w:pPr>
+      <w:r>
+        <w:rPr>
+          <w:rFonts w:ascii="Times New Roman" w:hAnsi="Times New Roman" w:eastAsia="Times New Roman"/>
+          <w:b w:val="0"/>
+          <w:i w:val="0"/>
+          <w:sz w:val="26"/>
+        </w:rPr>
+        <w:t>Biết cách tự review thiết kế trước khi submit</w:t>
+      </w:r>
+    </w:p>
+    <w:p>
+      <w:pPr>
+        <w:spacing w:line="288" w:lineRule="auto"/>
+        <w:ind w:firstLine="567"/>
+        <w:jc w:val="both"/>
+      </w:pPr>
+      <w:r>
+        <w:rPr>
+          <w:rFonts w:ascii="Times New Roman" w:hAnsi="Times New Roman" w:eastAsia="Times New Roman"/>
+          <w:b w:val="0"/>
+          <w:i w:val="0"/>
+          <w:sz w:val="26"/>
+        </w:rPr>
+        <w:t>Thách thức: Một số feedback yêu cầu sửa đổi lớn, ảnh hưởng đến nhiều phần của thiết kế.</w:t>
+      </w:r>
+    </w:p>
+    <w:p>
+      <w:pPr>
+        <w:spacing w:line="288" w:lineRule="auto"/>
+        <w:ind w:firstLine="567"/>
+        <w:jc w:val="both"/>
+      </w:pPr>
+      <w:r>
+        <w:rPr>
+          <w:rFonts w:ascii="Times New Roman" w:hAnsi="Times New Roman" w:eastAsia="Times New Roman"/>
+          <w:b w:val="0"/>
+          <w:i w:val="0"/>
+          <w:sz w:val="26"/>
+        </w:rPr>
+        <w:t>Kết quả: Hoàn thành Batch Job thứ 2, xử lý xong 80% feedback đợt 1.</w:t>
+      </w:r>
+    </w:p>
+    <w:p>
+      <w:pPr>
+        <w:pStyle w:val="Heading3"/>
+      </w:pPr>
+      <w:r>
+        <w:rPr>
+          <w:rFonts w:ascii="Times New Roman" w:hAnsi="Times New Roman" w:eastAsia="Times New Roman"/>
+          <w:b/>
+          <w:i w:val="0"/>
+          <w:color w:val="000000"/>
+          <w:sz w:val="28"/>
+        </w:rPr>
+        <w:t>Tuần 11: 09/02/2026 - 15/02/2026</w:t>
+      </w:r>
+    </w:p>
+    <w:p>
+      <w:pPr>
+        <w:spacing w:line="288" w:lineRule="auto"/>
+        <w:ind w:firstLine="567"/>
+        <w:jc w:val="both"/>
+      </w:pPr>
+      <w:r>
+        <w:rPr>
+          <w:rFonts w:ascii="Times New Roman" w:hAnsi="Times New Roman" w:eastAsia="Times New Roman"/>
+          <w:b w:val="0"/>
+          <w:i w:val="0"/>
+          <w:sz w:val="26"/>
+        </w:rPr>
+        <w:t>Công việc thực hiện:</w:t>
+      </w:r>
+    </w:p>
+    <w:p>
+      <w:pPr>
+        <w:pStyle w:val="ListBullet"/>
+        <w:spacing w:line="288" w:lineRule="auto"/>
+        <w:ind w:left="850" w:hanging="283"/>
+      </w:pPr>
+      <w:r>
+        <w:rPr>
+          <w:rFonts w:ascii="Times New Roman" w:hAnsi="Times New Roman" w:eastAsia="Times New Roman"/>
+          <w:b w:val="0"/>
+          <w:i w:val="0"/>
+          <w:sz w:val="26"/>
+        </w:rPr>
+        <w:t>Hoàn thành xử lý feedback đợt 1, submit lại cho review</w:t>
+      </w:r>
+    </w:p>
+    <w:p>
+      <w:pPr>
+        <w:pStyle w:val="ListBullet"/>
+        <w:spacing w:line="288" w:lineRule="auto"/>
+        <w:ind w:left="850" w:hanging="283"/>
+      </w:pPr>
+      <w:r>
+        <w:rPr>
+          <w:rFonts w:ascii="Times New Roman" w:hAnsi="Times New Roman" w:eastAsia="Times New Roman"/>
+          <w:b w:val="0"/>
+          <w:i w:val="0"/>
+          <w:sz w:val="26"/>
+        </w:rPr>
+        <w:t>Thực hiện thiết kế độc lập cho module Enrollment Management</w:t>
+      </w:r>
+    </w:p>
+    <w:p>
+      <w:pPr>
+        <w:pStyle w:val="ListBullet"/>
+        <w:spacing w:line="288" w:lineRule="auto"/>
+        <w:ind w:left="850" w:hanging="283"/>
+      </w:pPr>
+      <w:r>
+        <w:rPr>
+          <w:rFonts w:ascii="Times New Roman" w:hAnsi="Times New Roman" w:eastAsia="Times New Roman"/>
+          <w:b w:val="0"/>
+          <w:i w:val="0"/>
+          <w:sz w:val="26"/>
+        </w:rPr>
+        <w:t>Áp dụng tất cả kiến thức đã học: DB, Screen, API, Batch design</w:t>
+      </w:r>
+    </w:p>
+    <w:p>
+      <w:pPr>
+        <w:pStyle w:val="ListBullet"/>
+        <w:spacing w:line="288" w:lineRule="auto"/>
+        <w:ind w:left="850" w:hanging="283"/>
+      </w:pPr>
+      <w:r>
+        <w:rPr>
+          <w:rFonts w:ascii="Times New Roman" w:hAnsi="Times New Roman" w:eastAsia="Times New Roman"/>
+          <w:b w:val="0"/>
+          <w:i w:val="0"/>
+          <w:sz w:val="26"/>
+        </w:rPr>
+        <w:t>Sử dụng Claude AI để tự review thiết kế trước khi submit</w:t>
+      </w:r>
+    </w:p>
+    <w:p>
+      <w:pPr>
+        <w:pStyle w:val="ListBullet"/>
+        <w:spacing w:line="288" w:lineRule="auto"/>
+        <w:ind w:left="850" w:hanging="283"/>
+      </w:pPr>
+      <w:r>
+        <w:rPr>
+          <w:rFonts w:ascii="Times New Roman" w:hAnsi="Times New Roman" w:eastAsia="Times New Roman"/>
+          <w:b w:val="0"/>
+          <w:i w:val="0"/>
+          <w:sz w:val="26"/>
+        </w:rPr>
+        <w:t>Tổng hợp tất cả tài liệu thiết kế theo chuẩn template</w:t>
+      </w:r>
+    </w:p>
+    <w:p>
+      <w:pPr>
+        <w:spacing w:line="288" w:lineRule="auto"/>
+        <w:ind w:firstLine="567"/>
+        <w:jc w:val="both"/>
+      </w:pPr>
+      <w:r>
+        <w:rPr>
+          <w:rFonts w:ascii="Times New Roman" w:hAnsi="Times New Roman" w:eastAsia="Times New Roman"/>
+          <w:b w:val="0"/>
+          <w:i w:val="0"/>
+          <w:sz w:val="26"/>
+        </w:rPr>
+        <w:t>Kỹ năng học được:</w:t>
+      </w:r>
+    </w:p>
+    <w:p>
+      <w:pPr>
+        <w:pStyle w:val="ListBullet"/>
+        <w:spacing w:line="288" w:lineRule="auto"/>
+        <w:ind w:left="850" w:hanging="283"/>
+      </w:pPr>
+      <w:r>
+        <w:rPr>
+          <w:rFonts w:ascii="Times New Roman" w:hAnsi="Times New Roman" w:eastAsia="Times New Roman"/>
+          <w:b w:val="0"/>
+          <w:i w:val="0"/>
+          <w:sz w:val="26"/>
+        </w:rPr>
+        <w:t>Kỹ năng làm việc độc lập từ phân tích yêu cầu đến hoàn thiện thiết kế</w:t>
+      </w:r>
+    </w:p>
+    <w:p>
+      <w:pPr>
+        <w:pStyle w:val="ListBullet"/>
+        <w:spacing w:line="288" w:lineRule="auto"/>
+        <w:ind w:left="850" w:hanging="283"/>
+      </w:pPr>
+      <w:r>
+        <w:rPr>
+          <w:rFonts w:ascii="Times New Roman" w:hAnsi="Times New Roman" w:eastAsia="Times New Roman"/>
+          <w:b w:val="0"/>
+          <w:i w:val="0"/>
+          <w:sz w:val="26"/>
+        </w:rPr>
+        <w:t>Khả năng tự kiểm tra chất lượng và phát hiện lỗi trước khi submit</w:t>
+      </w:r>
+    </w:p>
+    <w:p>
+      <w:pPr>
+        <w:pStyle w:val="ListBullet"/>
+        <w:spacing w:line="288" w:lineRule="auto"/>
+        <w:ind w:left="850" w:hanging="283"/>
+      </w:pPr>
+      <w:r>
+        <w:rPr>
+          <w:rFonts w:ascii="Times New Roman" w:hAnsi="Times New Roman" w:eastAsia="Times New Roman"/>
+          <w:b w:val="0"/>
+          <w:i w:val="0"/>
+          <w:sz w:val="26"/>
+        </w:rPr>
+        <w:t>Time management: hoàn thành đúng deadline</w:t>
+      </w:r>
+    </w:p>
+    <w:p>
+      <w:pPr>
+        <w:spacing w:line="288" w:lineRule="auto"/>
+        <w:ind w:firstLine="567"/>
+        <w:jc w:val="both"/>
+      </w:pPr>
+      <w:r>
+        <w:rPr>
+          <w:rFonts w:ascii="Times New Roman" w:hAnsi="Times New Roman" w:eastAsia="Times New Roman"/>
+          <w:b w:val="0"/>
+          <w:i w:val="0"/>
+          <w:sz w:val="26"/>
+        </w:rPr>
+        <w:t>Thách thức: Làm việc độc lập đòi hỏi chủ động cao và khả năng tự giải quyết vấn đề.</w:t>
+      </w:r>
+    </w:p>
+    <w:p>
+      <w:pPr>
+        <w:spacing w:line="288" w:lineRule="auto"/>
+        <w:ind w:firstLine="567"/>
+        <w:jc w:val="both"/>
+      </w:pPr>
+      <w:r>
+        <w:rPr>
+          <w:rFonts w:ascii="Times New Roman" w:hAnsi="Times New Roman" w:eastAsia="Times New Roman"/>
+          <w:b w:val="0"/>
+          <w:i w:val="0"/>
+          <w:sz w:val="26"/>
+        </w:rPr>
+        <w:t>Kết quả: Hoàn thành thiết kế module Enrollment Management, pass review ngay lần đầu.</w:t>
+      </w:r>
+    </w:p>
+    <w:p>
+      <w:pPr>
+        <w:pStyle w:val="Heading3"/>
+      </w:pPr>
+      <w:r>
+        <w:rPr>
+          <w:rFonts w:ascii="Times New Roman" w:hAnsi="Times New Roman" w:eastAsia="Times New Roman"/>
+          <w:b/>
+          <w:i w:val="0"/>
+          <w:color w:val="000000"/>
+          <w:sz w:val="28"/>
+        </w:rPr>
+        <w:t>Tuần 12: 16/02/2026 - 22/02/2026</w:t>
+      </w:r>
+    </w:p>
+    <w:p>
+      <w:pPr>
+        <w:spacing w:line="288" w:lineRule="auto"/>
+        <w:ind w:firstLine="567"/>
+        <w:jc w:val="both"/>
+      </w:pPr>
+      <w:r>
+        <w:rPr>
+          <w:rFonts w:ascii="Times New Roman" w:hAnsi="Times New Roman" w:eastAsia="Times New Roman"/>
+          <w:b w:val="0"/>
+          <w:i w:val="0"/>
+          <w:sz w:val="26"/>
+        </w:rPr>
+        <w:t>Công việc thực hiện:</w:t>
+      </w:r>
+    </w:p>
+    <w:p>
+      <w:pPr>
+        <w:pStyle w:val="ListBullet"/>
+        <w:spacing w:line="288" w:lineRule="auto"/>
+        <w:ind w:left="850" w:hanging="283"/>
+      </w:pPr>
+      <w:r>
+        <w:rPr>
+          <w:rFonts w:ascii="Times New Roman" w:hAnsi="Times New Roman" w:eastAsia="Times New Roman"/>
+          <w:b w:val="0"/>
+          <w:i w:val="0"/>
+          <w:sz w:val="26"/>
+        </w:rPr>
+        <w:t>Xử lý feedback đợt 2 từ Customer Review</w:t>
+      </w:r>
+    </w:p>
+    <w:p>
+      <w:pPr>
+        <w:pStyle w:val="ListBullet"/>
+        <w:spacing w:line="288" w:lineRule="auto"/>
+        <w:ind w:left="850" w:hanging="283"/>
+      </w:pPr>
+      <w:r>
+        <w:rPr>
+          <w:rFonts w:ascii="Times New Roman" w:hAnsi="Times New Roman" w:eastAsia="Times New Roman"/>
+          <w:b w:val="0"/>
+          <w:i w:val="0"/>
+          <w:sz w:val="26"/>
+        </w:rPr>
+        <w:t>Tinh chỉnh thiết kế dựa trên góp ý từ khách hàng</w:t>
+      </w:r>
+    </w:p>
+    <w:p>
+      <w:pPr>
+        <w:pStyle w:val="ListBullet"/>
+        <w:spacing w:line="288" w:lineRule="auto"/>
+        <w:ind w:left="850" w:hanging="283"/>
+      </w:pPr>
+      <w:r>
+        <w:rPr>
+          <w:rFonts w:ascii="Times New Roman" w:hAnsi="Times New Roman" w:eastAsia="Times New Roman"/>
+          <w:b w:val="0"/>
+          <w:i w:val="0"/>
+          <w:sz w:val="26"/>
+        </w:rPr>
+        <w:t>Kiểm tra cross-reference giữa các documents: DB ↔ API, Screen ↔ API</w:t>
+      </w:r>
+    </w:p>
+    <w:p>
+      <w:pPr>
+        <w:pStyle w:val="ListBullet"/>
+        <w:spacing w:line="288" w:lineRule="auto"/>
+        <w:ind w:left="850" w:hanging="283"/>
+      </w:pPr>
+      <w:r>
+        <w:rPr>
+          <w:rFonts w:ascii="Times New Roman" w:hAnsi="Times New Roman" w:eastAsia="Times New Roman"/>
+          <w:b w:val="0"/>
+          <w:i w:val="0"/>
+          <w:sz w:val="26"/>
+        </w:rPr>
+        <w:t>Bắt đầu viết báo cáo thực tập</w:t>
+      </w:r>
+    </w:p>
+    <w:p>
+      <w:pPr>
+        <w:pStyle w:val="ListBullet"/>
+        <w:spacing w:line="288" w:lineRule="auto"/>
+        <w:ind w:left="850" w:hanging="283"/>
+      </w:pPr>
+      <w:r>
+        <w:rPr>
+          <w:rFonts w:ascii="Times New Roman" w:hAnsi="Times New Roman" w:eastAsia="Times New Roman"/>
+          <w:b w:val="0"/>
+          <w:i w:val="0"/>
+          <w:sz w:val="26"/>
+        </w:rPr>
+        <w:t>Chuẩn bị tài liệu tổng hợp: ERD, API spec, Batch flow diagram</w:t>
+      </w:r>
+    </w:p>
+    <w:p>
+      <w:pPr>
+        <w:spacing w:line="288" w:lineRule="auto"/>
+        <w:ind w:firstLine="567"/>
+        <w:jc w:val="both"/>
+      </w:pPr>
+      <w:r>
+        <w:rPr>
+          <w:rFonts w:ascii="Times New Roman" w:hAnsi="Times New Roman" w:eastAsia="Times New Roman"/>
+          <w:b w:val="0"/>
+          <w:i w:val="0"/>
+          <w:sz w:val="26"/>
+        </w:rPr>
+        <w:t>Kỹ năng học được:</w:t>
+      </w:r>
+    </w:p>
+    <w:p>
+      <w:pPr>
+        <w:pStyle w:val="ListBullet"/>
+        <w:spacing w:line="288" w:lineRule="auto"/>
+        <w:ind w:left="850" w:hanging="283"/>
+      </w:pPr>
+      <w:r>
+        <w:rPr>
+          <w:rFonts w:ascii="Times New Roman" w:hAnsi="Times New Roman" w:eastAsia="Times New Roman"/>
+          <w:b w:val="0"/>
+          <w:i w:val="0"/>
+          <w:sz w:val="26"/>
+        </w:rPr>
+        <w:t>Kỹ năng communication với khách hàng qua tài liệu thiết kế</w:t>
+      </w:r>
+    </w:p>
+    <w:p>
+      <w:pPr>
+        <w:pStyle w:val="ListBullet"/>
+        <w:spacing w:line="288" w:lineRule="auto"/>
+        <w:ind w:left="850" w:hanging="283"/>
+      </w:pPr>
+      <w:r>
+        <w:rPr>
+          <w:rFonts w:ascii="Times New Roman" w:hAnsi="Times New Roman" w:eastAsia="Times New Roman"/>
+          <w:b w:val="0"/>
+          <w:i w:val="0"/>
+          <w:sz w:val="26"/>
+        </w:rPr>
+        <w:t>Hiểu tầm quan trọng của cross-reference checking</w:t>
+      </w:r>
+    </w:p>
+    <w:p>
+      <w:pPr>
+        <w:pStyle w:val="ListBullet"/>
+        <w:spacing w:line="288" w:lineRule="auto"/>
+        <w:ind w:left="850" w:hanging="283"/>
+      </w:pPr>
+      <w:r>
+        <w:rPr>
+          <w:rFonts w:ascii="Times New Roman" w:hAnsi="Times New Roman" w:eastAsia="Times New Roman"/>
+          <w:b w:val="0"/>
+          <w:i w:val="0"/>
+          <w:sz w:val="26"/>
+        </w:rPr>
+        <w:t>Biết cách viết báo cáo kỹ thuật theo chuẩn học thuật</w:t>
+      </w:r>
+    </w:p>
+    <w:p>
+      <w:pPr>
+        <w:spacing w:line="288" w:lineRule="auto"/>
+        <w:ind w:firstLine="567"/>
+        <w:jc w:val="both"/>
+      </w:pPr>
+      <w:r>
+        <w:rPr>
+          <w:rFonts w:ascii="Times New Roman" w:hAnsi="Times New Roman" w:eastAsia="Times New Roman"/>
+          <w:b w:val="0"/>
+          <w:i w:val="0"/>
+          <w:sz w:val="26"/>
+        </w:rPr>
+        <w:t>Thách thức: Customer feedback thường yêu cầu thay đổi nghiệp vụ, cần sửa nhiều phần của thiết kế.</w:t>
+      </w:r>
+    </w:p>
+    <w:p>
+      <w:pPr>
+        <w:spacing w:line="288" w:lineRule="auto"/>
+        <w:ind w:firstLine="567"/>
+        <w:jc w:val="both"/>
+      </w:pPr>
+      <w:r>
+        <w:rPr>
+          <w:rFonts w:ascii="Times New Roman" w:hAnsi="Times New Roman" w:eastAsia="Times New Roman"/>
+          <w:b w:val="0"/>
+          <w:i w:val="0"/>
+          <w:sz w:val="26"/>
+        </w:rPr>
+        <w:t>Kết quả: Hoàn thành xử lý feedback đợt 2, bắt đầu viết báo cáo thực tập.</w:t>
+      </w:r>
+    </w:p>
+    <w:p>
+      <w:pPr>
+        <w:pStyle w:val="Heading3"/>
+      </w:pPr>
+      <w:r>
+        <w:rPr>
+          <w:rFonts w:ascii="Times New Roman" w:hAnsi="Times New Roman" w:eastAsia="Times New Roman"/>
+          <w:b/>
+          <w:i w:val="0"/>
+          <w:color w:val="000000"/>
+          <w:sz w:val="28"/>
+        </w:rPr>
+        <w:t>Tuần 13: 23/02/2026 - 01/03/2026</w:t>
+      </w:r>
+    </w:p>
+    <w:p>
+      <w:pPr>
+        <w:spacing w:line="288" w:lineRule="auto"/>
+        <w:ind w:firstLine="567"/>
+        <w:jc w:val="both"/>
+      </w:pPr>
+      <w:r>
+        <w:rPr>
+          <w:rFonts w:ascii="Times New Roman" w:hAnsi="Times New Roman" w:eastAsia="Times New Roman"/>
+          <w:b w:val="0"/>
+          <w:i w:val="0"/>
+          <w:sz w:val="26"/>
+        </w:rPr>
+        <w:t>Công việc thực hiện:</w:t>
+      </w:r>
+    </w:p>
+    <w:p>
+      <w:pPr>
+        <w:pStyle w:val="ListBullet"/>
+        <w:spacing w:line="288" w:lineRule="auto"/>
+        <w:ind w:left="850" w:hanging="283"/>
+      </w:pPr>
+      <w:r>
+        <w:rPr>
+          <w:rFonts w:ascii="Times New Roman" w:hAnsi="Times New Roman" w:eastAsia="Times New Roman"/>
+          <w:b w:val="0"/>
+          <w:i w:val="0"/>
+          <w:sz w:val="26"/>
+        </w:rPr>
+        <w:t>Hoàn thiện tất cả tài liệu thiết kế: DB, Screen, API, Batch</w:t>
+      </w:r>
+    </w:p>
+    <w:p>
+      <w:pPr>
+        <w:pStyle w:val="ListBullet"/>
+        <w:spacing w:line="288" w:lineRule="auto"/>
+        <w:ind w:left="850" w:hanging="283"/>
+      </w:pPr>
+      <w:r>
+        <w:rPr>
+          <w:rFonts w:ascii="Times New Roman" w:hAnsi="Times New Roman" w:eastAsia="Times New Roman"/>
+          <w:b w:val="0"/>
+          <w:i w:val="0"/>
+          <w:sz w:val="26"/>
+        </w:rPr>
+        <w:t>Tạo tài liệu tổng hợp: System Architecture Diagram, Database ERD, API Documentation</w:t>
+      </w:r>
+    </w:p>
+    <w:p>
+      <w:pPr>
+        <w:pStyle w:val="ListBullet"/>
+        <w:spacing w:line="288" w:lineRule="auto"/>
+        <w:ind w:left="850" w:hanging="283"/>
+      </w:pPr>
+      <w:r>
+        <w:rPr>
+          <w:rFonts w:ascii="Times New Roman" w:hAnsi="Times New Roman" w:eastAsia="Times New Roman"/>
+          <w:b w:val="0"/>
+          <w:i w:val="0"/>
+          <w:sz w:val="26"/>
+        </w:rPr>
+        <w:t>Viết hoàn chỉnh báo cáo thực tập theo chuẩn UTC</w:t>
+      </w:r>
+    </w:p>
+    <w:p>
+      <w:pPr>
+        <w:pStyle w:val="ListBullet"/>
+        <w:spacing w:line="288" w:lineRule="auto"/>
+        <w:ind w:left="850" w:hanging="283"/>
+      </w:pPr>
+      <w:r>
+        <w:rPr>
+          <w:rFonts w:ascii="Times New Roman" w:hAnsi="Times New Roman" w:eastAsia="Times New Roman"/>
+          <w:b w:val="0"/>
+          <w:i w:val="0"/>
+          <w:sz w:val="26"/>
+        </w:rPr>
+        <w:t>Chuẩn bị slide thuyết trình kết quả thực tập</w:t>
+      </w:r>
+    </w:p>
+    <w:p>
+      <w:pPr>
+        <w:pStyle w:val="ListBullet"/>
+        <w:spacing w:line="288" w:lineRule="auto"/>
+        <w:ind w:left="850" w:hanging="283"/>
+      </w:pPr>
+      <w:r>
+        <w:rPr>
+          <w:rFonts w:ascii="Times New Roman" w:hAnsi="Times New Roman" w:eastAsia="Times New Roman"/>
+          <w:b w:val="0"/>
+          <w:i w:val="0"/>
+          <w:sz w:val="26"/>
+        </w:rPr>
+        <w:t>Nộp sản phẩm cuối cùng và nhận feedback tích cực từ mentor</w:t>
+      </w:r>
+    </w:p>
+    <w:p>
+      <w:pPr>
+        <w:spacing w:line="288" w:lineRule="auto"/>
+        <w:ind w:firstLine="567"/>
+        <w:jc w:val="both"/>
+      </w:pPr>
+      <w:r>
+        <w:rPr>
+          <w:rFonts w:ascii="Times New Roman" w:hAnsi="Times New Roman" w:eastAsia="Times New Roman"/>
+          <w:b w:val="0"/>
+          <w:i w:val="0"/>
+          <w:sz w:val="26"/>
+        </w:rPr>
+        <w:t>Kỹ năng học được:</w:t>
+      </w:r>
+    </w:p>
+    <w:p>
+      <w:pPr>
+        <w:pStyle w:val="ListBullet"/>
+        <w:spacing w:line="288" w:lineRule="auto"/>
+        <w:ind w:left="850" w:hanging="283"/>
+      </w:pPr>
+      <w:r>
+        <w:rPr>
+          <w:rFonts w:ascii="Times New Roman" w:hAnsi="Times New Roman" w:eastAsia="Times New Roman"/>
+          <w:b w:val="0"/>
+          <w:i w:val="0"/>
+          <w:sz w:val="26"/>
+        </w:rPr>
+        <w:t>Kỹ năng tổng hợp và trình bày kết quả công việc</w:t>
+      </w:r>
+    </w:p>
+    <w:p>
+      <w:pPr>
+        <w:pStyle w:val="ListBullet"/>
+        <w:spacing w:line="288" w:lineRule="auto"/>
+        <w:ind w:left="850" w:hanging="283"/>
+      </w:pPr>
+      <w:r>
+        <w:rPr>
+          <w:rFonts w:ascii="Times New Roman" w:hAnsi="Times New Roman" w:eastAsia="Times New Roman"/>
+          <w:b w:val="0"/>
+          <w:i w:val="0"/>
+          <w:sz w:val="26"/>
+        </w:rPr>
+        <w:t>Khả năng viết báo cáo kỹ thuật chuyên nghiệp</w:t>
+      </w:r>
+    </w:p>
+    <w:p>
+      <w:pPr>
+        <w:pStyle w:val="ListBullet"/>
+        <w:spacing w:line="288" w:lineRule="auto"/>
+        <w:ind w:left="850" w:hanging="283"/>
+      </w:pPr>
+      <w:r>
+        <w:rPr>
+          <w:rFonts w:ascii="Times New Roman" w:hAnsi="Times New Roman" w:eastAsia="Times New Roman"/>
+          <w:b w:val="0"/>
+          <w:i w:val="0"/>
+          <w:sz w:val="26"/>
+        </w:rPr>
+        <w:t>Kỹ năng thuyết trình và communication</w:t>
+      </w:r>
+    </w:p>
+    <w:p>
+      <w:pPr>
+        <w:spacing w:line="288" w:lineRule="auto"/>
+        <w:ind w:firstLine="567"/>
+        <w:jc w:val="both"/>
+      </w:pPr>
+      <w:r>
+        <w:rPr>
+          <w:rFonts w:ascii="Times New Roman" w:hAnsi="Times New Roman" w:eastAsia="Times New Roman"/>
+          <w:b w:val="0"/>
+          <w:i w:val="0"/>
+          <w:sz w:val="26"/>
+        </w:rPr>
+        <w:t>Thách thức: Deadline gấp, cần quản lý thời gian hiệu quả để hoàn thành đầy đủ các deliverables.</w:t>
+      </w:r>
+    </w:p>
+    <w:p>
+      <w:pPr>
+        <w:spacing w:line="288" w:lineRule="auto"/>
+        <w:ind w:firstLine="567"/>
+        <w:jc w:val="both"/>
+      </w:pPr>
+      <w:r>
+        <w:rPr>
+          <w:rFonts w:ascii="Times New Roman" w:hAnsi="Times New Roman" w:eastAsia="Times New Roman"/>
+          <w:b w:val="0"/>
+          <w:i w:val="0"/>
+          <w:sz w:val="26"/>
+        </w:rPr>
+        <w:t>Kết quả: Hoàn thành đầy đủ tất cả sản phẩm thực tập, nhận được đánh giá cao từ mentor và công ty. Sẵn sàng áp dụng kiến thức vào đồ án tốt nghiệp.</w:t>
+      </w:r>
+    </w:p>
     <w:p/>
     <w:p>
       <w:pPr>

--- a/documents/02-academic/word-reports/bao-cao-thuc-tap/BAO_CAO_THUC_TAP.docx
+++ b/documents/02-academic/word-reports/bao-cao-thuc-tap/BAO_CAO_THUC_TAP.docx
@@ -8810,2728 +8810,1115 @@
         <w:t>Thời gian thực tập: Từ ngày 01/12/2025 đến ngày 01/03/2026</w:t>
       </w:r>
     </w:p>
-    <w:p>
-      <w:pPr>
-        <w:spacing w:line="288" w:lineRule="auto"/>
-        <w:jc w:val="both"/>
-      </w:pPr>
-      <w:r>
-        <w:rPr>
-          <w:rFonts w:ascii="Times New Roman" w:hAnsi="Times New Roman" w:eastAsia="Times New Roman"/>
-          <w:b w:val="0"/>
-          <w:i w:val="0"/>
-          <w:sz w:val="26"/>
-        </w:rPr>
-        <w:t>Dưới đây là nhật ký chi tiết theo từng tuần trong quá trình thực tập tại dự án SORA STEP4:</w:t>
-      </w:r>
-    </w:p>
-    <w:p>
-      <w:pPr>
-        <w:pStyle w:val="Heading3"/>
-      </w:pPr>
-      <w:r>
-        <w:rPr>
-          <w:rFonts w:ascii="Times New Roman" w:hAnsi="Times New Roman" w:eastAsia="Times New Roman"/>
-          <w:b/>
-          <w:i w:val="0"/>
-          <w:color w:val="000000"/>
-          <w:sz w:val="28"/>
-        </w:rPr>
-        <w:t>Tuần 1: 01/12/2025 - 07/12/2025</w:t>
-      </w:r>
-    </w:p>
-    <w:p>
-      <w:pPr>
-        <w:spacing w:line="288" w:lineRule="auto"/>
-        <w:ind w:firstLine="567"/>
-        <w:jc w:val="both"/>
-      </w:pPr>
-      <w:r>
-        <w:rPr>
-          <w:rFonts w:ascii="Times New Roman" w:hAnsi="Times New Roman" w:eastAsia="Times New Roman"/>
-          <w:b w:val="0"/>
-          <w:i w:val="0"/>
-          <w:sz w:val="26"/>
-        </w:rPr>
-        <w:t>Công việc thực hiện:</w:t>
-      </w:r>
-    </w:p>
-    <w:p>
-      <w:pPr>
-        <w:pStyle w:val="ListBullet"/>
-        <w:spacing w:line="288" w:lineRule="auto"/>
-        <w:ind w:left="850" w:hanging="283"/>
-      </w:pPr>
-      <w:r>
-        <w:rPr>
-          <w:rFonts w:ascii="Times New Roman" w:hAnsi="Times New Roman" w:eastAsia="Times New Roman"/>
-          <w:b w:val="0"/>
-          <w:i w:val="0"/>
-          <w:sz w:val="26"/>
-        </w:rPr>
-        <w:t>Tham gia buổi onboarding và làm quen với môi trường công ty</w:t>
-      </w:r>
-    </w:p>
-    <w:p>
-      <w:pPr>
-        <w:pStyle w:val="ListBullet"/>
-        <w:spacing w:line="288" w:lineRule="auto"/>
-        <w:ind w:left="850" w:hanging="283"/>
-      </w:pPr>
-      <w:r>
-        <w:rPr>
-          <w:rFonts w:ascii="Times New Roman" w:hAnsi="Times New Roman" w:eastAsia="Times New Roman"/>
-          <w:b w:val="0"/>
-          <w:i w:val="0"/>
-          <w:sz w:val="26"/>
-        </w:rPr>
-        <w:t>Tìm hiểu về dự án SORA STEP4: mục tiêu, phạm vi, kiến trúc hệ thống</w:t>
-      </w:r>
-    </w:p>
-    <w:p>
-      <w:pPr>
-        <w:pStyle w:val="ListBullet"/>
-        <w:spacing w:line="288" w:lineRule="auto"/>
-        <w:ind w:left="850" w:hanging="283"/>
-      </w:pPr>
-      <w:r>
-        <w:rPr>
-          <w:rFonts w:ascii="Times New Roman" w:hAnsi="Times New Roman" w:eastAsia="Times New Roman"/>
-          <w:b w:val="0"/>
-          <w:i w:val="0"/>
-          <w:sz w:val="26"/>
-        </w:rPr>
-        <w:t>Được giới thiệu về quy trình làm việc và công cụ sử dụng (Git, IntelliJ IDEA, Oracle SQL Developer)</w:t>
-      </w:r>
-    </w:p>
-    <w:p>
-      <w:pPr>
-        <w:pStyle w:val="ListBullet"/>
-        <w:spacing w:line="288" w:lineRule="auto"/>
-        <w:ind w:left="850" w:hanging="283"/>
-      </w:pPr>
-      <w:r>
-        <w:rPr>
-          <w:rFonts w:ascii="Times New Roman" w:hAnsi="Times New Roman" w:eastAsia="Times New Roman"/>
-          <w:b w:val="0"/>
-          <w:i w:val="0"/>
-          <w:sz w:val="26"/>
-        </w:rPr>
-        <w:t>Ôn tập kiến thức về Java, Spring Boot, Oracle Database</w:t>
-      </w:r>
-    </w:p>
-    <w:p>
-      <w:pPr>
-        <w:pStyle w:val="ListBullet"/>
-        <w:spacing w:line="288" w:lineRule="auto"/>
-        <w:ind w:left="850" w:hanging="283"/>
-      </w:pPr>
-      <w:r>
-        <w:rPr>
-          <w:rFonts w:ascii="Times New Roman" w:hAnsi="Times New Roman" w:eastAsia="Times New Roman"/>
-          <w:b w:val="0"/>
-          <w:i w:val="0"/>
-          <w:sz w:val="26"/>
-        </w:rPr>
-        <w:t>Đọc tài liệu yêu cầu nghiệp vụ (Business Requirement Document)</w:t>
-      </w:r>
-    </w:p>
-    <w:p>
-      <w:pPr>
-        <w:spacing w:line="288" w:lineRule="auto"/>
-        <w:ind w:firstLine="567"/>
-        <w:jc w:val="both"/>
-      </w:pPr>
-      <w:r>
-        <w:rPr>
-          <w:rFonts w:ascii="Times New Roman" w:hAnsi="Times New Roman" w:eastAsia="Times New Roman"/>
-          <w:b w:val="0"/>
-          <w:i w:val="0"/>
-          <w:sz w:val="26"/>
-        </w:rPr>
-        <w:t>Kỹ năng học được:</w:t>
-      </w:r>
-    </w:p>
-    <w:p>
-      <w:pPr>
-        <w:pStyle w:val="ListBullet"/>
-        <w:spacing w:line="288" w:lineRule="auto"/>
-        <w:ind w:left="850" w:hanging="283"/>
-      </w:pPr>
-      <w:r>
-        <w:rPr>
-          <w:rFonts w:ascii="Times New Roman" w:hAnsi="Times New Roman" w:eastAsia="Times New Roman"/>
-          <w:b w:val="0"/>
-          <w:i w:val="0"/>
-          <w:sz w:val="26"/>
-        </w:rPr>
-        <w:t>Hiểu về quy trình phát triển phần mềm offshore theo tiêu chuẩn Nhật Bản</w:t>
-      </w:r>
-    </w:p>
-    <w:p>
-      <w:pPr>
-        <w:pStyle w:val="ListBullet"/>
-        <w:spacing w:line="288" w:lineRule="auto"/>
-        <w:ind w:left="850" w:hanging="283"/>
-      </w:pPr>
-      <w:r>
-        <w:rPr>
-          <w:rFonts w:ascii="Times New Roman" w:hAnsi="Times New Roman" w:eastAsia="Times New Roman"/>
-          <w:b w:val="0"/>
-          <w:i w:val="0"/>
-          <w:sz w:val="26"/>
-        </w:rPr>
-        <w:t>Nắm được cấu trúc tổ chức dự án và vai trò của từng thành viên</w:t>
-      </w:r>
-    </w:p>
-    <w:p>
-      <w:pPr>
-        <w:pStyle w:val="ListBullet"/>
-        <w:spacing w:line="288" w:lineRule="auto"/>
-        <w:ind w:left="850" w:hanging="283"/>
-      </w:pPr>
-      <w:r>
-        <w:rPr>
-          <w:rFonts w:ascii="Times New Roman" w:hAnsi="Times New Roman" w:eastAsia="Times New Roman"/>
-          <w:b w:val="0"/>
-          <w:i w:val="0"/>
-          <w:sz w:val="26"/>
-        </w:rPr>
-        <w:t>Làm quen với công cụ quản lý dự án và communication tools</w:t>
-      </w:r>
-    </w:p>
-    <w:p>
-      <w:pPr>
-        <w:spacing w:line="288" w:lineRule="auto"/>
-        <w:ind w:firstLine="567"/>
-        <w:jc w:val="both"/>
-      </w:pPr>
-      <w:r>
-        <w:rPr>
-          <w:rFonts w:ascii="Times New Roman" w:hAnsi="Times New Roman" w:eastAsia="Times New Roman"/>
-          <w:b w:val="0"/>
-          <w:i w:val="0"/>
-          <w:sz w:val="26"/>
-        </w:rPr>
-        <w:t>Thách thức: Ban đầu gặp khó khăn trong việc hiểu thuật ngữ chuyên ngành và các tài liệu kỹ thuật bằng tiếng Anh/tiếng Nhật.</w:t>
-      </w:r>
-    </w:p>
-    <w:p>
-      <w:pPr>
-        <w:spacing w:line="288" w:lineRule="auto"/>
-        <w:ind w:firstLine="567"/>
-        <w:jc w:val="both"/>
-      </w:pPr>
-      <w:r>
-        <w:rPr>
-          <w:rFonts w:ascii="Times New Roman" w:hAnsi="Times New Roman" w:eastAsia="Times New Roman"/>
-          <w:b w:val="0"/>
-          <w:i w:val="0"/>
-          <w:sz w:val="26"/>
-        </w:rPr>
-        <w:t>Kết quả: Hoàn thành onboarding, nắm được overview về dự án và sẵn sàng bắt đầu công việc chuyên môn.</w:t>
-      </w:r>
-    </w:p>
-    <w:p>
-      <w:pPr>
-        <w:pStyle w:val="Heading3"/>
-      </w:pPr>
-      <w:r>
-        <w:rPr>
-          <w:rFonts w:ascii="Times New Roman" w:hAnsi="Times New Roman" w:eastAsia="Times New Roman"/>
-          <w:b/>
-          <w:i w:val="0"/>
-          <w:color w:val="000000"/>
-          <w:sz w:val="28"/>
-        </w:rPr>
-        <w:t>Tuần 2: 08/12/2025 - 14/12/2025</w:t>
-      </w:r>
-    </w:p>
-    <w:p>
-      <w:pPr>
-        <w:spacing w:line="288" w:lineRule="auto"/>
-        <w:ind w:firstLine="567"/>
-        <w:jc w:val="both"/>
-      </w:pPr>
-      <w:r>
-        <w:rPr>
-          <w:rFonts w:ascii="Times New Roman" w:hAnsi="Times New Roman" w:eastAsia="Times New Roman"/>
-          <w:b w:val="0"/>
-          <w:i w:val="0"/>
-          <w:sz w:val="26"/>
-        </w:rPr>
-        <w:t>Công việc thực hiện:</w:t>
-      </w:r>
-    </w:p>
-    <w:p>
-      <w:pPr>
-        <w:pStyle w:val="ListBullet"/>
-        <w:spacing w:line="288" w:lineRule="auto"/>
-        <w:ind w:left="850" w:hanging="283"/>
-      </w:pPr>
-      <w:r>
-        <w:rPr>
-          <w:rFonts w:ascii="Times New Roman" w:hAnsi="Times New Roman" w:eastAsia="Times New Roman"/>
-          <w:b w:val="0"/>
-          <w:i w:val="0"/>
-          <w:sz w:val="26"/>
-        </w:rPr>
-        <w:t>Tham gia khóa training về thiết kế cơ sở dữ liệu (Database Design)</w:t>
-      </w:r>
-    </w:p>
-    <w:p>
-      <w:pPr>
-        <w:pStyle w:val="ListBullet"/>
-        <w:spacing w:line="288" w:lineRule="auto"/>
-        <w:ind w:left="850" w:hanging="283"/>
-      </w:pPr>
-      <w:r>
-        <w:rPr>
-          <w:rFonts w:ascii="Times New Roman" w:hAnsi="Times New Roman" w:eastAsia="Times New Roman"/>
-          <w:b w:val="0"/>
-          <w:i w:val="0"/>
-          <w:sz w:val="26"/>
-        </w:rPr>
-        <w:t>Học về Oracle Database: data types, constraints, indexes</w:t>
-      </w:r>
-    </w:p>
-    <w:p>
-      <w:pPr>
-        <w:pStyle w:val="ListBullet"/>
-        <w:spacing w:line="288" w:lineRule="auto"/>
-        <w:ind w:left="850" w:hanging="283"/>
-      </w:pPr>
-      <w:r>
-        <w:rPr>
-          <w:rFonts w:ascii="Times New Roman" w:hAnsi="Times New Roman" w:eastAsia="Times New Roman"/>
-          <w:b w:val="0"/>
-          <w:i w:val="0"/>
-          <w:sz w:val="26"/>
-        </w:rPr>
-        <w:t>Tìm hiểu naming convention chuẩn cho table, column, index theo quy định của dự án</w:t>
-      </w:r>
-    </w:p>
-    <w:p>
-      <w:pPr>
-        <w:pStyle w:val="ListBullet"/>
-        <w:spacing w:line="288" w:lineRule="auto"/>
-        <w:ind w:left="850" w:hanging="283"/>
-      </w:pPr>
-      <w:r>
-        <w:rPr>
-          <w:rFonts w:ascii="Times New Roman" w:hAnsi="Times New Roman" w:eastAsia="Times New Roman"/>
-          <w:b w:val="0"/>
-          <w:i w:val="0"/>
-          <w:sz w:val="26"/>
-        </w:rPr>
-        <w:t>Nghiên cứu cấu trúc database hiện có của hệ thống SORA</w:t>
-      </w:r>
-    </w:p>
-    <w:p>
-      <w:pPr>
-        <w:pStyle w:val="ListBullet"/>
-        <w:spacing w:line="288" w:lineRule="auto"/>
-        <w:ind w:left="850" w:hanging="283"/>
-      </w:pPr>
-      <w:r>
-        <w:rPr>
-          <w:rFonts w:ascii="Times New Roman" w:hAnsi="Times New Roman" w:eastAsia="Times New Roman"/>
-          <w:b w:val="0"/>
-          <w:i w:val="0"/>
-          <w:sz w:val="26"/>
-        </w:rPr>
-        <w:t>Thực hành đọc và phân tích Entity Relationship Diagram (ERD)</w:t>
-      </w:r>
-    </w:p>
-    <w:p>
-      <w:pPr>
-        <w:spacing w:line="288" w:lineRule="auto"/>
-        <w:ind w:firstLine="567"/>
-        <w:jc w:val="both"/>
-      </w:pPr>
-      <w:r>
-        <w:rPr>
-          <w:rFonts w:ascii="Times New Roman" w:hAnsi="Times New Roman" w:eastAsia="Times New Roman"/>
-          <w:b w:val="0"/>
-          <w:i w:val="0"/>
-          <w:sz w:val="26"/>
-        </w:rPr>
-        <w:t>Kỹ năng học được:</w:t>
-      </w:r>
-    </w:p>
-    <w:p>
-      <w:pPr>
-        <w:pStyle w:val="ListBullet"/>
-        <w:spacing w:line="288" w:lineRule="auto"/>
-        <w:ind w:left="850" w:hanging="283"/>
-      </w:pPr>
-      <w:r>
-        <w:rPr>
-          <w:rFonts w:ascii="Times New Roman" w:hAnsi="Times New Roman" w:eastAsia="Times New Roman"/>
-          <w:b w:val="0"/>
-          <w:i w:val="0"/>
-          <w:sz w:val="26"/>
-        </w:rPr>
-        <w:t>Nắm vững các kiểu dữ liệu Oracle: VARCHAR2, NUMBER, DATE, CLOB, BLOB</w:t>
-      </w:r>
-    </w:p>
-    <w:p>
-      <w:pPr>
-        <w:pStyle w:val="ListBullet"/>
-        <w:spacing w:line="288" w:lineRule="auto"/>
-        <w:ind w:left="850" w:hanging="283"/>
-      </w:pPr>
-      <w:r>
-        <w:rPr>
-          <w:rFonts w:ascii="Times New Roman" w:hAnsi="Times New Roman" w:eastAsia="Times New Roman"/>
-          <w:b w:val="0"/>
-          <w:i w:val="0"/>
-          <w:sz w:val="26"/>
-        </w:rPr>
-        <w:t>Hiểu về constraints: PRIMARY KEY, FOREIGN KEY, NOT NULL, UNIQUE, CHECK</w:t>
-      </w:r>
-    </w:p>
-    <w:p>
-      <w:pPr>
-        <w:pStyle w:val="ListBullet"/>
-        <w:spacing w:line="288" w:lineRule="auto"/>
-        <w:ind w:left="850" w:hanging="283"/>
-      </w:pPr>
-      <w:r>
-        <w:rPr>
-          <w:rFonts w:ascii="Times New Roman" w:hAnsi="Times New Roman" w:eastAsia="Times New Roman"/>
-          <w:b w:val="0"/>
-          <w:i w:val="0"/>
-          <w:sz w:val="26"/>
-        </w:rPr>
-        <w:t>Biết cách tạo và tối ưu indexes (B-tree, Bitmap, Function-based)</w:t>
-      </w:r>
-    </w:p>
-    <w:p>
-      <w:pPr>
-        <w:spacing w:line="288" w:lineRule="auto"/>
-        <w:ind w:firstLine="567"/>
-        <w:jc w:val="both"/>
-      </w:pPr>
-      <w:r>
-        <w:rPr>
-          <w:rFonts w:ascii="Times New Roman" w:hAnsi="Times New Roman" w:eastAsia="Times New Roman"/>
-          <w:b w:val="0"/>
-          <w:i w:val="0"/>
-          <w:sz w:val="26"/>
-        </w:rPr>
-        <w:t>Thách thức: Oracle Database có nhiều khác biệt so với MySQL/PostgreSQL đã học ở trường, cần thời gian để làm quen với syntax và best practices.</w:t>
-      </w:r>
-    </w:p>
-    <w:p>
-      <w:pPr>
-        <w:spacing w:line="288" w:lineRule="auto"/>
-        <w:ind w:firstLine="567"/>
-        <w:jc w:val="both"/>
-      </w:pPr>
-      <w:r>
-        <w:rPr>
-          <w:rFonts w:ascii="Times New Roman" w:hAnsi="Times New Roman" w:eastAsia="Times New Roman"/>
-          <w:b w:val="0"/>
-          <w:i w:val="0"/>
-          <w:sz w:val="26"/>
-        </w:rPr>
-        <w:t>Kết quả: Hoàn thành training DB Design, có thể đọc hiểu ERD và database schema của hệ thống hiện tại.</w:t>
-      </w:r>
-    </w:p>
-    <w:p>
-      <w:pPr>
-        <w:pStyle w:val="Heading3"/>
-      </w:pPr>
-      <w:r>
-        <w:rPr>
-          <w:rFonts w:ascii="Times New Roman" w:hAnsi="Times New Roman" w:eastAsia="Times New Roman"/>
-          <w:b/>
-          <w:i w:val="0"/>
-          <w:color w:val="000000"/>
-          <w:sz w:val="28"/>
-        </w:rPr>
-        <w:t>Tuần 3: 15/12/2025 - 21/12/2025</w:t>
-      </w:r>
-    </w:p>
-    <w:p>
-      <w:pPr>
-        <w:spacing w:line="288" w:lineRule="auto"/>
-        <w:ind w:firstLine="567"/>
-        <w:jc w:val="both"/>
-      </w:pPr>
-      <w:r>
-        <w:rPr>
-          <w:rFonts w:ascii="Times New Roman" w:hAnsi="Times New Roman" w:eastAsia="Times New Roman"/>
-          <w:b w:val="0"/>
-          <w:i w:val="0"/>
-          <w:sz w:val="26"/>
-        </w:rPr>
-        <w:t>Công việc thực hiện:</w:t>
-      </w:r>
-    </w:p>
-    <w:p>
-      <w:pPr>
-        <w:pStyle w:val="ListBullet"/>
-        <w:spacing w:line="288" w:lineRule="auto"/>
-        <w:ind w:left="850" w:hanging="283"/>
-      </w:pPr>
-      <w:r>
-        <w:rPr>
-          <w:rFonts w:ascii="Times New Roman" w:hAnsi="Times New Roman" w:eastAsia="Times New Roman"/>
-          <w:b w:val="0"/>
-          <w:i w:val="0"/>
-          <w:sz w:val="26"/>
-        </w:rPr>
-        <w:t>Thực hành thiết kế bảng (table) cho module User Management</w:t>
-      </w:r>
-    </w:p>
-    <w:p>
-      <w:pPr>
-        <w:pStyle w:val="ListBullet"/>
-        <w:spacing w:line="288" w:lineRule="auto"/>
-        <w:ind w:left="850" w:hanging="283"/>
-      </w:pPr>
-      <w:r>
-        <w:rPr>
-          <w:rFonts w:ascii="Times New Roman" w:hAnsi="Times New Roman" w:eastAsia="Times New Roman"/>
-          <w:b w:val="0"/>
-          <w:i w:val="0"/>
-          <w:sz w:val="26"/>
-        </w:rPr>
-        <w:t>Định nghĩa các cột với kiểu dữ liệu, độ dài, constraints phù hợp</w:t>
-      </w:r>
-    </w:p>
-    <w:p>
-      <w:pPr>
-        <w:pStyle w:val="ListBullet"/>
-        <w:spacing w:line="288" w:lineRule="auto"/>
-        <w:ind w:left="850" w:hanging="283"/>
-      </w:pPr>
-      <w:r>
-        <w:rPr>
-          <w:rFonts w:ascii="Times New Roman" w:hAnsi="Times New Roman" w:eastAsia="Times New Roman"/>
-          <w:b w:val="0"/>
-          <w:i w:val="0"/>
-          <w:sz w:val="26"/>
-        </w:rPr>
-        <w:t>Tạo Entity Info document: tên logic, tên vật lý, mô tả entity</w:t>
-      </w:r>
-    </w:p>
-    <w:p>
-      <w:pPr>
-        <w:pStyle w:val="ListBullet"/>
-        <w:spacing w:line="288" w:lineRule="auto"/>
-        <w:ind w:left="850" w:hanging="283"/>
-      </w:pPr>
-      <w:r>
-        <w:rPr>
-          <w:rFonts w:ascii="Times New Roman" w:hAnsi="Times New Roman" w:eastAsia="Times New Roman"/>
-          <w:b w:val="0"/>
-          <w:i w:val="0"/>
-          <w:sz w:val="26"/>
-        </w:rPr>
-        <w:t>Tạo Column Info document: chi tiết từng column với data type, length, nullable, default value</w:t>
-      </w:r>
-    </w:p>
-    <w:p>
-      <w:pPr>
-        <w:pStyle w:val="ListBullet"/>
-        <w:spacing w:line="288" w:lineRule="auto"/>
-        <w:ind w:left="850" w:hanging="283"/>
-      </w:pPr>
-      <w:r>
-        <w:rPr>
-          <w:rFonts w:ascii="Times New Roman" w:hAnsi="Times New Roman" w:eastAsia="Times New Roman"/>
-          <w:b w:val="0"/>
-          <w:i w:val="0"/>
-          <w:sz w:val="26"/>
-        </w:rPr>
-        <w:t>Review thiết kế với mentor và xử lý feedback đợt 1</w:t>
-      </w:r>
-    </w:p>
-    <w:p>
-      <w:pPr>
-        <w:spacing w:line="288" w:lineRule="auto"/>
-        <w:ind w:firstLine="567"/>
-        <w:jc w:val="both"/>
-      </w:pPr>
-      <w:r>
-        <w:rPr>
-          <w:rFonts w:ascii="Times New Roman" w:hAnsi="Times New Roman" w:eastAsia="Times New Roman"/>
-          <w:b w:val="0"/>
-          <w:i w:val="0"/>
-          <w:sz w:val="26"/>
-        </w:rPr>
-        <w:t>Kỹ năng học được:</w:t>
-      </w:r>
-    </w:p>
-    <w:p>
-      <w:pPr>
-        <w:pStyle w:val="ListBullet"/>
-        <w:spacing w:line="288" w:lineRule="auto"/>
-        <w:ind w:left="850" w:hanging="283"/>
-      </w:pPr>
-      <w:r>
-        <w:rPr>
-          <w:rFonts w:ascii="Times New Roman" w:hAnsi="Times New Roman" w:eastAsia="Times New Roman"/>
-          <w:b w:val="0"/>
-          <w:i w:val="0"/>
-          <w:sz w:val="26"/>
-        </w:rPr>
-        <w:t>Kỹ năng phân tích yêu cầu nghiệp vụ để xác định entities và relationships</w:t>
-      </w:r>
-    </w:p>
-    <w:p>
-      <w:pPr>
-        <w:pStyle w:val="ListBullet"/>
-        <w:spacing w:line="288" w:lineRule="auto"/>
-        <w:ind w:left="850" w:hanging="283"/>
-      </w:pPr>
-      <w:r>
-        <w:rPr>
-          <w:rFonts w:ascii="Times New Roman" w:hAnsi="Times New Roman" w:eastAsia="Times New Roman"/>
-          <w:b w:val="0"/>
-          <w:i w:val="0"/>
-          <w:sz w:val="26"/>
-        </w:rPr>
-        <w:t>Áp dụng normalization (1NF, 2NF, 3NF) để tránh data redundancy</w:t>
-      </w:r>
-    </w:p>
-    <w:p>
-      <w:pPr>
-        <w:pStyle w:val="ListBullet"/>
-        <w:spacing w:line="288" w:lineRule="auto"/>
-        <w:ind w:left="850" w:hanging="283"/>
-      </w:pPr>
-      <w:r>
-        <w:rPr>
-          <w:rFonts w:ascii="Times New Roman" w:hAnsi="Times New Roman" w:eastAsia="Times New Roman"/>
-          <w:b w:val="0"/>
-          <w:i w:val="0"/>
-          <w:sz w:val="26"/>
-        </w:rPr>
-        <w:t>Viết tài liệu thiết kế database theo template chuẩn của dự án</w:t>
-      </w:r>
-    </w:p>
-    <w:p>
-      <w:pPr>
-        <w:spacing w:line="288" w:lineRule="auto"/>
-        <w:ind w:firstLine="567"/>
-        <w:jc w:val="both"/>
-      </w:pPr>
-      <w:r>
-        <w:rPr>
-          <w:rFonts w:ascii="Times New Roman" w:hAnsi="Times New Roman" w:eastAsia="Times New Roman"/>
-          <w:b w:val="0"/>
-          <w:i w:val="0"/>
-          <w:sz w:val="26"/>
-        </w:rPr>
-        <w:t>Thách thức: Gặp khó khăn trong việc xác định kiểu dữ liệu và độ dài phù hợp cho từng column, đặc biệt với VARCHAR2 và NUMBER.</w:t>
-      </w:r>
-    </w:p>
-    <w:p>
-      <w:pPr>
-        <w:spacing w:line="288" w:lineRule="auto"/>
-        <w:ind w:firstLine="567"/>
-        <w:jc w:val="both"/>
-      </w:pPr>
-      <w:r>
-        <w:rPr>
-          <w:rFonts w:ascii="Times New Roman" w:hAnsi="Times New Roman" w:eastAsia="Times New Roman"/>
-          <w:b w:val="0"/>
-          <w:i w:val="0"/>
-          <w:sz w:val="26"/>
-        </w:rPr>
-        <w:t>Kết quả: Hoàn thành thiết kế 5 bảng chính cho module User Management, pass review sau 1 lần sửa.</w:t>
-      </w:r>
-    </w:p>
-    <w:p>
-      <w:pPr>
-        <w:pStyle w:val="Heading3"/>
-      </w:pPr>
-      <w:r>
-        <w:rPr>
-          <w:rFonts w:ascii="Times New Roman" w:hAnsi="Times New Roman" w:eastAsia="Times New Roman"/>
-          <w:b/>
-          <w:i w:val="0"/>
-          <w:color w:val="000000"/>
-          <w:sz w:val="28"/>
-        </w:rPr>
-        <w:t>Tuần 4: 22/12/2025 - 28/12/2025</w:t>
-      </w:r>
-    </w:p>
-    <w:p>
-      <w:pPr>
-        <w:spacing w:line="288" w:lineRule="auto"/>
-        <w:ind w:firstLine="567"/>
-        <w:jc w:val="both"/>
-      </w:pPr>
-      <w:r>
-        <w:rPr>
-          <w:rFonts w:ascii="Times New Roman" w:hAnsi="Times New Roman" w:eastAsia="Times New Roman"/>
-          <w:b w:val="0"/>
-          <w:i w:val="0"/>
-          <w:sz w:val="26"/>
-        </w:rPr>
-        <w:t>Công việc thực hiện:</w:t>
-      </w:r>
-    </w:p>
-    <w:p>
-      <w:pPr>
-        <w:pStyle w:val="ListBullet"/>
-        <w:spacing w:line="288" w:lineRule="auto"/>
-        <w:ind w:left="850" w:hanging="283"/>
-      </w:pPr>
-      <w:r>
-        <w:rPr>
-          <w:rFonts w:ascii="Times New Roman" w:hAnsi="Times New Roman" w:eastAsia="Times New Roman"/>
-          <w:b w:val="0"/>
-          <w:i w:val="0"/>
-          <w:sz w:val="26"/>
-        </w:rPr>
-        <w:t>Tiếp tục thiết kế indexes cho các bảng đã tạo</w:t>
-      </w:r>
-    </w:p>
-    <w:p>
-      <w:pPr>
-        <w:pStyle w:val="ListBullet"/>
-        <w:spacing w:line="288" w:lineRule="auto"/>
-        <w:ind w:left="850" w:hanging="283"/>
-      </w:pPr>
-      <w:r>
-        <w:rPr>
-          <w:rFonts w:ascii="Times New Roman" w:hAnsi="Times New Roman" w:eastAsia="Times New Roman"/>
-          <w:b w:val="0"/>
-          <w:i w:val="0"/>
-          <w:sz w:val="26"/>
-        </w:rPr>
-        <w:t>Tạo Index Info document: loại index (PK, FK, Unique, Normal), columns, mục đích</w:t>
-      </w:r>
-    </w:p>
-    <w:p>
-      <w:pPr>
-        <w:pStyle w:val="ListBullet"/>
-        <w:spacing w:line="288" w:lineRule="auto"/>
-        <w:ind w:left="850" w:hanging="283"/>
-      </w:pPr>
-      <w:r>
-        <w:rPr>
-          <w:rFonts w:ascii="Times New Roman" w:hAnsi="Times New Roman" w:eastAsia="Times New Roman"/>
-          <w:b w:val="0"/>
-          <w:i w:val="0"/>
-          <w:sz w:val="26"/>
-        </w:rPr>
-        <w:t>Học về query optimization và explain plan trong Oracle</w:t>
-      </w:r>
-    </w:p>
-    <w:p>
-      <w:pPr>
-        <w:pStyle w:val="ListBullet"/>
-        <w:spacing w:line="288" w:lineRule="auto"/>
-        <w:ind w:left="850" w:hanging="283"/>
-      </w:pPr>
-      <w:r>
-        <w:rPr>
-          <w:rFonts w:ascii="Times New Roman" w:hAnsi="Times New Roman" w:eastAsia="Times New Roman"/>
-          <w:b w:val="0"/>
-          <w:i w:val="0"/>
-          <w:sz w:val="26"/>
-        </w:rPr>
-        <w:t>Bắt đầu training về thiết kế màn hình (Screen Design)</w:t>
-      </w:r>
-    </w:p>
-    <w:p>
-      <w:pPr>
-        <w:pStyle w:val="ListBullet"/>
-        <w:spacing w:line="288" w:lineRule="auto"/>
-        <w:ind w:left="850" w:hanging="283"/>
-      </w:pPr>
-      <w:r>
-        <w:rPr>
-          <w:rFonts w:ascii="Times New Roman" w:hAnsi="Times New Roman" w:eastAsia="Times New Roman"/>
-          <w:b w:val="0"/>
-          <w:i w:val="0"/>
-          <w:sz w:val="26"/>
-        </w:rPr>
-        <w:t>Tìm hiểu về wireframe và UI/UX principles</w:t>
-      </w:r>
-    </w:p>
-    <w:p>
-      <w:pPr>
-        <w:spacing w:line="288" w:lineRule="auto"/>
-        <w:ind w:firstLine="567"/>
-        <w:jc w:val="both"/>
-      </w:pPr>
-      <w:r>
-        <w:rPr>
-          <w:rFonts w:ascii="Times New Roman" w:hAnsi="Times New Roman" w:eastAsia="Times New Roman"/>
-          <w:b w:val="0"/>
-          <w:i w:val="0"/>
-          <w:sz w:val="26"/>
-        </w:rPr>
-        <w:t>Kỹ năng học được:</w:t>
-      </w:r>
-    </w:p>
-    <w:p>
-      <w:pPr>
-        <w:pStyle w:val="ListBullet"/>
-        <w:spacing w:line="288" w:lineRule="auto"/>
-        <w:ind w:left="850" w:hanging="283"/>
-      </w:pPr>
-      <w:r>
-        <w:rPr>
-          <w:rFonts w:ascii="Times New Roman" w:hAnsi="Times New Roman" w:eastAsia="Times New Roman"/>
-          <w:b w:val="0"/>
-          <w:i w:val="0"/>
-          <w:sz w:val="26"/>
-        </w:rPr>
-        <w:t>Hiểu khi nào nên tạo index và loại index phù hợp (B-tree vs Bitmap)</w:t>
-      </w:r>
-    </w:p>
-    <w:p>
-      <w:pPr>
-        <w:pStyle w:val="ListBullet"/>
-        <w:spacing w:line="288" w:lineRule="auto"/>
-        <w:ind w:left="850" w:hanging="283"/>
-      </w:pPr>
-      <w:r>
-        <w:rPr>
-          <w:rFonts w:ascii="Times New Roman" w:hAnsi="Times New Roman" w:eastAsia="Times New Roman"/>
-          <w:b w:val="0"/>
-          <w:i w:val="0"/>
-          <w:sz w:val="26"/>
-        </w:rPr>
-        <w:t>Biết cách analyze query performance với EXPLAIN PLAN</w:t>
-      </w:r>
-    </w:p>
-    <w:p>
-      <w:pPr>
-        <w:pStyle w:val="ListBullet"/>
-        <w:spacing w:line="288" w:lineRule="auto"/>
-        <w:ind w:left="850" w:hanging="283"/>
-      </w:pPr>
-      <w:r>
-        <w:rPr>
-          <w:rFonts w:ascii="Times New Roman" w:hAnsi="Times New Roman" w:eastAsia="Times New Roman"/>
-          <w:b w:val="0"/>
-          <w:i w:val="0"/>
-          <w:sz w:val="26"/>
-        </w:rPr>
-        <w:t>Nắm được quy trình thiết kế màn hình từ wireframe đến detailed design</w:t>
-      </w:r>
-    </w:p>
-    <w:p>
-      <w:pPr>
-        <w:spacing w:line="288" w:lineRule="auto"/>
-        <w:ind w:firstLine="567"/>
-        <w:jc w:val="both"/>
-      </w:pPr>
-      <w:r>
-        <w:rPr>
-          <w:rFonts w:ascii="Times New Roman" w:hAnsi="Times New Roman" w:eastAsia="Times New Roman"/>
-          <w:b w:val="0"/>
-          <w:i w:val="0"/>
-          <w:sz w:val="26"/>
-        </w:rPr>
-        <w:t>Thách thức: Việc quyết định tạo index cho column nào đòi hỏi hiểu sâu về business logic và query patterns.</w:t>
-      </w:r>
-    </w:p>
-    <w:p>
-      <w:pPr>
-        <w:spacing w:line="288" w:lineRule="auto"/>
-        <w:ind w:firstLine="567"/>
-        <w:jc w:val="both"/>
-      </w:pPr>
-      <w:r>
-        <w:rPr>
-          <w:rFonts w:ascii="Times New Roman" w:hAnsi="Times New Roman" w:eastAsia="Times New Roman"/>
-          <w:b w:val="0"/>
-          <w:i w:val="0"/>
-          <w:sz w:val="26"/>
-        </w:rPr>
-        <w:t>Kết quả: Hoàn thành Index Info cho tất cả các bảng, bắt đầu làm quen với Screen Design.</w:t>
-      </w:r>
-    </w:p>
-    <w:p>
-      <w:pPr>
-        <w:pStyle w:val="Heading3"/>
-      </w:pPr>
-      <w:r>
-        <w:rPr>
-          <w:rFonts w:ascii="Times New Roman" w:hAnsi="Times New Roman" w:eastAsia="Times New Roman"/>
-          <w:b/>
-          <w:i w:val="0"/>
-          <w:color w:val="000000"/>
-          <w:sz w:val="28"/>
-        </w:rPr>
-        <w:t>Tuần 5: 29/12/2025 - 04/01/2026</w:t>
-      </w:r>
-    </w:p>
-    <w:p>
-      <w:pPr>
-        <w:spacing w:line="288" w:lineRule="auto"/>
-        <w:ind w:firstLine="567"/>
-        <w:jc w:val="both"/>
-      </w:pPr>
-      <w:r>
-        <w:rPr>
-          <w:rFonts w:ascii="Times New Roman" w:hAnsi="Times New Roman" w:eastAsia="Times New Roman"/>
-          <w:b w:val="0"/>
-          <w:i w:val="0"/>
-          <w:sz w:val="26"/>
-        </w:rPr>
-        <w:t>Công việc thực hiện:</w:t>
-      </w:r>
-    </w:p>
-    <w:p>
-      <w:pPr>
-        <w:pStyle w:val="ListBullet"/>
-        <w:spacing w:line="288" w:lineRule="auto"/>
-        <w:ind w:left="850" w:hanging="283"/>
-      </w:pPr>
-      <w:r>
-        <w:rPr>
-          <w:rFonts w:ascii="Times New Roman" w:hAnsi="Times New Roman" w:eastAsia="Times New Roman"/>
-          <w:b w:val="0"/>
-          <w:i w:val="0"/>
-          <w:sz w:val="26"/>
-        </w:rPr>
-        <w:t>Thực hành thiết kế màn hình User List (danh sách người dùng)</w:t>
-      </w:r>
-    </w:p>
-    <w:p>
-      <w:pPr>
-        <w:pStyle w:val="ListBullet"/>
-        <w:spacing w:line="288" w:lineRule="auto"/>
-        <w:ind w:left="850" w:hanging="283"/>
-      </w:pPr>
-      <w:r>
-        <w:rPr>
-          <w:rFonts w:ascii="Times New Roman" w:hAnsi="Times New Roman" w:eastAsia="Times New Roman"/>
-          <w:b w:val="0"/>
-          <w:i w:val="0"/>
-          <w:sz w:val="26"/>
-        </w:rPr>
-        <w:t>Định nghĩa layout: header, search bar, data table, pagination, action buttons</w:t>
-      </w:r>
-    </w:p>
-    <w:p>
-      <w:pPr>
-        <w:pStyle w:val="ListBullet"/>
-        <w:spacing w:line="288" w:lineRule="auto"/>
-        <w:ind w:left="850" w:hanging="283"/>
-      </w:pPr>
-      <w:r>
-        <w:rPr>
-          <w:rFonts w:ascii="Times New Roman" w:hAnsi="Times New Roman" w:eastAsia="Times New Roman"/>
-          <w:b w:val="0"/>
-          <w:i w:val="0"/>
-          <w:sz w:val="26"/>
-        </w:rPr>
-        <w:t>Tạo Items document: ID, tên, loại (textbox/dropdown/button), I/O type, required flag</w:t>
-      </w:r>
-    </w:p>
-    <w:p>
-      <w:pPr>
-        <w:pStyle w:val="ListBullet"/>
-        <w:spacing w:line="288" w:lineRule="auto"/>
-        <w:ind w:left="850" w:hanging="283"/>
-      </w:pPr>
-      <w:r>
-        <w:rPr>
-          <w:rFonts w:ascii="Times New Roman" w:hAnsi="Times New Roman" w:eastAsia="Times New Roman"/>
-          <w:b w:val="0"/>
-          <w:i w:val="0"/>
-          <w:sz w:val="26"/>
-        </w:rPr>
-        <w:t>Định nghĩa validation rules: single validation (bắt buộc, độ dài, format)</w:t>
-      </w:r>
-    </w:p>
-    <w:p>
-      <w:pPr>
-        <w:pStyle w:val="ListBullet"/>
-        <w:spacing w:line="288" w:lineRule="auto"/>
-        <w:ind w:left="850" w:hanging="283"/>
-      </w:pPr>
-      <w:r>
-        <w:rPr>
-          <w:rFonts w:ascii="Times New Roman" w:hAnsi="Times New Roman" w:eastAsia="Times New Roman"/>
-          <w:b w:val="0"/>
-          <w:i w:val="0"/>
-          <w:sz w:val="26"/>
-        </w:rPr>
-        <w:t>Thiết kế messages: success, error, warning, info</w:t>
-      </w:r>
-    </w:p>
-    <w:p>
-      <w:pPr>
-        <w:spacing w:line="288" w:lineRule="auto"/>
-        <w:ind w:firstLine="567"/>
-        <w:jc w:val="both"/>
-      </w:pPr>
-      <w:r>
-        <w:rPr>
-          <w:rFonts w:ascii="Times New Roman" w:hAnsi="Times New Roman" w:eastAsia="Times New Roman"/>
-          <w:b w:val="0"/>
-          <w:i w:val="0"/>
-          <w:sz w:val="26"/>
-        </w:rPr>
-        <w:t>Kỹ năng học được:</w:t>
-      </w:r>
-    </w:p>
-    <w:p>
-      <w:pPr>
-        <w:pStyle w:val="ListBullet"/>
-        <w:spacing w:line="288" w:lineRule="auto"/>
-        <w:ind w:left="850" w:hanging="283"/>
-      </w:pPr>
-      <w:r>
-        <w:rPr>
-          <w:rFonts w:ascii="Times New Roman" w:hAnsi="Times New Roman" w:eastAsia="Times New Roman"/>
-          <w:b w:val="0"/>
-          <w:i w:val="0"/>
-          <w:sz w:val="26"/>
-        </w:rPr>
-        <w:t>Kỹ năng phân tích màn hình thành các components nhỏ</w:t>
-      </w:r>
-    </w:p>
-    <w:p>
-      <w:pPr>
-        <w:pStyle w:val="ListBullet"/>
-        <w:spacing w:line="288" w:lineRule="auto"/>
-        <w:ind w:left="850" w:hanging="283"/>
-      </w:pPr>
-      <w:r>
-        <w:rPr>
-          <w:rFonts w:ascii="Times New Roman" w:hAnsi="Times New Roman" w:eastAsia="Times New Roman"/>
-          <w:b w:val="0"/>
-          <w:i w:val="0"/>
-          <w:sz w:val="26"/>
-        </w:rPr>
-        <w:t>Hiểu về các loại validation: client-side vs server-side</w:t>
-      </w:r>
-    </w:p>
-    <w:p>
-      <w:pPr>
-        <w:pStyle w:val="ListBullet"/>
-        <w:spacing w:line="288" w:lineRule="auto"/>
-        <w:ind w:left="850" w:hanging="283"/>
-      </w:pPr>
-      <w:r>
-        <w:rPr>
-          <w:rFonts w:ascii="Times New Roman" w:hAnsi="Times New Roman" w:eastAsia="Times New Roman"/>
-          <w:b w:val="0"/>
-          <w:i w:val="0"/>
-          <w:sz w:val="26"/>
-        </w:rPr>
-        <w:t>Viết validation rules rõ ràng, đầy đủ trường hợp edge case</w:t>
-      </w:r>
-    </w:p>
-    <w:p>
-      <w:pPr>
-        <w:spacing w:line="288" w:lineRule="auto"/>
-        <w:ind w:firstLine="567"/>
-        <w:jc w:val="both"/>
-      </w:pPr>
-      <w:r>
-        <w:rPr>
-          <w:rFonts w:ascii="Times New Roman" w:hAnsi="Times New Roman" w:eastAsia="Times New Roman"/>
-          <w:b w:val="0"/>
-          <w:i w:val="0"/>
-          <w:sz w:val="26"/>
-        </w:rPr>
-        <w:t>Thách thức: Thiết kế màn hình phức tạp hơn DB design vì phải tham chiếu nhiều tài liệu (DB schema, API spec, business rules).</w:t>
-      </w:r>
-    </w:p>
-    <w:p>
-      <w:pPr>
-        <w:spacing w:line="288" w:lineRule="auto"/>
-        <w:ind w:firstLine="567"/>
-        <w:jc w:val="both"/>
-      </w:pPr>
-      <w:r>
-        <w:rPr>
-          <w:rFonts w:ascii="Times New Roman" w:hAnsi="Times New Roman" w:eastAsia="Times New Roman"/>
-          <w:b w:val="0"/>
-          <w:i w:val="0"/>
-          <w:sz w:val="26"/>
-        </w:rPr>
-        <w:t>Kết quả: Hoàn thành thiết kế màn hình User List với đầy đủ items, validation, messages.</w:t>
-      </w:r>
-    </w:p>
-    <w:p>
-      <w:pPr>
-        <w:pStyle w:val="Heading3"/>
-      </w:pPr>
-      <w:r>
-        <w:rPr>
-          <w:rFonts w:ascii="Times New Roman" w:hAnsi="Times New Roman" w:eastAsia="Times New Roman"/>
-          <w:b/>
-          <w:i w:val="0"/>
-          <w:color w:val="000000"/>
-          <w:sz w:val="28"/>
-        </w:rPr>
-        <w:t>Tuần 6: 05/01/2026 - 11/01/2026</w:t>
-      </w:r>
-    </w:p>
-    <w:p>
-      <w:pPr>
-        <w:spacing w:line="288" w:lineRule="auto"/>
-        <w:ind w:firstLine="567"/>
-        <w:jc w:val="both"/>
-      </w:pPr>
-      <w:r>
-        <w:rPr>
-          <w:rFonts w:ascii="Times New Roman" w:hAnsi="Times New Roman" w:eastAsia="Times New Roman"/>
-          <w:b w:val="0"/>
-          <w:i w:val="0"/>
-          <w:sz w:val="26"/>
-        </w:rPr>
-        <w:t>Công việc thực hiện:</w:t>
-      </w:r>
-    </w:p>
-    <w:p>
-      <w:pPr>
-        <w:pStyle w:val="ListBullet"/>
-        <w:spacing w:line="288" w:lineRule="auto"/>
-        <w:ind w:left="850" w:hanging="283"/>
-      </w:pPr>
-      <w:r>
-        <w:rPr>
-          <w:rFonts w:ascii="Times New Roman" w:hAnsi="Times New Roman" w:eastAsia="Times New Roman"/>
-          <w:b w:val="0"/>
-          <w:i w:val="0"/>
-          <w:sz w:val="26"/>
-        </w:rPr>
-        <w:t>Tiếp tục thiết kế màn hình User Detail (chi tiết/chỉnh sửa người dùng)</w:t>
-      </w:r>
-    </w:p>
-    <w:p>
-      <w:pPr>
-        <w:pStyle w:val="ListBullet"/>
-        <w:spacing w:line="288" w:lineRule="auto"/>
-        <w:ind w:left="850" w:hanging="283"/>
-      </w:pPr>
-      <w:r>
-        <w:rPr>
-          <w:rFonts w:ascii="Times New Roman" w:hAnsi="Times New Roman" w:eastAsia="Times New Roman"/>
-          <w:b w:val="0"/>
-          <w:i w:val="0"/>
-          <w:sz w:val="26"/>
-        </w:rPr>
-        <w:t>Định nghĩa correlation validation: logic phụ thuộc giữa các trường</w:t>
-      </w:r>
-    </w:p>
-    <w:p>
-      <w:pPr>
-        <w:pStyle w:val="ListBullet"/>
-        <w:spacing w:line="288" w:lineRule="auto"/>
-        <w:ind w:left="850" w:hanging="283"/>
-      </w:pPr>
-      <w:r>
-        <w:rPr>
-          <w:rFonts w:ascii="Times New Roman" w:hAnsi="Times New Roman" w:eastAsia="Times New Roman"/>
-          <w:b w:val="0"/>
-          <w:i w:val="0"/>
-          <w:sz w:val="26"/>
-        </w:rPr>
-        <w:t>Tạo Item Control document: điều kiện hiển thị/ẩn, enable/disable các fields</w:t>
-      </w:r>
-    </w:p>
-    <w:p>
-      <w:pPr>
-        <w:pStyle w:val="ListBullet"/>
-        <w:spacing w:line="288" w:lineRule="auto"/>
-        <w:ind w:left="850" w:hanging="283"/>
-      </w:pPr>
-      <w:r>
-        <w:rPr>
-          <w:rFonts w:ascii="Times New Roman" w:hAnsi="Times New Roman" w:eastAsia="Times New Roman"/>
-          <w:b w:val="0"/>
-          <w:i w:val="0"/>
-          <w:sz w:val="26"/>
-        </w:rPr>
-        <w:t>Training về thiết kế API RESTful</w:t>
-      </w:r>
-    </w:p>
-    <w:p>
-      <w:pPr>
-        <w:pStyle w:val="ListBullet"/>
-        <w:spacing w:line="288" w:lineRule="auto"/>
-        <w:ind w:left="850" w:hanging="283"/>
-      </w:pPr>
-      <w:r>
-        <w:rPr>
-          <w:rFonts w:ascii="Times New Roman" w:hAnsi="Times New Roman" w:eastAsia="Times New Roman"/>
-          <w:b w:val="0"/>
-          <w:i w:val="0"/>
-          <w:sz w:val="26"/>
-        </w:rPr>
-        <w:t>Học về HTTP methods, status codes, request/response structure</w:t>
-      </w:r>
-    </w:p>
-    <w:p>
-      <w:pPr>
-        <w:spacing w:line="288" w:lineRule="auto"/>
-        <w:ind w:firstLine="567"/>
-        <w:jc w:val="both"/>
-      </w:pPr>
-      <w:r>
-        <w:rPr>
-          <w:rFonts w:ascii="Times New Roman" w:hAnsi="Times New Roman" w:eastAsia="Times New Roman"/>
-          <w:b w:val="0"/>
-          <w:i w:val="0"/>
-          <w:sz w:val="26"/>
-        </w:rPr>
-        <w:t>Kỹ năng học được:</w:t>
-      </w:r>
-    </w:p>
-    <w:p>
-      <w:pPr>
-        <w:pStyle w:val="ListBullet"/>
-        <w:spacing w:line="288" w:lineRule="auto"/>
-        <w:ind w:left="850" w:hanging="283"/>
-      </w:pPr>
-      <w:r>
-        <w:rPr>
-          <w:rFonts w:ascii="Times New Roman" w:hAnsi="Times New Roman" w:eastAsia="Times New Roman"/>
-          <w:b w:val="0"/>
-          <w:i w:val="0"/>
-          <w:sz w:val="26"/>
-        </w:rPr>
-        <w:t>Kỹ năng thiết kế validation phức tạp với multiple conditions</w:t>
-      </w:r>
-    </w:p>
-    <w:p>
-      <w:pPr>
-        <w:pStyle w:val="ListBullet"/>
-        <w:spacing w:line="288" w:lineRule="auto"/>
-        <w:ind w:left="850" w:hanging="283"/>
-      </w:pPr>
-      <w:r>
-        <w:rPr>
-          <w:rFonts w:ascii="Times New Roman" w:hAnsi="Times New Roman" w:eastAsia="Times New Roman"/>
-          <w:b w:val="0"/>
-          <w:i w:val="0"/>
-          <w:sz w:val="26"/>
-        </w:rPr>
-        <w:t>Hiểu về state management trong màn hình (view mode vs edit mode)</w:t>
-      </w:r>
-    </w:p>
-    <w:p>
-      <w:pPr>
-        <w:pStyle w:val="ListBullet"/>
-        <w:spacing w:line="288" w:lineRule="auto"/>
-        <w:ind w:left="850" w:hanging="283"/>
-      </w:pPr>
-      <w:r>
-        <w:rPr>
-          <w:rFonts w:ascii="Times New Roman" w:hAnsi="Times New Roman" w:eastAsia="Times New Roman"/>
-          <w:b w:val="0"/>
-          <w:i w:val="0"/>
-          <w:sz w:val="26"/>
-        </w:rPr>
-        <w:t>Nắm vững các nguyên tắc thiết kế RESTful API</w:t>
-      </w:r>
-    </w:p>
-    <w:p>
-      <w:pPr>
-        <w:spacing w:line="288" w:lineRule="auto"/>
-        <w:ind w:firstLine="567"/>
-        <w:jc w:val="both"/>
-      </w:pPr>
-      <w:r>
-        <w:rPr>
-          <w:rFonts w:ascii="Times New Roman" w:hAnsi="Times New Roman" w:eastAsia="Times New Roman"/>
-          <w:b w:val="0"/>
-          <w:i w:val="0"/>
-          <w:sz w:val="26"/>
-        </w:rPr>
-        <w:t>Thách thức: Correlation validation đòi hỏi phải hiểu sâu về business rules và xử lý nhiều trường hợp đặc biệt.</w:t>
-      </w:r>
-    </w:p>
-    <w:p>
-      <w:pPr>
-        <w:spacing w:line="288" w:lineRule="auto"/>
-        <w:ind w:firstLine="567"/>
-        <w:jc w:val="both"/>
-      </w:pPr>
-      <w:r>
-        <w:rPr>
-          <w:rFonts w:ascii="Times New Roman" w:hAnsi="Times New Roman" w:eastAsia="Times New Roman"/>
-          <w:b w:val="0"/>
-          <w:i w:val="0"/>
-          <w:sz w:val="26"/>
-        </w:rPr>
-        <w:t>Kết quả: Hoàn thành thiết kế màn hình User Detail, sẵn sàng chuyển sang API Design.</w:t>
-      </w:r>
-    </w:p>
-    <w:p>
-      <w:pPr>
-        <w:pStyle w:val="Heading3"/>
-      </w:pPr>
-      <w:r>
-        <w:rPr>
-          <w:rFonts w:ascii="Times New Roman" w:hAnsi="Times New Roman" w:eastAsia="Times New Roman"/>
-          <w:b/>
-          <w:i w:val="0"/>
-          <w:color w:val="000000"/>
-          <w:sz w:val="28"/>
-        </w:rPr>
-        <w:t>Tuần 7: 12/01/2026 - 18/01/2026</w:t>
-      </w:r>
-    </w:p>
-    <w:p>
-      <w:pPr>
-        <w:spacing w:line="288" w:lineRule="auto"/>
-        <w:ind w:firstLine="567"/>
-        <w:jc w:val="both"/>
-      </w:pPr>
-      <w:r>
-        <w:rPr>
-          <w:rFonts w:ascii="Times New Roman" w:hAnsi="Times New Roman" w:eastAsia="Times New Roman"/>
-          <w:b w:val="0"/>
-          <w:i w:val="0"/>
-          <w:sz w:val="26"/>
-        </w:rPr>
-        <w:t>Công việc thực hiện:</w:t>
-      </w:r>
-    </w:p>
-    <w:p>
-      <w:pPr>
-        <w:pStyle w:val="ListBullet"/>
-        <w:spacing w:line="288" w:lineRule="auto"/>
-        <w:ind w:left="850" w:hanging="283"/>
-      </w:pPr>
-      <w:r>
-        <w:rPr>
-          <w:rFonts w:ascii="Times New Roman" w:hAnsi="Times New Roman" w:eastAsia="Times New Roman"/>
-          <w:b w:val="0"/>
-          <w:i w:val="0"/>
-          <w:sz w:val="26"/>
-        </w:rPr>
-        <w:t>Thực hành thiết kế API cho module User Management</w:t>
-      </w:r>
-    </w:p>
-    <w:p>
-      <w:pPr>
-        <w:pStyle w:val="ListBullet"/>
-        <w:spacing w:line="288" w:lineRule="auto"/>
-        <w:ind w:left="850" w:hanging="283"/>
-      </w:pPr>
-      <w:r>
-        <w:rPr>
-          <w:rFonts w:ascii="Times New Roman" w:hAnsi="Times New Roman" w:eastAsia="Times New Roman"/>
-          <w:b w:val="0"/>
-          <w:i w:val="0"/>
-          <w:sz w:val="26"/>
-        </w:rPr>
-        <w:t>Định nghĩa endpoints: GET /users, GET /users/:id, POST /users, PUT /users/:id, DELETE /users/:id</w:t>
-      </w:r>
-    </w:p>
-    <w:p>
-      <w:pPr>
-        <w:pStyle w:val="ListBullet"/>
-        <w:spacing w:line="288" w:lineRule="auto"/>
-        <w:ind w:left="850" w:hanging="283"/>
-      </w:pPr>
-      <w:r>
-        <w:rPr>
-          <w:rFonts w:ascii="Times New Roman" w:hAnsi="Times New Roman" w:eastAsia="Times New Roman"/>
-          <w:b w:val="0"/>
-          <w:i w:val="0"/>
-          <w:sz w:val="26"/>
-        </w:rPr>
-        <w:t>Thiết kế Request Parameters: query params, path params, request body</w:t>
-      </w:r>
-    </w:p>
-    <w:p>
-      <w:pPr>
-        <w:pStyle w:val="ListBullet"/>
-        <w:spacing w:line="288" w:lineRule="auto"/>
-        <w:ind w:left="850" w:hanging="283"/>
-      </w:pPr>
-      <w:r>
-        <w:rPr>
-          <w:rFonts w:ascii="Times New Roman" w:hAnsi="Times New Roman" w:eastAsia="Times New Roman"/>
-          <w:b w:val="0"/>
-          <w:i w:val="0"/>
-          <w:sz w:val="26"/>
-        </w:rPr>
-        <w:t>Thiết kế Response structure: status, data, message, pagination</w:t>
-      </w:r>
-    </w:p>
-    <w:p>
-      <w:pPr>
-        <w:pStyle w:val="ListBullet"/>
-        <w:spacing w:line="288" w:lineRule="auto"/>
-        <w:ind w:left="850" w:hanging="283"/>
-      </w:pPr>
-      <w:r>
-        <w:rPr>
-          <w:rFonts w:ascii="Times New Roman" w:hAnsi="Times New Roman" w:eastAsia="Times New Roman"/>
-          <w:b w:val="0"/>
-          <w:i w:val="0"/>
-          <w:sz w:val="26"/>
-        </w:rPr>
-        <w:t>Định nghĩa Error Handling với các status codes: 400, 401, 403, 404, 500</w:t>
-      </w:r>
-    </w:p>
-    <w:p>
-      <w:pPr>
-        <w:pStyle w:val="ListBullet"/>
-        <w:spacing w:line="288" w:lineRule="auto"/>
-        <w:ind w:left="850" w:hanging="283"/>
-      </w:pPr>
-      <w:r>
-        <w:rPr>
-          <w:rFonts w:ascii="Times New Roman" w:hAnsi="Times New Roman" w:eastAsia="Times New Roman"/>
-          <w:b w:val="0"/>
-          <w:i w:val="0"/>
-          <w:sz w:val="26"/>
-        </w:rPr>
-        <w:t>Được giới thiệu về Claude AI [4] để hỗ trợ kiểm tra thiết kế</w:t>
-      </w:r>
-    </w:p>
-    <w:p>
-      <w:pPr>
-        <w:spacing w:line="288" w:lineRule="auto"/>
-        <w:ind w:firstLine="567"/>
-        <w:jc w:val="both"/>
-      </w:pPr>
-      <w:r>
-        <w:rPr>
-          <w:rFonts w:ascii="Times New Roman" w:hAnsi="Times New Roman" w:eastAsia="Times New Roman"/>
-          <w:b w:val="0"/>
-          <w:i w:val="0"/>
-          <w:sz w:val="26"/>
-        </w:rPr>
-        <w:t>Kỹ năng học được:</w:t>
-      </w:r>
-    </w:p>
-    <w:p>
-      <w:pPr>
-        <w:pStyle w:val="ListBullet"/>
-        <w:spacing w:line="288" w:lineRule="auto"/>
-        <w:ind w:left="850" w:hanging="283"/>
-      </w:pPr>
-      <w:r>
-        <w:rPr>
-          <w:rFonts w:ascii="Times New Roman" w:hAnsi="Times New Roman" w:eastAsia="Times New Roman"/>
-          <w:b w:val="0"/>
-          <w:i w:val="0"/>
-          <w:sz w:val="26"/>
-        </w:rPr>
-        <w:t>Kỹ năng thiết kế RESTful API theo chuẩn resource-based</w:t>
-      </w:r>
-    </w:p>
-    <w:p>
-      <w:pPr>
-        <w:pStyle w:val="ListBullet"/>
-        <w:spacing w:line="288" w:lineRule="auto"/>
-        <w:ind w:left="850" w:hanging="283"/>
-      </w:pPr>
-      <w:r>
-        <w:rPr>
-          <w:rFonts w:ascii="Times New Roman" w:hAnsi="Times New Roman" w:eastAsia="Times New Roman"/>
-          <w:b w:val="0"/>
-          <w:i w:val="0"/>
-          <w:sz w:val="26"/>
-        </w:rPr>
-        <w:t>Hiểu về idempotency của các HTTP methods (GET, PUT, DELETE)</w:t>
-      </w:r>
-    </w:p>
-    <w:p>
-      <w:pPr>
-        <w:pStyle w:val="ListBullet"/>
-        <w:spacing w:line="288" w:lineRule="auto"/>
-        <w:ind w:left="850" w:hanging="283"/>
-      </w:pPr>
-      <w:r>
-        <w:rPr>
-          <w:rFonts w:ascii="Times New Roman" w:hAnsi="Times New Roman" w:eastAsia="Times New Roman"/>
-          <w:b w:val="0"/>
-          <w:i w:val="0"/>
-          <w:sz w:val="26"/>
-        </w:rPr>
-        <w:t>Biết cách sử dụng AI tools để review và cải thiện thiết kế</w:t>
-      </w:r>
-    </w:p>
-    <w:p>
-      <w:pPr>
-        <w:spacing w:line="288" w:lineRule="auto"/>
-        <w:ind w:firstLine="567"/>
-        <w:jc w:val="both"/>
-      </w:pPr>
-      <w:r>
-        <w:rPr>
-          <w:rFonts w:ascii="Times New Roman" w:hAnsi="Times New Roman" w:eastAsia="Times New Roman"/>
-          <w:b w:val="0"/>
-          <w:i w:val="0"/>
-          <w:sz w:val="26"/>
-        </w:rPr>
-        <w:t>Thách thức: Khó khăn trong việc thiết kế response structure nhất quán cho tất cả các API endpoints.</w:t>
-      </w:r>
-    </w:p>
-    <w:p>
-      <w:pPr>
-        <w:spacing w:line="288" w:lineRule="auto"/>
-        <w:ind w:firstLine="567"/>
-        <w:jc w:val="both"/>
-      </w:pPr>
-      <w:r>
-        <w:rPr>
-          <w:rFonts w:ascii="Times New Roman" w:hAnsi="Times New Roman" w:eastAsia="Times New Roman"/>
-          <w:b w:val="0"/>
-          <w:i w:val="0"/>
-          <w:sz w:val="26"/>
-        </w:rPr>
-        <w:t>Kết quả: Hoàn thành thiết kế 5 APIs chính cho User Management với đầy đủ request/response specs.</w:t>
-      </w:r>
-    </w:p>
-    <w:p>
-      <w:pPr>
-        <w:pStyle w:val="Heading3"/>
-      </w:pPr>
-      <w:r>
-        <w:rPr>
-          <w:rFonts w:ascii="Times New Roman" w:hAnsi="Times New Roman" w:eastAsia="Times New Roman"/>
-          <w:b/>
-          <w:i w:val="0"/>
-          <w:color w:val="000000"/>
-          <w:sz w:val="28"/>
-        </w:rPr>
-        <w:t>Tuần 8: 19/01/2026 - 25/01/2026</w:t>
-      </w:r>
-    </w:p>
-    <w:p>
-      <w:pPr>
-        <w:spacing w:line="288" w:lineRule="auto"/>
-        <w:ind w:firstLine="567"/>
-        <w:jc w:val="both"/>
-      </w:pPr>
-      <w:r>
-        <w:rPr>
-          <w:rFonts w:ascii="Times New Roman" w:hAnsi="Times New Roman" w:eastAsia="Times New Roman"/>
-          <w:b w:val="0"/>
-          <w:i w:val="0"/>
-          <w:sz w:val="26"/>
-        </w:rPr>
-        <w:t>Công việc thực hiện:</w:t>
-      </w:r>
-    </w:p>
-    <w:p>
-      <w:pPr>
-        <w:pStyle w:val="ListBullet"/>
-        <w:spacing w:line="288" w:lineRule="auto"/>
-        <w:ind w:left="850" w:hanging="283"/>
-      </w:pPr>
-      <w:r>
-        <w:rPr>
-          <w:rFonts w:ascii="Times New Roman" w:hAnsi="Times New Roman" w:eastAsia="Times New Roman"/>
-          <w:b w:val="0"/>
-          <w:i w:val="0"/>
-          <w:sz w:val="26"/>
-        </w:rPr>
-        <w:t>Tiếp tục thiết kế APIs cho module Course Management</w:t>
-      </w:r>
-    </w:p>
-    <w:p>
-      <w:pPr>
-        <w:pStyle w:val="ListBullet"/>
-        <w:spacing w:line="288" w:lineRule="auto"/>
-        <w:ind w:left="850" w:hanging="283"/>
-      </w:pPr>
-      <w:r>
-        <w:rPr>
-          <w:rFonts w:ascii="Times New Roman" w:hAnsi="Times New Roman" w:eastAsia="Times New Roman"/>
-          <w:b w:val="0"/>
-          <w:i w:val="0"/>
-          <w:sz w:val="26"/>
-        </w:rPr>
-        <w:t>Thực hành sử dụng Claude AI để kiểm tra chất lượng API design</w:t>
-      </w:r>
-    </w:p>
-    <w:p>
-      <w:pPr>
-        <w:pStyle w:val="ListBullet"/>
-        <w:spacing w:line="288" w:lineRule="auto"/>
-        <w:ind w:left="850" w:hanging="283"/>
-      </w:pPr>
-      <w:r>
-        <w:rPr>
-          <w:rFonts w:ascii="Times New Roman" w:hAnsi="Times New Roman" w:eastAsia="Times New Roman"/>
-          <w:b w:val="0"/>
-          <w:i w:val="0"/>
-          <w:sz w:val="26"/>
-        </w:rPr>
-        <w:t>Fix các issues được AI phát hiện: naming inconsistency, missing error cases, incomplete documentation</w:t>
-      </w:r>
-    </w:p>
-    <w:p>
-      <w:pPr>
-        <w:pStyle w:val="ListBullet"/>
-        <w:spacing w:line="288" w:lineRule="auto"/>
-        <w:ind w:left="850" w:hanging="283"/>
-      </w:pPr>
-      <w:r>
-        <w:rPr>
-          <w:rFonts w:ascii="Times New Roman" w:hAnsi="Times New Roman" w:eastAsia="Times New Roman"/>
-          <w:b w:val="0"/>
-          <w:i w:val="0"/>
-          <w:sz w:val="26"/>
-        </w:rPr>
-        <w:t>Training về Spring Batch và Batch Processing</w:t>
-      </w:r>
-    </w:p>
-    <w:p>
-      <w:pPr>
-        <w:pStyle w:val="ListBullet"/>
-        <w:spacing w:line="288" w:lineRule="auto"/>
-        <w:ind w:left="850" w:hanging="283"/>
-      </w:pPr>
-      <w:r>
-        <w:rPr>
-          <w:rFonts w:ascii="Times New Roman" w:hAnsi="Times New Roman" w:eastAsia="Times New Roman"/>
-          <w:b w:val="0"/>
-          <w:i w:val="0"/>
-          <w:sz w:val="26"/>
-        </w:rPr>
-        <w:t>Học về Job, Step, ItemReader, ItemProcessor, ItemWriter</w:t>
-      </w:r>
-    </w:p>
-    <w:p>
-      <w:pPr>
-        <w:spacing w:line="288" w:lineRule="auto"/>
-        <w:ind w:firstLine="567"/>
-        <w:jc w:val="both"/>
-      </w:pPr>
-      <w:r>
-        <w:rPr>
-          <w:rFonts w:ascii="Times New Roman" w:hAnsi="Times New Roman" w:eastAsia="Times New Roman"/>
-          <w:b w:val="0"/>
-          <w:i w:val="0"/>
-          <w:sz w:val="26"/>
-        </w:rPr>
-        <w:t>Kỹ năng học được:</w:t>
-      </w:r>
-    </w:p>
-    <w:p>
-      <w:pPr>
-        <w:pStyle w:val="ListBullet"/>
-        <w:spacing w:line="288" w:lineRule="auto"/>
-        <w:ind w:left="850" w:hanging="283"/>
-      </w:pPr>
-      <w:r>
-        <w:rPr>
-          <w:rFonts w:ascii="Times New Roman" w:hAnsi="Times New Roman" w:eastAsia="Times New Roman"/>
-          <w:b w:val="0"/>
-          <w:i w:val="0"/>
-          <w:sz w:val="26"/>
-        </w:rPr>
-        <w:t>Kỹ năng viết API documentation rõ ràng, đầy đủ</w:t>
-      </w:r>
-    </w:p>
-    <w:p>
-      <w:pPr>
-        <w:pStyle w:val="ListBullet"/>
-        <w:spacing w:line="288" w:lineRule="auto"/>
-        <w:ind w:left="850" w:hanging="283"/>
-      </w:pPr>
-      <w:r>
-        <w:rPr>
-          <w:rFonts w:ascii="Times New Roman" w:hAnsi="Times New Roman" w:eastAsia="Times New Roman"/>
-          <w:b w:val="0"/>
-          <w:i w:val="0"/>
-          <w:sz w:val="26"/>
-        </w:rPr>
-        <w:t>Hiểu về kiến trúc chunk processing trong Spring Batch</w:t>
-      </w:r>
-    </w:p>
-    <w:p>
-      <w:pPr>
-        <w:pStyle w:val="ListBullet"/>
-        <w:spacing w:line="288" w:lineRule="auto"/>
-        <w:ind w:left="850" w:hanging="283"/>
-      </w:pPr>
-      <w:r>
-        <w:rPr>
-          <w:rFonts w:ascii="Times New Roman" w:hAnsi="Times New Roman" w:eastAsia="Times New Roman"/>
-          <w:b w:val="0"/>
-          <w:i w:val="0"/>
-          <w:sz w:val="26"/>
-        </w:rPr>
-        <w:t>Biết cách integrate AI vào workflow để nâng cao chất lượng</w:t>
-      </w:r>
-    </w:p>
-    <w:p>
-      <w:pPr>
-        <w:spacing w:line="288" w:lineRule="auto"/>
-        <w:ind w:firstLine="567"/>
-        <w:jc w:val="both"/>
-      </w:pPr>
-      <w:r>
-        <w:rPr>
-          <w:rFonts w:ascii="Times New Roman" w:hAnsi="Times New Roman" w:eastAsia="Times New Roman"/>
-          <w:b w:val="0"/>
-          <w:i w:val="0"/>
-          <w:sz w:val="26"/>
-        </w:rPr>
-        <w:t>Thách thức: Cần học cách đặt câu hỏi hiệu quả với AI để nhận được feedback hữu ích.</w:t>
-      </w:r>
-    </w:p>
-    <w:p>
-      <w:pPr>
-        <w:spacing w:line="288" w:lineRule="auto"/>
-        <w:ind w:firstLine="567"/>
-        <w:jc w:val="both"/>
-      </w:pPr>
-      <w:r>
-        <w:rPr>
-          <w:rFonts w:ascii="Times New Roman" w:hAnsi="Times New Roman" w:eastAsia="Times New Roman"/>
-          <w:b w:val="0"/>
-          <w:i w:val="0"/>
-          <w:sz w:val="26"/>
-        </w:rPr>
-        <w:t>Kết quả: Hoàn thành thiết kế APIs cho Course Management, hiểu được cơ bản về Spring Batch.</w:t>
-      </w:r>
-    </w:p>
-    <w:p>
-      <w:pPr>
-        <w:pStyle w:val="Heading3"/>
-      </w:pPr>
-      <w:r>
-        <w:rPr>
-          <w:rFonts w:ascii="Times New Roman" w:hAnsi="Times New Roman" w:eastAsia="Times New Roman"/>
-          <w:b/>
-          <w:i w:val="0"/>
-          <w:color w:val="000000"/>
-          <w:sz w:val="28"/>
-        </w:rPr>
-        <w:t>Tuần 9: 26/01/2026 - 01/02/2026</w:t>
-      </w:r>
-    </w:p>
-    <w:p>
-      <w:pPr>
-        <w:spacing w:line="288" w:lineRule="auto"/>
-        <w:ind w:firstLine="567"/>
-        <w:jc w:val="both"/>
-      </w:pPr>
-      <w:r>
-        <w:rPr>
-          <w:rFonts w:ascii="Times New Roman" w:hAnsi="Times New Roman" w:eastAsia="Times New Roman"/>
-          <w:b w:val="0"/>
-          <w:i w:val="0"/>
-          <w:sz w:val="26"/>
-        </w:rPr>
-        <w:t>Công việc thực hiện:</w:t>
-      </w:r>
-    </w:p>
-    <w:p>
-      <w:pPr>
-        <w:pStyle w:val="ListBullet"/>
-        <w:spacing w:line="288" w:lineRule="auto"/>
-        <w:ind w:left="850" w:hanging="283"/>
-      </w:pPr>
-      <w:r>
-        <w:rPr>
-          <w:rFonts w:ascii="Times New Roman" w:hAnsi="Times New Roman" w:eastAsia="Times New Roman"/>
-          <w:b w:val="0"/>
-          <w:i w:val="0"/>
-          <w:sz w:val="26"/>
-        </w:rPr>
-        <w:t>Thực hành thiết kế Batch Job: Import User Data từ CSV file</w:t>
-      </w:r>
-    </w:p>
-    <w:p>
-      <w:pPr>
-        <w:pStyle w:val="ListBullet"/>
-        <w:spacing w:line="288" w:lineRule="auto"/>
-        <w:ind w:left="850" w:hanging="283"/>
-      </w:pPr>
-      <w:r>
-        <w:rPr>
-          <w:rFonts w:ascii="Times New Roman" w:hAnsi="Times New Roman" w:eastAsia="Times New Roman"/>
-          <w:b w:val="0"/>
-          <w:i w:val="0"/>
-          <w:sz w:val="26"/>
-        </w:rPr>
-        <w:t>Định nghĩa Job structure với 5 blocks: Chuẩn bị, Khởi tạo, Kiểm tra, Xử lý chính, Kết thúc</w:t>
-      </w:r>
-    </w:p>
-    <w:p>
-      <w:pPr>
-        <w:pStyle w:val="ListBullet"/>
-        <w:spacing w:line="288" w:lineRule="auto"/>
-        <w:ind w:left="850" w:hanging="283"/>
-      </w:pPr>
-      <w:r>
-        <w:rPr>
-          <w:rFonts w:ascii="Times New Roman" w:hAnsi="Times New Roman" w:eastAsia="Times New Roman"/>
-          <w:b w:val="0"/>
-          <w:i w:val="0"/>
-          <w:sz w:val="26"/>
-        </w:rPr>
-        <w:t>Thiết kế Shell Script với input parameters và return codes</w:t>
-      </w:r>
-    </w:p>
-    <w:p>
-      <w:pPr>
-        <w:pStyle w:val="ListBullet"/>
-        <w:spacing w:line="288" w:lineRule="auto"/>
-        <w:ind w:left="850" w:hanging="283"/>
-      </w:pPr>
-      <w:r>
-        <w:rPr>
-          <w:rFonts w:ascii="Times New Roman" w:hAnsi="Times New Roman" w:eastAsia="Times New Roman"/>
-          <w:b w:val="0"/>
-          <w:i w:val="0"/>
-          <w:sz w:val="26"/>
-        </w:rPr>
-        <w:t>Viết pseudo code cho ItemReader (đọc CSV), ItemProcessor (validate &amp; transform), ItemWriter (insert DB)</w:t>
-      </w:r>
-    </w:p>
-    <w:p>
-      <w:pPr>
-        <w:pStyle w:val="ListBullet"/>
-        <w:spacing w:line="288" w:lineRule="auto"/>
-        <w:ind w:left="850" w:hanging="283"/>
-      </w:pPr>
-      <w:r>
-        <w:rPr>
-          <w:rFonts w:ascii="Times New Roman" w:hAnsi="Times New Roman" w:eastAsia="Times New Roman"/>
-          <w:b w:val="0"/>
-          <w:i w:val="0"/>
-          <w:sz w:val="26"/>
-        </w:rPr>
-        <w:t>Định nghĩa SQL queries cho SELECT, INSERT, UPDATE operations</w:t>
-      </w:r>
-    </w:p>
-    <w:p>
-      <w:pPr>
-        <w:spacing w:line="288" w:lineRule="auto"/>
-        <w:ind w:firstLine="567"/>
-        <w:jc w:val="both"/>
-      </w:pPr>
-      <w:r>
-        <w:rPr>
-          <w:rFonts w:ascii="Times New Roman" w:hAnsi="Times New Roman" w:eastAsia="Times New Roman"/>
-          <w:b w:val="0"/>
-          <w:i w:val="0"/>
-          <w:sz w:val="26"/>
-        </w:rPr>
-        <w:t>Kỹ năng học được:</w:t>
-      </w:r>
-    </w:p>
-    <w:p>
-      <w:pPr>
-        <w:pStyle w:val="ListBullet"/>
-        <w:spacing w:line="288" w:lineRule="auto"/>
-        <w:ind w:left="850" w:hanging="283"/>
-      </w:pPr>
-      <w:r>
-        <w:rPr>
-          <w:rFonts w:ascii="Times New Roman" w:hAnsi="Times New Roman" w:eastAsia="Times New Roman"/>
-          <w:b w:val="0"/>
-          <w:i w:val="0"/>
-          <w:sz w:val="26"/>
-        </w:rPr>
-        <w:t>Kỹ năng phân tích batch requirements và chia nhỏ thành steps</w:t>
-      </w:r>
-    </w:p>
-    <w:p>
-      <w:pPr>
-        <w:pStyle w:val="ListBullet"/>
-        <w:spacing w:line="288" w:lineRule="auto"/>
-        <w:ind w:left="850" w:hanging="283"/>
-      </w:pPr>
-      <w:r>
-        <w:rPr>
-          <w:rFonts w:ascii="Times New Roman" w:hAnsi="Times New Roman" w:eastAsia="Times New Roman"/>
-          <w:b w:val="0"/>
-          <w:i w:val="0"/>
-          <w:sz w:val="26"/>
-        </w:rPr>
-        <w:t>Hiểu về transaction management trong batch processing</w:t>
-      </w:r>
-    </w:p>
-    <w:p>
-      <w:pPr>
-        <w:pStyle w:val="ListBullet"/>
-        <w:spacing w:line="288" w:lineRule="auto"/>
-        <w:ind w:left="850" w:hanging="283"/>
-      </w:pPr>
-      <w:r>
-        <w:rPr>
-          <w:rFonts w:ascii="Times New Roman" w:hAnsi="Times New Roman" w:eastAsia="Times New Roman"/>
-          <w:b w:val="0"/>
-          <w:i w:val="0"/>
-          <w:sz w:val="26"/>
-        </w:rPr>
-        <w:t>Biết cách xử lý error và rollback trong chunk processing</w:t>
-      </w:r>
-    </w:p>
-    <w:p>
-      <w:pPr>
-        <w:spacing w:line="288" w:lineRule="auto"/>
-        <w:ind w:firstLine="567"/>
-        <w:jc w:val="both"/>
-      </w:pPr>
-      <w:r>
-        <w:rPr>
-          <w:rFonts w:ascii="Times New Roman" w:hAnsi="Times New Roman" w:eastAsia="Times New Roman"/>
-          <w:b w:val="0"/>
-          <w:i w:val="0"/>
-          <w:sz w:val="26"/>
-        </w:rPr>
-        <w:t>Thách thức: Batch design phức tạp hơn API vì phải xử lý volume lớn dữ liệu và nhiều error scenarios.</w:t>
-      </w:r>
-    </w:p>
-    <w:p>
-      <w:pPr>
-        <w:spacing w:line="288" w:lineRule="auto"/>
-        <w:ind w:firstLine="567"/>
-        <w:jc w:val="both"/>
-      </w:pPr>
-      <w:r>
-        <w:rPr>
-          <w:rFonts w:ascii="Times New Roman" w:hAnsi="Times New Roman" w:eastAsia="Times New Roman"/>
-          <w:b w:val="0"/>
-          <w:i w:val="0"/>
-          <w:sz w:val="26"/>
-        </w:rPr>
-        <w:t>Kết quả: Hoàn thành thiết kế Batch Job đầu tiên với đầy đủ 5 blocks và SQL queries.</w:t>
-      </w:r>
-    </w:p>
-    <w:p>
-      <w:pPr>
-        <w:pStyle w:val="Heading3"/>
-      </w:pPr>
-      <w:r>
-        <w:rPr>
-          <w:rFonts w:ascii="Times New Roman" w:hAnsi="Times New Roman" w:eastAsia="Times New Roman"/>
-          <w:b/>
-          <w:i w:val="0"/>
-          <w:color w:val="000000"/>
-          <w:sz w:val="28"/>
-        </w:rPr>
-        <w:t>Tuần 10: 02/02/2026 - 08/02/2026</w:t>
-      </w:r>
-    </w:p>
-    <w:p>
-      <w:pPr>
-        <w:spacing w:line="288" w:lineRule="auto"/>
-        <w:ind w:firstLine="567"/>
-        <w:jc w:val="both"/>
-      </w:pPr>
-      <w:r>
-        <w:rPr>
-          <w:rFonts w:ascii="Times New Roman" w:hAnsi="Times New Roman" w:eastAsia="Times New Roman"/>
-          <w:b w:val="0"/>
-          <w:i w:val="0"/>
-          <w:sz w:val="26"/>
-        </w:rPr>
-        <w:t>Công việc thực hiện:</w:t>
-      </w:r>
-    </w:p>
-    <w:p>
-      <w:pPr>
-        <w:pStyle w:val="ListBullet"/>
-        <w:spacing w:line="288" w:lineRule="auto"/>
-        <w:ind w:left="850" w:hanging="283"/>
-      </w:pPr>
-      <w:r>
-        <w:rPr>
-          <w:rFonts w:ascii="Times New Roman" w:hAnsi="Times New Roman" w:eastAsia="Times New Roman"/>
-          <w:b w:val="0"/>
-          <w:i w:val="0"/>
-          <w:sz w:val="26"/>
-        </w:rPr>
-        <w:t>Tiếp tục thiết kế Batch Job: Generate Monthly Report</w:t>
-      </w:r>
-    </w:p>
-    <w:p>
-      <w:pPr>
-        <w:pStyle w:val="ListBullet"/>
-        <w:spacing w:line="288" w:lineRule="auto"/>
-        <w:ind w:left="850" w:hanging="283"/>
-      </w:pPr>
-      <w:r>
-        <w:rPr>
-          <w:rFonts w:ascii="Times New Roman" w:hAnsi="Times New Roman" w:eastAsia="Times New Roman"/>
-          <w:b w:val="0"/>
-          <w:i w:val="0"/>
-          <w:sz w:val="26"/>
-        </w:rPr>
-        <w:t>Áp dụng kiến thức về Spring Batch chunk processing (chunk size = 1000)</w:t>
-      </w:r>
-    </w:p>
-    <w:p>
-      <w:pPr>
-        <w:pStyle w:val="ListBullet"/>
-        <w:spacing w:line="288" w:lineRule="auto"/>
-        <w:ind w:left="850" w:hanging="283"/>
-      </w:pPr>
-      <w:r>
-        <w:rPr>
-          <w:rFonts w:ascii="Times New Roman" w:hAnsi="Times New Roman" w:eastAsia="Times New Roman"/>
-          <w:b w:val="0"/>
-          <w:i w:val="0"/>
-          <w:sz w:val="26"/>
-        </w:rPr>
-        <w:t>Xử lý feedback (Shiteki) đợt 1 từ Leader Review</w:t>
-      </w:r>
-    </w:p>
-    <w:p>
-      <w:pPr>
-        <w:pStyle w:val="ListBullet"/>
-        <w:spacing w:line="288" w:lineRule="auto"/>
-        <w:ind w:left="850" w:hanging="283"/>
-      </w:pPr>
-      <w:r>
-        <w:rPr>
-          <w:rFonts w:ascii="Times New Roman" w:hAnsi="Times New Roman" w:eastAsia="Times New Roman"/>
-          <w:b w:val="0"/>
-          <w:i w:val="0"/>
-          <w:sz w:val="26"/>
-        </w:rPr>
-        <w:t>Fix các lỗi: logic sai, thiếu validation, inconsistent naming</w:t>
-      </w:r>
-    </w:p>
-    <w:p>
-      <w:pPr>
-        <w:pStyle w:val="ListBullet"/>
-        <w:spacing w:line="288" w:lineRule="auto"/>
-        <w:ind w:left="850" w:hanging="283"/>
-      </w:pPr>
-      <w:r>
-        <w:rPr>
-          <w:rFonts w:ascii="Times New Roman" w:hAnsi="Times New Roman" w:eastAsia="Times New Roman"/>
-          <w:b w:val="0"/>
-          <w:i w:val="0"/>
-          <w:sz w:val="26"/>
-        </w:rPr>
-        <w:t>Refactor thiết kế để đảm bảo tính nhất quán giữa DB, Screen, API, Batch</w:t>
-      </w:r>
-    </w:p>
-    <w:p>
-      <w:pPr>
-        <w:spacing w:line="288" w:lineRule="auto"/>
-        <w:ind w:firstLine="567"/>
-        <w:jc w:val="both"/>
-      </w:pPr>
-      <w:r>
-        <w:rPr>
-          <w:rFonts w:ascii="Times New Roman" w:hAnsi="Times New Roman" w:eastAsia="Times New Roman"/>
-          <w:b w:val="0"/>
-          <w:i w:val="0"/>
-          <w:sz w:val="26"/>
-        </w:rPr>
-        <w:t>Kỹ năng học được:</w:t>
-      </w:r>
-    </w:p>
-    <w:p>
-      <w:pPr>
-        <w:pStyle w:val="ListBullet"/>
-        <w:spacing w:line="288" w:lineRule="auto"/>
-        <w:ind w:left="850" w:hanging="283"/>
-      </w:pPr>
-      <w:r>
-        <w:rPr>
-          <w:rFonts w:ascii="Times New Roman" w:hAnsi="Times New Roman" w:eastAsia="Times New Roman"/>
-          <w:b w:val="0"/>
-          <w:i w:val="0"/>
-          <w:sz w:val="26"/>
-        </w:rPr>
-        <w:t>Kỹ năng xử lý review feedback một cách có hệ thống</w:t>
-      </w:r>
-    </w:p>
-    <w:p>
-      <w:pPr>
-        <w:pStyle w:val="ListBullet"/>
-        <w:spacing w:line="288" w:lineRule="auto"/>
-        <w:ind w:left="850" w:hanging="283"/>
-      </w:pPr>
-      <w:r>
-        <w:rPr>
-          <w:rFonts w:ascii="Times New Roman" w:hAnsi="Times New Roman" w:eastAsia="Times New Roman"/>
-          <w:b w:val="0"/>
-          <w:i w:val="0"/>
-          <w:sz w:val="26"/>
-        </w:rPr>
-        <w:t>Hiểu tầm quan trọng của consistency trong thiết kế</w:t>
-      </w:r>
-    </w:p>
-    <w:p>
-      <w:pPr>
-        <w:pStyle w:val="ListBullet"/>
-        <w:spacing w:line="288" w:lineRule="auto"/>
-        <w:ind w:left="850" w:hanging="283"/>
-      </w:pPr>
-      <w:r>
-        <w:rPr>
-          <w:rFonts w:ascii="Times New Roman" w:hAnsi="Times New Roman" w:eastAsia="Times New Roman"/>
-          <w:b w:val="0"/>
-          <w:i w:val="0"/>
-          <w:sz w:val="26"/>
-        </w:rPr>
-        <w:t>Biết cách tự review thiết kế trước khi submit</w:t>
-      </w:r>
-    </w:p>
-    <w:p>
-      <w:pPr>
-        <w:spacing w:line="288" w:lineRule="auto"/>
-        <w:ind w:firstLine="567"/>
-        <w:jc w:val="both"/>
-      </w:pPr>
-      <w:r>
-        <w:rPr>
-          <w:rFonts w:ascii="Times New Roman" w:hAnsi="Times New Roman" w:eastAsia="Times New Roman"/>
-          <w:b w:val="0"/>
-          <w:i w:val="0"/>
-          <w:sz w:val="26"/>
-        </w:rPr>
-        <w:t>Thách thức: Một số feedback yêu cầu sửa đổi lớn, ảnh hưởng đến nhiều phần của thiết kế.</w:t>
-      </w:r>
-    </w:p>
-    <w:p>
-      <w:pPr>
-        <w:spacing w:line="288" w:lineRule="auto"/>
-        <w:ind w:firstLine="567"/>
-        <w:jc w:val="both"/>
-      </w:pPr>
-      <w:r>
-        <w:rPr>
-          <w:rFonts w:ascii="Times New Roman" w:hAnsi="Times New Roman" w:eastAsia="Times New Roman"/>
-          <w:b w:val="0"/>
-          <w:i w:val="0"/>
-          <w:sz w:val="26"/>
-        </w:rPr>
-        <w:t>Kết quả: Hoàn thành Batch Job thứ 2, xử lý xong 80% feedback đợt 1.</w:t>
-      </w:r>
-    </w:p>
-    <w:p>
-      <w:pPr>
-        <w:pStyle w:val="Heading3"/>
-      </w:pPr>
-      <w:r>
-        <w:rPr>
-          <w:rFonts w:ascii="Times New Roman" w:hAnsi="Times New Roman" w:eastAsia="Times New Roman"/>
-          <w:b/>
-          <w:i w:val="0"/>
-          <w:color w:val="000000"/>
-          <w:sz w:val="28"/>
-        </w:rPr>
-        <w:t>Tuần 11: 09/02/2026 - 15/02/2026</w:t>
-      </w:r>
-    </w:p>
-    <w:p>
-      <w:pPr>
-        <w:spacing w:line="288" w:lineRule="auto"/>
-        <w:ind w:firstLine="567"/>
-        <w:jc w:val="both"/>
-      </w:pPr>
-      <w:r>
-        <w:rPr>
-          <w:rFonts w:ascii="Times New Roman" w:hAnsi="Times New Roman" w:eastAsia="Times New Roman"/>
-          <w:b w:val="0"/>
-          <w:i w:val="0"/>
-          <w:sz w:val="26"/>
-        </w:rPr>
-        <w:t>Công việc thực hiện:</w:t>
-      </w:r>
-    </w:p>
-    <w:p>
-      <w:pPr>
-        <w:pStyle w:val="ListBullet"/>
-        <w:spacing w:line="288" w:lineRule="auto"/>
-        <w:ind w:left="850" w:hanging="283"/>
-      </w:pPr>
-      <w:r>
-        <w:rPr>
-          <w:rFonts w:ascii="Times New Roman" w:hAnsi="Times New Roman" w:eastAsia="Times New Roman"/>
-          <w:b w:val="0"/>
-          <w:i w:val="0"/>
-          <w:sz w:val="26"/>
-        </w:rPr>
-        <w:t>Hoàn thành xử lý feedback đợt 1, submit lại cho review</w:t>
-      </w:r>
-    </w:p>
-    <w:p>
-      <w:pPr>
-        <w:pStyle w:val="ListBullet"/>
-        <w:spacing w:line="288" w:lineRule="auto"/>
-        <w:ind w:left="850" w:hanging="283"/>
-      </w:pPr>
-      <w:r>
-        <w:rPr>
-          <w:rFonts w:ascii="Times New Roman" w:hAnsi="Times New Roman" w:eastAsia="Times New Roman"/>
-          <w:b w:val="0"/>
-          <w:i w:val="0"/>
-          <w:sz w:val="26"/>
-        </w:rPr>
-        <w:t>Thực hiện thiết kế độc lập cho module Enrollment Management</w:t>
-      </w:r>
-    </w:p>
-    <w:p>
-      <w:pPr>
-        <w:pStyle w:val="ListBullet"/>
-        <w:spacing w:line="288" w:lineRule="auto"/>
-        <w:ind w:left="850" w:hanging="283"/>
-      </w:pPr>
-      <w:r>
-        <w:rPr>
-          <w:rFonts w:ascii="Times New Roman" w:hAnsi="Times New Roman" w:eastAsia="Times New Roman"/>
-          <w:b w:val="0"/>
-          <w:i w:val="0"/>
-          <w:sz w:val="26"/>
-        </w:rPr>
-        <w:t>Áp dụng tất cả kiến thức đã học: DB, Screen, API, Batch design</w:t>
-      </w:r>
-    </w:p>
-    <w:p>
-      <w:pPr>
-        <w:pStyle w:val="ListBullet"/>
-        <w:spacing w:line="288" w:lineRule="auto"/>
-        <w:ind w:left="850" w:hanging="283"/>
-      </w:pPr>
-      <w:r>
-        <w:rPr>
-          <w:rFonts w:ascii="Times New Roman" w:hAnsi="Times New Roman" w:eastAsia="Times New Roman"/>
-          <w:b w:val="0"/>
-          <w:i w:val="0"/>
-          <w:sz w:val="26"/>
-        </w:rPr>
-        <w:t>Sử dụng Claude AI để tự review thiết kế trước khi submit</w:t>
-      </w:r>
-    </w:p>
-    <w:p>
-      <w:pPr>
-        <w:pStyle w:val="ListBullet"/>
-        <w:spacing w:line="288" w:lineRule="auto"/>
-        <w:ind w:left="850" w:hanging="283"/>
-      </w:pPr>
-      <w:r>
-        <w:rPr>
-          <w:rFonts w:ascii="Times New Roman" w:hAnsi="Times New Roman" w:eastAsia="Times New Roman"/>
-          <w:b w:val="0"/>
-          <w:i w:val="0"/>
-          <w:sz w:val="26"/>
-        </w:rPr>
-        <w:t>Tổng hợp tất cả tài liệu thiết kế theo chuẩn template</w:t>
-      </w:r>
-    </w:p>
-    <w:p>
-      <w:pPr>
-        <w:spacing w:line="288" w:lineRule="auto"/>
-        <w:ind w:firstLine="567"/>
-        <w:jc w:val="both"/>
-      </w:pPr>
-      <w:r>
-        <w:rPr>
-          <w:rFonts w:ascii="Times New Roman" w:hAnsi="Times New Roman" w:eastAsia="Times New Roman"/>
-          <w:b w:val="0"/>
-          <w:i w:val="0"/>
-          <w:sz w:val="26"/>
-        </w:rPr>
-        <w:t>Kỹ năng học được:</w:t>
-      </w:r>
-    </w:p>
-    <w:p>
-      <w:pPr>
-        <w:pStyle w:val="ListBullet"/>
-        <w:spacing w:line="288" w:lineRule="auto"/>
-        <w:ind w:left="850" w:hanging="283"/>
-      </w:pPr>
-      <w:r>
-        <w:rPr>
-          <w:rFonts w:ascii="Times New Roman" w:hAnsi="Times New Roman" w:eastAsia="Times New Roman"/>
-          <w:b w:val="0"/>
-          <w:i w:val="0"/>
-          <w:sz w:val="26"/>
-        </w:rPr>
-        <w:t>Kỹ năng làm việc độc lập từ phân tích yêu cầu đến hoàn thiện thiết kế</w:t>
-      </w:r>
-    </w:p>
-    <w:p>
-      <w:pPr>
-        <w:pStyle w:val="ListBullet"/>
-        <w:spacing w:line="288" w:lineRule="auto"/>
-        <w:ind w:left="850" w:hanging="283"/>
-      </w:pPr>
-      <w:r>
-        <w:rPr>
-          <w:rFonts w:ascii="Times New Roman" w:hAnsi="Times New Roman" w:eastAsia="Times New Roman"/>
-          <w:b w:val="0"/>
-          <w:i w:val="0"/>
-          <w:sz w:val="26"/>
-        </w:rPr>
-        <w:t>Khả năng tự kiểm tra chất lượng và phát hiện lỗi trước khi submit</w:t>
-      </w:r>
-    </w:p>
-    <w:p>
-      <w:pPr>
-        <w:pStyle w:val="ListBullet"/>
-        <w:spacing w:line="288" w:lineRule="auto"/>
-        <w:ind w:left="850" w:hanging="283"/>
-      </w:pPr>
-      <w:r>
-        <w:rPr>
-          <w:rFonts w:ascii="Times New Roman" w:hAnsi="Times New Roman" w:eastAsia="Times New Roman"/>
-          <w:b w:val="0"/>
-          <w:i w:val="0"/>
-          <w:sz w:val="26"/>
-        </w:rPr>
-        <w:t>Time management: hoàn thành đúng deadline</w:t>
-      </w:r>
-    </w:p>
-    <w:p>
-      <w:pPr>
-        <w:spacing w:line="288" w:lineRule="auto"/>
-        <w:ind w:firstLine="567"/>
-        <w:jc w:val="both"/>
-      </w:pPr>
-      <w:r>
-        <w:rPr>
-          <w:rFonts w:ascii="Times New Roman" w:hAnsi="Times New Roman" w:eastAsia="Times New Roman"/>
-          <w:b w:val="0"/>
-          <w:i w:val="0"/>
-          <w:sz w:val="26"/>
-        </w:rPr>
-        <w:t>Thách thức: Làm việc độc lập đòi hỏi chủ động cao và khả năng tự giải quyết vấn đề.</w:t>
-      </w:r>
-    </w:p>
-    <w:p>
-      <w:pPr>
-        <w:spacing w:line="288" w:lineRule="auto"/>
-        <w:ind w:firstLine="567"/>
-        <w:jc w:val="both"/>
-      </w:pPr>
-      <w:r>
-        <w:rPr>
-          <w:rFonts w:ascii="Times New Roman" w:hAnsi="Times New Roman" w:eastAsia="Times New Roman"/>
-          <w:b w:val="0"/>
-          <w:i w:val="0"/>
-          <w:sz w:val="26"/>
-        </w:rPr>
-        <w:t>Kết quả: Hoàn thành thiết kế module Enrollment Management, pass review ngay lần đầu.</w:t>
-      </w:r>
-    </w:p>
-    <w:p>
-      <w:pPr>
-        <w:pStyle w:val="Heading3"/>
-      </w:pPr>
-      <w:r>
-        <w:rPr>
-          <w:rFonts w:ascii="Times New Roman" w:hAnsi="Times New Roman" w:eastAsia="Times New Roman"/>
-          <w:b/>
-          <w:i w:val="0"/>
-          <w:color w:val="000000"/>
-          <w:sz w:val="28"/>
-        </w:rPr>
-        <w:t>Tuần 12: 16/02/2026 - 22/02/2026</w:t>
-      </w:r>
-    </w:p>
-    <w:p>
-      <w:pPr>
-        <w:spacing w:line="288" w:lineRule="auto"/>
-        <w:ind w:firstLine="567"/>
-        <w:jc w:val="both"/>
-      </w:pPr>
-      <w:r>
-        <w:rPr>
-          <w:rFonts w:ascii="Times New Roman" w:hAnsi="Times New Roman" w:eastAsia="Times New Roman"/>
-          <w:b w:val="0"/>
-          <w:i w:val="0"/>
-          <w:sz w:val="26"/>
-        </w:rPr>
-        <w:t>Công việc thực hiện:</w:t>
-      </w:r>
-    </w:p>
-    <w:p>
-      <w:pPr>
-        <w:pStyle w:val="ListBullet"/>
-        <w:spacing w:line="288" w:lineRule="auto"/>
-        <w:ind w:left="850" w:hanging="283"/>
-      </w:pPr>
-      <w:r>
-        <w:rPr>
-          <w:rFonts w:ascii="Times New Roman" w:hAnsi="Times New Roman" w:eastAsia="Times New Roman"/>
-          <w:b w:val="0"/>
-          <w:i w:val="0"/>
-          <w:sz w:val="26"/>
-        </w:rPr>
-        <w:t>Xử lý feedback đợt 2 từ Customer Review</w:t>
-      </w:r>
-    </w:p>
-    <w:p>
-      <w:pPr>
-        <w:pStyle w:val="ListBullet"/>
-        <w:spacing w:line="288" w:lineRule="auto"/>
-        <w:ind w:left="850" w:hanging="283"/>
-      </w:pPr>
-      <w:r>
-        <w:rPr>
-          <w:rFonts w:ascii="Times New Roman" w:hAnsi="Times New Roman" w:eastAsia="Times New Roman"/>
-          <w:b w:val="0"/>
-          <w:i w:val="0"/>
-          <w:sz w:val="26"/>
-        </w:rPr>
-        <w:t>Tinh chỉnh thiết kế dựa trên góp ý từ khách hàng</w:t>
-      </w:r>
-    </w:p>
-    <w:p>
-      <w:pPr>
-        <w:pStyle w:val="ListBullet"/>
-        <w:spacing w:line="288" w:lineRule="auto"/>
-        <w:ind w:left="850" w:hanging="283"/>
-      </w:pPr>
-      <w:r>
-        <w:rPr>
-          <w:rFonts w:ascii="Times New Roman" w:hAnsi="Times New Roman" w:eastAsia="Times New Roman"/>
-          <w:b w:val="0"/>
-          <w:i w:val="0"/>
-          <w:sz w:val="26"/>
-        </w:rPr>
-        <w:t>Kiểm tra cross-reference giữa các documents: DB ↔ API, Screen ↔ API</w:t>
-      </w:r>
-    </w:p>
-    <w:p>
-      <w:pPr>
-        <w:pStyle w:val="ListBullet"/>
-        <w:spacing w:line="288" w:lineRule="auto"/>
-        <w:ind w:left="850" w:hanging="283"/>
-      </w:pPr>
-      <w:r>
-        <w:rPr>
-          <w:rFonts w:ascii="Times New Roman" w:hAnsi="Times New Roman" w:eastAsia="Times New Roman"/>
-          <w:b w:val="0"/>
-          <w:i w:val="0"/>
-          <w:sz w:val="26"/>
-        </w:rPr>
-        <w:t>Bắt đầu viết báo cáo thực tập</w:t>
-      </w:r>
-    </w:p>
-    <w:p>
-      <w:pPr>
-        <w:pStyle w:val="ListBullet"/>
-        <w:spacing w:line="288" w:lineRule="auto"/>
-        <w:ind w:left="850" w:hanging="283"/>
-      </w:pPr>
-      <w:r>
-        <w:rPr>
-          <w:rFonts w:ascii="Times New Roman" w:hAnsi="Times New Roman" w:eastAsia="Times New Roman"/>
-          <w:b w:val="0"/>
-          <w:i w:val="0"/>
-          <w:sz w:val="26"/>
-        </w:rPr>
-        <w:t>Chuẩn bị tài liệu tổng hợp: ERD, API spec, Batch flow diagram</w:t>
-      </w:r>
-    </w:p>
-    <w:p>
-      <w:pPr>
-        <w:spacing w:line="288" w:lineRule="auto"/>
-        <w:ind w:firstLine="567"/>
-        <w:jc w:val="both"/>
-      </w:pPr>
-      <w:r>
-        <w:rPr>
-          <w:rFonts w:ascii="Times New Roman" w:hAnsi="Times New Roman" w:eastAsia="Times New Roman"/>
-          <w:b w:val="0"/>
-          <w:i w:val="0"/>
-          <w:sz w:val="26"/>
-        </w:rPr>
-        <w:t>Kỹ năng học được:</w:t>
-      </w:r>
-    </w:p>
-    <w:p>
-      <w:pPr>
-        <w:pStyle w:val="ListBullet"/>
-        <w:spacing w:line="288" w:lineRule="auto"/>
-        <w:ind w:left="850" w:hanging="283"/>
-      </w:pPr>
-      <w:r>
-        <w:rPr>
-          <w:rFonts w:ascii="Times New Roman" w:hAnsi="Times New Roman" w:eastAsia="Times New Roman"/>
-          <w:b w:val="0"/>
-          <w:i w:val="0"/>
-          <w:sz w:val="26"/>
-        </w:rPr>
-        <w:t>Kỹ năng communication với khách hàng qua tài liệu thiết kế</w:t>
-      </w:r>
-    </w:p>
-    <w:p>
-      <w:pPr>
-        <w:pStyle w:val="ListBullet"/>
-        <w:spacing w:line="288" w:lineRule="auto"/>
-        <w:ind w:left="850" w:hanging="283"/>
-      </w:pPr>
-      <w:r>
-        <w:rPr>
-          <w:rFonts w:ascii="Times New Roman" w:hAnsi="Times New Roman" w:eastAsia="Times New Roman"/>
-          <w:b w:val="0"/>
-          <w:i w:val="0"/>
-          <w:sz w:val="26"/>
-        </w:rPr>
-        <w:t>Hiểu tầm quan trọng của cross-reference checking</w:t>
-      </w:r>
-    </w:p>
-    <w:p>
-      <w:pPr>
-        <w:pStyle w:val="ListBullet"/>
-        <w:spacing w:line="288" w:lineRule="auto"/>
-        <w:ind w:left="850" w:hanging="283"/>
-      </w:pPr>
-      <w:r>
-        <w:rPr>
-          <w:rFonts w:ascii="Times New Roman" w:hAnsi="Times New Roman" w:eastAsia="Times New Roman"/>
-          <w:b w:val="0"/>
-          <w:i w:val="0"/>
-          <w:sz w:val="26"/>
-        </w:rPr>
-        <w:t>Biết cách viết báo cáo kỹ thuật theo chuẩn học thuật</w:t>
-      </w:r>
-    </w:p>
-    <w:p>
-      <w:pPr>
-        <w:spacing w:line="288" w:lineRule="auto"/>
-        <w:ind w:firstLine="567"/>
-        <w:jc w:val="both"/>
-      </w:pPr>
-      <w:r>
-        <w:rPr>
-          <w:rFonts w:ascii="Times New Roman" w:hAnsi="Times New Roman" w:eastAsia="Times New Roman"/>
-          <w:b w:val="0"/>
-          <w:i w:val="0"/>
-          <w:sz w:val="26"/>
-        </w:rPr>
-        <w:t>Thách thức: Customer feedback thường yêu cầu thay đổi nghiệp vụ, cần sửa nhiều phần của thiết kế.</w:t>
-      </w:r>
-    </w:p>
-    <w:p>
-      <w:pPr>
-        <w:spacing w:line="288" w:lineRule="auto"/>
-        <w:ind w:firstLine="567"/>
-        <w:jc w:val="both"/>
-      </w:pPr>
-      <w:r>
-        <w:rPr>
-          <w:rFonts w:ascii="Times New Roman" w:hAnsi="Times New Roman" w:eastAsia="Times New Roman"/>
-          <w:b w:val="0"/>
-          <w:i w:val="0"/>
-          <w:sz w:val="26"/>
-        </w:rPr>
-        <w:t>Kết quả: Hoàn thành xử lý feedback đợt 2, bắt đầu viết báo cáo thực tập.</w:t>
-      </w:r>
-    </w:p>
-    <w:p>
-      <w:pPr>
-        <w:pStyle w:val="Heading3"/>
-      </w:pPr>
-      <w:r>
-        <w:rPr>
-          <w:rFonts w:ascii="Times New Roman" w:hAnsi="Times New Roman" w:eastAsia="Times New Roman"/>
-          <w:b/>
-          <w:i w:val="0"/>
-          <w:color w:val="000000"/>
-          <w:sz w:val="28"/>
-        </w:rPr>
-        <w:t>Tuần 13: 23/02/2026 - 01/03/2026</w:t>
-      </w:r>
-    </w:p>
-    <w:p>
-      <w:pPr>
-        <w:spacing w:line="288" w:lineRule="auto"/>
-        <w:ind w:firstLine="567"/>
-        <w:jc w:val="both"/>
-      </w:pPr>
-      <w:r>
-        <w:rPr>
-          <w:rFonts w:ascii="Times New Roman" w:hAnsi="Times New Roman" w:eastAsia="Times New Roman"/>
-          <w:b w:val="0"/>
-          <w:i w:val="0"/>
-          <w:sz w:val="26"/>
-        </w:rPr>
-        <w:t>Công việc thực hiện:</w:t>
-      </w:r>
-    </w:p>
-    <w:p>
-      <w:pPr>
-        <w:pStyle w:val="ListBullet"/>
-        <w:spacing w:line="288" w:lineRule="auto"/>
-        <w:ind w:left="850" w:hanging="283"/>
-      </w:pPr>
-      <w:r>
-        <w:rPr>
-          <w:rFonts w:ascii="Times New Roman" w:hAnsi="Times New Roman" w:eastAsia="Times New Roman"/>
-          <w:b w:val="0"/>
-          <w:i w:val="0"/>
-          <w:sz w:val="26"/>
-        </w:rPr>
-        <w:t>Hoàn thiện tất cả tài liệu thiết kế: DB, Screen, API, Batch</w:t>
-      </w:r>
-    </w:p>
-    <w:p>
-      <w:pPr>
-        <w:pStyle w:val="ListBullet"/>
-        <w:spacing w:line="288" w:lineRule="auto"/>
-        <w:ind w:left="850" w:hanging="283"/>
-      </w:pPr>
-      <w:r>
-        <w:rPr>
-          <w:rFonts w:ascii="Times New Roman" w:hAnsi="Times New Roman" w:eastAsia="Times New Roman"/>
-          <w:b w:val="0"/>
-          <w:i w:val="0"/>
-          <w:sz w:val="26"/>
-        </w:rPr>
-        <w:t>Tạo tài liệu tổng hợp: System Architecture Diagram, Database ERD, API Documentation</w:t>
-      </w:r>
-    </w:p>
-    <w:p>
-      <w:pPr>
-        <w:pStyle w:val="ListBullet"/>
-        <w:spacing w:line="288" w:lineRule="auto"/>
-        <w:ind w:left="850" w:hanging="283"/>
-      </w:pPr>
-      <w:r>
-        <w:rPr>
-          <w:rFonts w:ascii="Times New Roman" w:hAnsi="Times New Roman" w:eastAsia="Times New Roman"/>
-          <w:b w:val="0"/>
-          <w:i w:val="0"/>
-          <w:sz w:val="26"/>
-        </w:rPr>
-        <w:t>Viết hoàn chỉnh báo cáo thực tập theo chuẩn UTC</w:t>
-      </w:r>
-    </w:p>
-    <w:p>
-      <w:pPr>
-        <w:pStyle w:val="ListBullet"/>
-        <w:spacing w:line="288" w:lineRule="auto"/>
-        <w:ind w:left="850" w:hanging="283"/>
-      </w:pPr>
-      <w:r>
-        <w:rPr>
-          <w:rFonts w:ascii="Times New Roman" w:hAnsi="Times New Roman" w:eastAsia="Times New Roman"/>
-          <w:b w:val="0"/>
-          <w:i w:val="0"/>
-          <w:sz w:val="26"/>
-        </w:rPr>
-        <w:t>Chuẩn bị slide thuyết trình kết quả thực tập</w:t>
-      </w:r>
-    </w:p>
-    <w:p>
-      <w:pPr>
-        <w:pStyle w:val="ListBullet"/>
-        <w:spacing w:line="288" w:lineRule="auto"/>
-        <w:ind w:left="850" w:hanging="283"/>
-      </w:pPr>
-      <w:r>
-        <w:rPr>
-          <w:rFonts w:ascii="Times New Roman" w:hAnsi="Times New Roman" w:eastAsia="Times New Roman"/>
-          <w:b w:val="0"/>
-          <w:i w:val="0"/>
-          <w:sz w:val="26"/>
-        </w:rPr>
-        <w:t>Nộp sản phẩm cuối cùng và nhận feedback tích cực từ mentor</w:t>
-      </w:r>
-    </w:p>
-    <w:p>
-      <w:pPr>
-        <w:spacing w:line="288" w:lineRule="auto"/>
-        <w:ind w:firstLine="567"/>
-        <w:jc w:val="both"/>
-      </w:pPr>
-      <w:r>
-        <w:rPr>
-          <w:rFonts w:ascii="Times New Roman" w:hAnsi="Times New Roman" w:eastAsia="Times New Roman"/>
-          <w:b w:val="0"/>
-          <w:i w:val="0"/>
-          <w:sz w:val="26"/>
-        </w:rPr>
-        <w:t>Kỹ năng học được:</w:t>
-      </w:r>
-    </w:p>
-    <w:p>
-      <w:pPr>
-        <w:pStyle w:val="ListBullet"/>
-        <w:spacing w:line="288" w:lineRule="auto"/>
-        <w:ind w:left="850" w:hanging="283"/>
-      </w:pPr>
-      <w:r>
-        <w:rPr>
-          <w:rFonts w:ascii="Times New Roman" w:hAnsi="Times New Roman" w:eastAsia="Times New Roman"/>
-          <w:b w:val="0"/>
-          <w:i w:val="0"/>
-          <w:sz w:val="26"/>
-        </w:rPr>
-        <w:t>Kỹ năng tổng hợp và trình bày kết quả công việc</w:t>
-      </w:r>
-    </w:p>
-    <w:p>
-      <w:pPr>
-        <w:pStyle w:val="ListBullet"/>
-        <w:spacing w:line="288" w:lineRule="auto"/>
-        <w:ind w:left="850" w:hanging="283"/>
-      </w:pPr>
-      <w:r>
-        <w:rPr>
-          <w:rFonts w:ascii="Times New Roman" w:hAnsi="Times New Roman" w:eastAsia="Times New Roman"/>
-          <w:b w:val="0"/>
-          <w:i w:val="0"/>
-          <w:sz w:val="26"/>
-        </w:rPr>
-        <w:t>Khả năng viết báo cáo kỹ thuật chuyên nghiệp</w:t>
-      </w:r>
-    </w:p>
-    <w:p>
-      <w:pPr>
-        <w:pStyle w:val="ListBullet"/>
-        <w:spacing w:line="288" w:lineRule="auto"/>
-        <w:ind w:left="850" w:hanging="283"/>
-      </w:pPr>
-      <w:r>
-        <w:rPr>
-          <w:rFonts w:ascii="Times New Roman" w:hAnsi="Times New Roman" w:eastAsia="Times New Roman"/>
-          <w:b w:val="0"/>
-          <w:i w:val="0"/>
-          <w:sz w:val="26"/>
-        </w:rPr>
-        <w:t>Kỹ năng thuyết trình và communication</w:t>
-      </w:r>
-    </w:p>
-    <w:p>
-      <w:pPr>
-        <w:spacing w:line="288" w:lineRule="auto"/>
-        <w:ind w:firstLine="567"/>
-        <w:jc w:val="both"/>
-      </w:pPr>
-      <w:r>
-        <w:rPr>
-          <w:rFonts w:ascii="Times New Roman" w:hAnsi="Times New Roman" w:eastAsia="Times New Roman"/>
-          <w:b w:val="0"/>
-          <w:i w:val="0"/>
-          <w:sz w:val="26"/>
-        </w:rPr>
-        <w:t>Thách thức: Deadline gấp, cần quản lý thời gian hiệu quả để hoàn thành đầy đủ các deliverables.</w:t>
-      </w:r>
-    </w:p>
-    <w:p>
-      <w:pPr>
-        <w:spacing w:line="288" w:lineRule="auto"/>
-        <w:ind w:firstLine="567"/>
-        <w:jc w:val="both"/>
-      </w:pPr>
-      <w:r>
-        <w:rPr>
-          <w:rFonts w:ascii="Times New Roman" w:hAnsi="Times New Roman" w:eastAsia="Times New Roman"/>
-          <w:b w:val="0"/>
-          <w:i w:val="0"/>
-          <w:sz w:val="26"/>
-        </w:rPr>
-        <w:t>Kết quả: Hoàn thành đầy đủ tất cả sản phẩm thực tập, nhận được đánh giá cao từ mentor và công ty. Sẵn sàng áp dụng kiến thức vào đồ án tốt nghiệp.</w:t>
-      </w:r>
-    </w:p>
+    <w:tbl>
+      <w:tblPr>
+        <w:tblStyle w:val="TableGrid"/>
+        <w:tblW w:type="auto" w:w="0"/>
+        <w:tblLook w:firstColumn="1" w:firstRow="1" w:lastColumn="0" w:lastRow="0" w:noHBand="0" w:noVBand="1" w:val="04A0"/>
+      </w:tblPr>
+      <w:tblGrid>
+        <w:gridCol w:w="680"/>
+        <w:gridCol w:w="1984"/>
+        <w:gridCol w:w="3685"/>
+        <w:gridCol w:w="3005"/>
+      </w:tblGrid>
+      <w:tr>
+        <w:tc>
+          <w:tcPr>
+            <w:tcW w:type="dxa" w:w="2160"/>
+            <w:shd w:fill="D9D9D9"/>
+            <w:vAlign w:val="center"/>
+          </w:tcPr>
+          <w:p>
+            <w:pPr>
+              <w:jc w:val="center"/>
+            </w:pPr>
+            <w:r>
+              <w:rPr>
+                <w:rFonts w:ascii="Times New Roman" w:hAnsi="Times New Roman"/>
+                <w:b/>
+                <w:sz w:val="24"/>
+              </w:rPr>
+              <w:t>Tuần</w:t>
+            </w:r>
+          </w:p>
+        </w:tc>
+        <w:tc>
+          <w:tcPr>
+            <w:tcW w:type="dxa" w:w="2160"/>
+            <w:shd w:fill="D9D9D9"/>
+            <w:vAlign w:val="center"/>
+          </w:tcPr>
+          <w:p>
+            <w:pPr>
+              <w:jc w:val="center"/>
+            </w:pPr>
+            <w:r>
+              <w:rPr>
+                <w:rFonts w:ascii="Times New Roman" w:hAnsi="Times New Roman"/>
+                <w:b/>
+                <w:sz w:val="24"/>
+              </w:rPr>
+              <w:t>Thời gian</w:t>
+            </w:r>
+          </w:p>
+        </w:tc>
+        <w:tc>
+          <w:tcPr>
+            <w:tcW w:type="dxa" w:w="2160"/>
+            <w:shd w:fill="D9D9D9"/>
+            <w:vAlign w:val="center"/>
+          </w:tcPr>
+          <w:p>
+            <w:pPr>
+              <w:jc w:val="center"/>
+            </w:pPr>
+            <w:r>
+              <w:rPr>
+                <w:rFonts w:ascii="Times New Roman" w:hAnsi="Times New Roman"/>
+                <w:b/>
+                <w:sz w:val="24"/>
+              </w:rPr>
+              <w:t>Nội dung công việc</w:t>
+            </w:r>
+          </w:p>
+        </w:tc>
+        <w:tc>
+          <w:tcPr>
+            <w:tcW w:type="dxa" w:w="2160"/>
+            <w:shd w:fill="D9D9D9"/>
+            <w:vAlign w:val="center"/>
+          </w:tcPr>
+          <w:p>
+            <w:pPr>
+              <w:jc w:val="center"/>
+            </w:pPr>
+            <w:r>
+              <w:rPr>
+                <w:rFonts w:ascii="Times New Roman" w:hAnsi="Times New Roman"/>
+                <w:b/>
+                <w:sz w:val="24"/>
+              </w:rPr>
+              <w:t>Kỹ năng &amp; Kết quả</w:t>
+            </w:r>
+          </w:p>
+        </w:tc>
+      </w:tr>
+      <w:tr>
+        <w:tc>
+          <w:tcPr>
+            <w:tcW w:type="dxa" w:w="2160"/>
+            <w:vAlign w:val="center"/>
+          </w:tcPr>
+          <w:p>
+            <w:pPr>
+              <w:spacing w:line="276" w:lineRule="auto"/>
+              <w:jc w:val="center"/>
+            </w:pPr>
+            <w:r>
+              <w:rPr>
+                <w:rFonts w:ascii="Times New Roman" w:hAnsi="Times New Roman"/>
+                <w:sz w:val="24"/>
+              </w:rPr>
+              <w:t>1</w:t>
+            </w:r>
+          </w:p>
+        </w:tc>
+        <w:tc>
+          <w:tcPr>
+            <w:tcW w:type="dxa" w:w="2160"/>
+            <w:vAlign w:val="center"/>
+          </w:tcPr>
+          <w:p>
+            <w:pPr>
+              <w:spacing w:line="276" w:lineRule="auto"/>
+              <w:jc w:val="center"/>
+            </w:pPr>
+            <w:r>
+              <w:rPr>
+                <w:rFonts w:ascii="Times New Roman" w:hAnsi="Times New Roman"/>
+                <w:sz w:val="24"/>
+              </w:rPr>
+              <w:t>01/12 – 07/12/2025</w:t>
+            </w:r>
+          </w:p>
+        </w:tc>
+        <w:tc>
+          <w:tcPr>
+            <w:tcW w:type="dxa" w:w="2160"/>
+            <w:vAlign w:val="top"/>
+          </w:tcPr>
+          <w:p>
+            <w:pPr>
+              <w:spacing w:line="276" w:lineRule="auto"/>
+              <w:jc w:val="both"/>
+            </w:pPr>
+            <w:r>
+              <w:rPr>
+                <w:rFonts w:ascii="Times New Roman" w:hAnsi="Times New Roman"/>
+                <w:sz w:val="24"/>
+              </w:rPr>
+              <w:t>Onboarding, tìm hiểu dự án SORA STEP4, quy trình làm việc, công cụ (Git, IntelliJ, Oracle SQL Developer), ôn tập Java/Spring Boot/Oracle Database, đọc Business Requirement Document</w:t>
+            </w:r>
+          </w:p>
+        </w:tc>
+        <w:tc>
+          <w:tcPr>
+            <w:tcW w:type="dxa" w:w="2160"/>
+            <w:vAlign w:val="top"/>
+          </w:tcPr>
+          <w:p>
+            <w:pPr>
+              <w:spacing w:line="276" w:lineRule="auto"/>
+              <w:jc w:val="both"/>
+            </w:pPr>
+            <w:r>
+              <w:rPr>
+                <w:rFonts w:ascii="Times New Roman" w:hAnsi="Times New Roman"/>
+                <w:sz w:val="24"/>
+              </w:rPr>
+              <w:t>Hiểu quy trình phát triển offshore theo chuẩn Nhật Bản, cấu trúc tổ chức dự án, công cụ quản lý. Hoàn thành onboarding, nắm overview dự án</w:t>
+            </w:r>
+          </w:p>
+        </w:tc>
+      </w:tr>
+      <w:tr>
+        <w:tc>
+          <w:tcPr>
+            <w:tcW w:type="dxa" w:w="2160"/>
+            <w:vAlign w:val="center"/>
+          </w:tcPr>
+          <w:p>
+            <w:pPr>
+              <w:spacing w:line="276" w:lineRule="auto"/>
+              <w:jc w:val="center"/>
+            </w:pPr>
+            <w:r>
+              <w:rPr>
+                <w:rFonts w:ascii="Times New Roman" w:hAnsi="Times New Roman"/>
+                <w:sz w:val="24"/>
+              </w:rPr>
+              <w:t>2</w:t>
+            </w:r>
+          </w:p>
+        </w:tc>
+        <w:tc>
+          <w:tcPr>
+            <w:tcW w:type="dxa" w:w="2160"/>
+            <w:vAlign w:val="center"/>
+          </w:tcPr>
+          <w:p>
+            <w:pPr>
+              <w:spacing w:line="276" w:lineRule="auto"/>
+              <w:jc w:val="center"/>
+            </w:pPr>
+            <w:r>
+              <w:rPr>
+                <w:rFonts w:ascii="Times New Roman" w:hAnsi="Times New Roman"/>
+                <w:sz w:val="24"/>
+              </w:rPr>
+              <w:t>08/12 – 14/12/2025</w:t>
+            </w:r>
+          </w:p>
+        </w:tc>
+        <w:tc>
+          <w:tcPr>
+            <w:tcW w:type="dxa" w:w="2160"/>
+            <w:vAlign w:val="top"/>
+          </w:tcPr>
+          <w:p>
+            <w:pPr>
+              <w:spacing w:line="276" w:lineRule="auto"/>
+              <w:jc w:val="both"/>
+            </w:pPr>
+            <w:r>
+              <w:rPr>
+                <w:rFonts w:ascii="Times New Roman" w:hAnsi="Times New Roman"/>
+                <w:sz w:val="24"/>
+              </w:rPr>
+              <w:t>Training Database Design, học Oracle Database (data types, constraints, indexes), naming convention, nghiên cứu cấu trúc DB SORA, đọc ERD</w:t>
+            </w:r>
+          </w:p>
+        </w:tc>
+        <w:tc>
+          <w:tcPr>
+            <w:tcW w:type="dxa" w:w="2160"/>
+            <w:vAlign w:val="top"/>
+          </w:tcPr>
+          <w:p>
+            <w:pPr>
+              <w:spacing w:line="276" w:lineRule="auto"/>
+              <w:jc w:val="both"/>
+            </w:pPr>
+            <w:r>
+              <w:rPr>
+                <w:rFonts w:ascii="Times New Roman" w:hAnsi="Times New Roman"/>
+                <w:sz w:val="24"/>
+              </w:rPr>
+              <w:t>Nắm vững kiểu dữ liệu Oracle (VARCHAR2, NUMBER, DATE, CLOB, BLOB), constraints (PK, FK, NOT NULL, UNIQUE, CHECK), indexes (B-tree, Bitmap, Function-based). Hoàn thành training DB Design</w:t>
+            </w:r>
+          </w:p>
+        </w:tc>
+      </w:tr>
+      <w:tr>
+        <w:tc>
+          <w:tcPr>
+            <w:tcW w:type="dxa" w:w="2160"/>
+            <w:vAlign w:val="center"/>
+          </w:tcPr>
+          <w:p>
+            <w:pPr>
+              <w:spacing w:line="276" w:lineRule="auto"/>
+              <w:jc w:val="center"/>
+            </w:pPr>
+            <w:r>
+              <w:rPr>
+                <w:rFonts w:ascii="Times New Roman" w:hAnsi="Times New Roman"/>
+                <w:sz w:val="24"/>
+              </w:rPr>
+              <w:t>3</w:t>
+            </w:r>
+          </w:p>
+        </w:tc>
+        <w:tc>
+          <w:tcPr>
+            <w:tcW w:type="dxa" w:w="2160"/>
+            <w:vAlign w:val="center"/>
+          </w:tcPr>
+          <w:p>
+            <w:pPr>
+              <w:spacing w:line="276" w:lineRule="auto"/>
+              <w:jc w:val="center"/>
+            </w:pPr>
+            <w:r>
+              <w:rPr>
+                <w:rFonts w:ascii="Times New Roman" w:hAnsi="Times New Roman"/>
+                <w:sz w:val="24"/>
+              </w:rPr>
+              <w:t>15/12 – 21/12/2025</w:t>
+            </w:r>
+          </w:p>
+        </w:tc>
+        <w:tc>
+          <w:tcPr>
+            <w:tcW w:type="dxa" w:w="2160"/>
+            <w:vAlign w:val="top"/>
+          </w:tcPr>
+          <w:p>
+            <w:pPr>
+              <w:spacing w:line="276" w:lineRule="auto"/>
+              <w:jc w:val="both"/>
+            </w:pPr>
+            <w:r>
+              <w:rPr>
+                <w:rFonts w:ascii="Times New Roman" w:hAnsi="Times New Roman"/>
+                <w:sz w:val="24"/>
+              </w:rPr>
+              <w:t>Thiết kế bảng cho module User Management, định nghĩa columns (data type, length, constraints), tạo Entity Info và Column Info documents, review với mentor và xử lý feedback đợt 1</w:t>
+            </w:r>
+          </w:p>
+        </w:tc>
+        <w:tc>
+          <w:tcPr>
+            <w:tcW w:type="dxa" w:w="2160"/>
+            <w:vAlign w:val="top"/>
+          </w:tcPr>
+          <w:p>
+            <w:pPr>
+              <w:spacing w:line="276" w:lineRule="auto"/>
+              <w:jc w:val="both"/>
+            </w:pPr>
+            <w:r>
+              <w:rPr>
+                <w:rFonts w:ascii="Times New Roman" w:hAnsi="Times New Roman"/>
+                <w:sz w:val="24"/>
+              </w:rPr>
+              <w:t>Phân tích yêu cầu nghiệp vụ xác định entities/relationships, áp dụng normalization (1NF, 2NF, 3NF), viết tài liệu thiết kế DB theo chuẩn. Hoàn thành thiết kế 5 bảng, pass review sau 1 lần sửa</w:t>
+            </w:r>
+          </w:p>
+        </w:tc>
+      </w:tr>
+      <w:tr>
+        <w:tc>
+          <w:tcPr>
+            <w:tcW w:type="dxa" w:w="2160"/>
+            <w:vAlign w:val="center"/>
+          </w:tcPr>
+          <w:p>
+            <w:pPr>
+              <w:spacing w:line="276" w:lineRule="auto"/>
+              <w:jc w:val="center"/>
+            </w:pPr>
+            <w:r>
+              <w:rPr>
+                <w:rFonts w:ascii="Times New Roman" w:hAnsi="Times New Roman"/>
+                <w:sz w:val="24"/>
+              </w:rPr>
+              <w:t>4</w:t>
+            </w:r>
+          </w:p>
+        </w:tc>
+        <w:tc>
+          <w:tcPr>
+            <w:tcW w:type="dxa" w:w="2160"/>
+            <w:vAlign w:val="center"/>
+          </w:tcPr>
+          <w:p>
+            <w:pPr>
+              <w:spacing w:line="276" w:lineRule="auto"/>
+              <w:jc w:val="center"/>
+            </w:pPr>
+            <w:r>
+              <w:rPr>
+                <w:rFonts w:ascii="Times New Roman" w:hAnsi="Times New Roman"/>
+                <w:sz w:val="24"/>
+              </w:rPr>
+              <w:t>22/12 – 28/12/2025</w:t>
+            </w:r>
+          </w:p>
+        </w:tc>
+        <w:tc>
+          <w:tcPr>
+            <w:tcW w:type="dxa" w:w="2160"/>
+            <w:vAlign w:val="top"/>
+          </w:tcPr>
+          <w:p>
+            <w:pPr>
+              <w:spacing w:line="276" w:lineRule="auto"/>
+              <w:jc w:val="both"/>
+            </w:pPr>
+            <w:r>
+              <w:rPr>
+                <w:rFonts w:ascii="Times New Roman" w:hAnsi="Times New Roman"/>
+                <w:sz w:val="24"/>
+              </w:rPr>
+              <w:t>Thiết kế indexes, tạo Index Info document (loại index, columns, mục đích), học query optimization và EXPLAIN PLAN, training Screen Design, tìm hiểu wireframe và UI/UX principles</w:t>
+            </w:r>
+          </w:p>
+        </w:tc>
+        <w:tc>
+          <w:tcPr>
+            <w:tcW w:type="dxa" w:w="2160"/>
+            <w:vAlign w:val="top"/>
+          </w:tcPr>
+          <w:p>
+            <w:pPr>
+              <w:spacing w:line="276" w:lineRule="auto"/>
+              <w:jc w:val="both"/>
+            </w:pPr>
+            <w:r>
+              <w:rPr>
+                <w:rFonts w:ascii="Times New Roman" w:hAnsi="Times New Roman"/>
+                <w:sz w:val="24"/>
+              </w:rPr>
+              <w:t>Hiểu khi nào tạo index và loại phù hợp (B-tree vs Bitmap), analyze query performance, quy trình thiết kế màn hình từ wireframe đến detailed design. Hoàn thành Index Info cho tất cả bảng</w:t>
+            </w:r>
+          </w:p>
+        </w:tc>
+      </w:tr>
+      <w:tr>
+        <w:tc>
+          <w:tcPr>
+            <w:tcW w:type="dxa" w:w="2160"/>
+            <w:vAlign w:val="center"/>
+          </w:tcPr>
+          <w:p>
+            <w:pPr>
+              <w:spacing w:line="276" w:lineRule="auto"/>
+              <w:jc w:val="center"/>
+            </w:pPr>
+            <w:r>
+              <w:rPr>
+                <w:rFonts w:ascii="Times New Roman" w:hAnsi="Times New Roman"/>
+                <w:sz w:val="24"/>
+              </w:rPr>
+              <w:t>5</w:t>
+            </w:r>
+          </w:p>
+        </w:tc>
+        <w:tc>
+          <w:tcPr>
+            <w:tcW w:type="dxa" w:w="2160"/>
+            <w:vAlign w:val="center"/>
+          </w:tcPr>
+          <w:p>
+            <w:pPr>
+              <w:spacing w:line="276" w:lineRule="auto"/>
+              <w:jc w:val="center"/>
+            </w:pPr>
+            <w:r>
+              <w:rPr>
+                <w:rFonts w:ascii="Times New Roman" w:hAnsi="Times New Roman"/>
+                <w:sz w:val="24"/>
+              </w:rPr>
+              <w:t>29/12 – 04/01/2026</w:t>
+            </w:r>
+          </w:p>
+        </w:tc>
+        <w:tc>
+          <w:tcPr>
+            <w:tcW w:type="dxa" w:w="2160"/>
+            <w:vAlign w:val="top"/>
+          </w:tcPr>
+          <w:p>
+            <w:pPr>
+              <w:spacing w:line="276" w:lineRule="auto"/>
+              <w:jc w:val="both"/>
+            </w:pPr>
+            <w:r>
+              <w:rPr>
+                <w:rFonts w:ascii="Times New Roman" w:hAnsi="Times New Roman"/>
+                <w:sz w:val="24"/>
+              </w:rPr>
+              <w:t>Thiết kế màn hình User List, định nghĩa layout (header, search bar, table, pagination, buttons), tạo Items document (ID, tên, loại, I/O type, required flag), validation rules, messages</w:t>
+            </w:r>
+          </w:p>
+        </w:tc>
+        <w:tc>
+          <w:tcPr>
+            <w:tcW w:type="dxa" w:w="2160"/>
+            <w:vAlign w:val="top"/>
+          </w:tcPr>
+          <w:p>
+            <w:pPr>
+              <w:spacing w:line="276" w:lineRule="auto"/>
+              <w:jc w:val="both"/>
+            </w:pPr>
+            <w:r>
+              <w:rPr>
+                <w:rFonts w:ascii="Times New Roman" w:hAnsi="Times New Roman"/>
+                <w:sz w:val="24"/>
+              </w:rPr>
+              <w:t>Phân tích màn hình thành components, hiểu validation (client-side vs server-side), viết validation rules đầy đủ edge cases. Hoàn thành thiết kế User List với items, validation, messages</w:t>
+            </w:r>
+          </w:p>
+        </w:tc>
+      </w:tr>
+      <w:tr>
+        <w:tc>
+          <w:tcPr>
+            <w:tcW w:type="dxa" w:w="2160"/>
+            <w:vAlign w:val="center"/>
+          </w:tcPr>
+          <w:p>
+            <w:pPr>
+              <w:spacing w:line="276" w:lineRule="auto"/>
+              <w:jc w:val="center"/>
+            </w:pPr>
+            <w:r>
+              <w:rPr>
+                <w:rFonts w:ascii="Times New Roman" w:hAnsi="Times New Roman"/>
+                <w:sz w:val="24"/>
+              </w:rPr>
+              <w:t>6</w:t>
+            </w:r>
+          </w:p>
+        </w:tc>
+        <w:tc>
+          <w:tcPr>
+            <w:tcW w:type="dxa" w:w="2160"/>
+            <w:vAlign w:val="center"/>
+          </w:tcPr>
+          <w:p>
+            <w:pPr>
+              <w:spacing w:line="276" w:lineRule="auto"/>
+              <w:jc w:val="center"/>
+            </w:pPr>
+            <w:r>
+              <w:rPr>
+                <w:rFonts w:ascii="Times New Roman" w:hAnsi="Times New Roman"/>
+                <w:sz w:val="24"/>
+              </w:rPr>
+              <w:t>05/01 – 11/01/2026</w:t>
+            </w:r>
+          </w:p>
+        </w:tc>
+        <w:tc>
+          <w:tcPr>
+            <w:tcW w:type="dxa" w:w="2160"/>
+            <w:vAlign w:val="top"/>
+          </w:tcPr>
+          <w:p>
+            <w:pPr>
+              <w:spacing w:line="276" w:lineRule="auto"/>
+              <w:jc w:val="both"/>
+            </w:pPr>
+            <w:r>
+              <w:rPr>
+                <w:rFonts w:ascii="Times New Roman" w:hAnsi="Times New Roman"/>
+                <w:sz w:val="24"/>
+              </w:rPr>
+              <w:t>Thiết kế màn hình User Detail, correlation validation (logic phụ thuộc giữa trường), Item Control document (hiển thị/ẩn, enable/disable fields), training RESTful API (HTTP methods, status codes, request/response)</w:t>
+            </w:r>
+          </w:p>
+        </w:tc>
+        <w:tc>
+          <w:tcPr>
+            <w:tcW w:type="dxa" w:w="2160"/>
+            <w:vAlign w:val="top"/>
+          </w:tcPr>
+          <w:p>
+            <w:pPr>
+              <w:spacing w:line="276" w:lineRule="auto"/>
+              <w:jc w:val="both"/>
+            </w:pPr>
+            <w:r>
+              <w:rPr>
+                <w:rFonts w:ascii="Times New Roman" w:hAnsi="Times New Roman"/>
+                <w:sz w:val="24"/>
+              </w:rPr>
+              <w:t>Thiết kế validation phức tạp multiple conditions, state management (view vs edit mode), nguyên tắc RESTful API. Hoàn thành thiết kế User Detail, sẵn sàng API Design</w:t>
+            </w:r>
+          </w:p>
+        </w:tc>
+      </w:tr>
+      <w:tr>
+        <w:tc>
+          <w:tcPr>
+            <w:tcW w:type="dxa" w:w="2160"/>
+            <w:vAlign w:val="center"/>
+          </w:tcPr>
+          <w:p>
+            <w:pPr>
+              <w:spacing w:line="276" w:lineRule="auto"/>
+              <w:jc w:val="center"/>
+            </w:pPr>
+            <w:r>
+              <w:rPr>
+                <w:rFonts w:ascii="Times New Roman" w:hAnsi="Times New Roman"/>
+                <w:sz w:val="24"/>
+              </w:rPr>
+              <w:t>7</w:t>
+            </w:r>
+          </w:p>
+        </w:tc>
+        <w:tc>
+          <w:tcPr>
+            <w:tcW w:type="dxa" w:w="2160"/>
+            <w:vAlign w:val="center"/>
+          </w:tcPr>
+          <w:p>
+            <w:pPr>
+              <w:spacing w:line="276" w:lineRule="auto"/>
+              <w:jc w:val="center"/>
+            </w:pPr>
+            <w:r>
+              <w:rPr>
+                <w:rFonts w:ascii="Times New Roman" w:hAnsi="Times New Roman"/>
+                <w:sz w:val="24"/>
+              </w:rPr>
+              <w:t>12/01 – 18/01/2026</w:t>
+            </w:r>
+          </w:p>
+        </w:tc>
+        <w:tc>
+          <w:tcPr>
+            <w:tcW w:type="dxa" w:w="2160"/>
+            <w:vAlign w:val="top"/>
+          </w:tcPr>
+          <w:p>
+            <w:pPr>
+              <w:spacing w:line="276" w:lineRule="auto"/>
+              <w:jc w:val="both"/>
+            </w:pPr>
+            <w:r>
+              <w:rPr>
+                <w:rFonts w:ascii="Times New Roman" w:hAnsi="Times New Roman"/>
+                <w:sz w:val="24"/>
+              </w:rPr>
+              <w:t>Thiết kế API cho User Management (GET/POST/PUT/DELETE /users), Request Parameters (query/path params, body), Response structure (status, data, message, pagination), Error Handling (400/401/403/404/500), giới thiệu Claude AI [4] để review thiết kế</w:t>
+            </w:r>
+          </w:p>
+        </w:tc>
+        <w:tc>
+          <w:tcPr>
+            <w:tcW w:type="dxa" w:w="2160"/>
+            <w:vAlign w:val="top"/>
+          </w:tcPr>
+          <w:p>
+            <w:pPr>
+              <w:spacing w:line="276" w:lineRule="auto"/>
+              <w:jc w:val="both"/>
+            </w:pPr>
+            <w:r>
+              <w:rPr>
+                <w:rFonts w:ascii="Times New Roman" w:hAnsi="Times New Roman"/>
+                <w:sz w:val="24"/>
+              </w:rPr>
+              <w:t>Thiết kế RESTful API resource-based, hiểu idempotency (GET, PUT, DELETE), sử dụng AI tools review và cải thiện. Hoàn thành 5 APIs chính với đầy đủ request/response specs</w:t>
+            </w:r>
+          </w:p>
+        </w:tc>
+      </w:tr>
+      <w:tr>
+        <w:tc>
+          <w:tcPr>
+            <w:tcW w:type="dxa" w:w="2160"/>
+            <w:vAlign w:val="center"/>
+          </w:tcPr>
+          <w:p>
+            <w:pPr>
+              <w:spacing w:line="276" w:lineRule="auto"/>
+              <w:jc w:val="center"/>
+            </w:pPr>
+            <w:r>
+              <w:rPr>
+                <w:rFonts w:ascii="Times New Roman" w:hAnsi="Times New Roman"/>
+                <w:sz w:val="24"/>
+              </w:rPr>
+              <w:t>8</w:t>
+            </w:r>
+          </w:p>
+        </w:tc>
+        <w:tc>
+          <w:tcPr>
+            <w:tcW w:type="dxa" w:w="2160"/>
+            <w:vAlign w:val="center"/>
+          </w:tcPr>
+          <w:p>
+            <w:pPr>
+              <w:spacing w:line="276" w:lineRule="auto"/>
+              <w:jc w:val="center"/>
+            </w:pPr>
+            <w:r>
+              <w:rPr>
+                <w:rFonts w:ascii="Times New Roman" w:hAnsi="Times New Roman"/>
+                <w:sz w:val="24"/>
+              </w:rPr>
+              <w:t>19/01 – 25/01/2026</w:t>
+            </w:r>
+          </w:p>
+        </w:tc>
+        <w:tc>
+          <w:tcPr>
+            <w:tcW w:type="dxa" w:w="2160"/>
+            <w:vAlign w:val="top"/>
+          </w:tcPr>
+          <w:p>
+            <w:pPr>
+              <w:spacing w:line="276" w:lineRule="auto"/>
+              <w:jc w:val="both"/>
+            </w:pPr>
+            <w:r>
+              <w:rPr>
+                <w:rFonts w:ascii="Times New Roman" w:hAnsi="Times New Roman"/>
+                <w:sz w:val="24"/>
+              </w:rPr>
+              <w:t>Thiết kế APIs cho Course Management, sử dụng Claude AI kiểm tra chất lượng, fix issues (naming inconsistency, missing error cases, incomplete docs), training Spring Batch (Job, Step, ItemReader, ItemProcessor, ItemWriter)</w:t>
+            </w:r>
+          </w:p>
+        </w:tc>
+        <w:tc>
+          <w:tcPr>
+            <w:tcW w:type="dxa" w:w="2160"/>
+            <w:vAlign w:val="top"/>
+          </w:tcPr>
+          <w:p>
+            <w:pPr>
+              <w:spacing w:line="276" w:lineRule="auto"/>
+              <w:jc w:val="both"/>
+            </w:pPr>
+            <w:r>
+              <w:rPr>
+                <w:rFonts w:ascii="Times New Roman" w:hAnsi="Times New Roman"/>
+                <w:sz w:val="24"/>
+              </w:rPr>
+              <w:t>Viết API documentation rõ ràng đầy đủ, hiểu chunk processing, integrate AI vào workflow nâng cao chất lượng. Hoàn thành APIs cho Course Management, hiểu cơ bản Spring Batch</w:t>
+            </w:r>
+          </w:p>
+        </w:tc>
+      </w:tr>
+      <w:tr>
+        <w:tc>
+          <w:tcPr>
+            <w:tcW w:type="dxa" w:w="2160"/>
+            <w:vAlign w:val="center"/>
+          </w:tcPr>
+          <w:p>
+            <w:pPr>
+              <w:spacing w:line="276" w:lineRule="auto"/>
+              <w:jc w:val="center"/>
+            </w:pPr>
+            <w:r>
+              <w:rPr>
+                <w:rFonts w:ascii="Times New Roman" w:hAnsi="Times New Roman"/>
+                <w:sz w:val="24"/>
+              </w:rPr>
+              <w:t>9</w:t>
+            </w:r>
+          </w:p>
+        </w:tc>
+        <w:tc>
+          <w:tcPr>
+            <w:tcW w:type="dxa" w:w="2160"/>
+            <w:vAlign w:val="center"/>
+          </w:tcPr>
+          <w:p>
+            <w:pPr>
+              <w:spacing w:line="276" w:lineRule="auto"/>
+              <w:jc w:val="center"/>
+            </w:pPr>
+            <w:r>
+              <w:rPr>
+                <w:rFonts w:ascii="Times New Roman" w:hAnsi="Times New Roman"/>
+                <w:sz w:val="24"/>
+              </w:rPr>
+              <w:t>26/01 – 01/02/2026</w:t>
+            </w:r>
+          </w:p>
+        </w:tc>
+        <w:tc>
+          <w:tcPr>
+            <w:tcW w:type="dxa" w:w="2160"/>
+            <w:vAlign w:val="top"/>
+          </w:tcPr>
+          <w:p>
+            <w:pPr>
+              <w:spacing w:line="276" w:lineRule="auto"/>
+              <w:jc w:val="both"/>
+            </w:pPr>
+            <w:r>
+              <w:rPr>
+                <w:rFonts w:ascii="Times New Roman" w:hAnsi="Times New Roman"/>
+                <w:sz w:val="24"/>
+              </w:rPr>
+              <w:t>Thiết kế Batch Job Import User từ CSV, Job structure 5 blocks (Chuẩn bị, Khởi tạo, Kiểm tra, Xử lý, Kết thúc), Shell Script (input params, return codes), pseudo code ItemReader/Processor/Writer, SQL queries (SELECT, INSERT, UPDATE)</w:t>
+            </w:r>
+          </w:p>
+        </w:tc>
+        <w:tc>
+          <w:tcPr>
+            <w:tcW w:type="dxa" w:w="2160"/>
+            <w:vAlign w:val="top"/>
+          </w:tcPr>
+          <w:p>
+            <w:pPr>
+              <w:spacing w:line="276" w:lineRule="auto"/>
+              <w:jc w:val="both"/>
+            </w:pPr>
+            <w:r>
+              <w:rPr>
+                <w:rFonts w:ascii="Times New Roman" w:hAnsi="Times New Roman"/>
+                <w:sz w:val="24"/>
+              </w:rPr>
+              <w:t>Phân tích batch requirements chia steps, transaction management trong batch, xử lý error và rollback chunk processing. Hoàn thành thiết kế Batch Job đầu tiên với 5 blocks và SQL</w:t>
+            </w:r>
+          </w:p>
+        </w:tc>
+      </w:tr>
+      <w:tr>
+        <w:tc>
+          <w:tcPr>
+            <w:tcW w:type="dxa" w:w="2160"/>
+            <w:vAlign w:val="center"/>
+          </w:tcPr>
+          <w:p>
+            <w:pPr>
+              <w:spacing w:line="276" w:lineRule="auto"/>
+              <w:jc w:val="center"/>
+            </w:pPr>
+            <w:r>
+              <w:rPr>
+                <w:rFonts w:ascii="Times New Roman" w:hAnsi="Times New Roman"/>
+                <w:sz w:val="24"/>
+              </w:rPr>
+              <w:t>10</w:t>
+            </w:r>
+          </w:p>
+        </w:tc>
+        <w:tc>
+          <w:tcPr>
+            <w:tcW w:type="dxa" w:w="2160"/>
+            <w:vAlign w:val="center"/>
+          </w:tcPr>
+          <w:p>
+            <w:pPr>
+              <w:spacing w:line="276" w:lineRule="auto"/>
+              <w:jc w:val="center"/>
+            </w:pPr>
+            <w:r>
+              <w:rPr>
+                <w:rFonts w:ascii="Times New Roman" w:hAnsi="Times New Roman"/>
+                <w:sz w:val="24"/>
+              </w:rPr>
+              <w:t>02/02 – 08/02/2026</w:t>
+            </w:r>
+          </w:p>
+        </w:tc>
+        <w:tc>
+          <w:tcPr>
+            <w:tcW w:type="dxa" w:w="2160"/>
+            <w:vAlign w:val="top"/>
+          </w:tcPr>
+          <w:p>
+            <w:pPr>
+              <w:spacing w:line="276" w:lineRule="auto"/>
+              <w:jc w:val="both"/>
+            </w:pPr>
+            <w:r>
+              <w:rPr>
+                <w:rFonts w:ascii="Times New Roman" w:hAnsi="Times New Roman"/>
+                <w:sz w:val="24"/>
+              </w:rPr>
+              <w:t>Thiết kế Batch Job Generate Monthly Report, áp dụng chunk processing (size=1000), xử lý feedback (Shiteki) đợt 1 từ Leader Review, fix lỗi (logic sai, thiếu validation, inconsistent naming), refactor đảm bảo nhất quán DB/Screen/API/Batch</w:t>
+            </w:r>
+          </w:p>
+        </w:tc>
+        <w:tc>
+          <w:tcPr>
+            <w:tcW w:type="dxa" w:w="2160"/>
+            <w:vAlign w:val="top"/>
+          </w:tcPr>
+          <w:p>
+            <w:pPr>
+              <w:spacing w:line="276" w:lineRule="auto"/>
+              <w:jc w:val="both"/>
+            </w:pPr>
+            <w:r>
+              <w:rPr>
+                <w:rFonts w:ascii="Times New Roman" w:hAnsi="Times New Roman"/>
+                <w:sz w:val="24"/>
+              </w:rPr>
+              <w:t>Xử lý review feedback có hệ thống, hiểu tầm quan trọng consistency, tự review trước submit. Hoàn thành Batch Job thứ 2, xử lý 80% feedback đợt 1</w:t>
+            </w:r>
+          </w:p>
+        </w:tc>
+      </w:tr>
+      <w:tr>
+        <w:tc>
+          <w:tcPr>
+            <w:tcW w:type="dxa" w:w="2160"/>
+            <w:vAlign w:val="center"/>
+          </w:tcPr>
+          <w:p>
+            <w:pPr>
+              <w:spacing w:line="276" w:lineRule="auto"/>
+              <w:jc w:val="center"/>
+            </w:pPr>
+            <w:r>
+              <w:rPr>
+                <w:rFonts w:ascii="Times New Roman" w:hAnsi="Times New Roman"/>
+                <w:sz w:val="24"/>
+              </w:rPr>
+              <w:t>11</w:t>
+            </w:r>
+          </w:p>
+        </w:tc>
+        <w:tc>
+          <w:tcPr>
+            <w:tcW w:type="dxa" w:w="2160"/>
+            <w:vAlign w:val="center"/>
+          </w:tcPr>
+          <w:p>
+            <w:pPr>
+              <w:spacing w:line="276" w:lineRule="auto"/>
+              <w:jc w:val="center"/>
+            </w:pPr>
+            <w:r>
+              <w:rPr>
+                <w:rFonts w:ascii="Times New Roman" w:hAnsi="Times New Roman"/>
+                <w:sz w:val="24"/>
+              </w:rPr>
+              <w:t>09/02 – 15/02/2026</w:t>
+            </w:r>
+          </w:p>
+        </w:tc>
+        <w:tc>
+          <w:tcPr>
+            <w:tcW w:type="dxa" w:w="2160"/>
+            <w:vAlign w:val="top"/>
+          </w:tcPr>
+          <w:p>
+            <w:pPr>
+              <w:spacing w:line="276" w:lineRule="auto"/>
+              <w:jc w:val="both"/>
+            </w:pPr>
+            <w:r>
+              <w:rPr>
+                <w:rFonts w:ascii="Times New Roman" w:hAnsi="Times New Roman"/>
+                <w:sz w:val="24"/>
+              </w:rPr>
+              <w:t>Hoàn thành feedback đợt 1 submit lại, thiết kế độc lập module Enrollment Management, áp dụng tất cả kiến thức (DB/Screen/API/Batch), sử dụng Claude AI tự review, tổng hợp tài liệu theo chuẩn template</w:t>
+            </w:r>
+          </w:p>
+        </w:tc>
+        <w:tc>
+          <w:tcPr>
+            <w:tcW w:type="dxa" w:w="2160"/>
+            <w:vAlign w:val="top"/>
+          </w:tcPr>
+          <w:p>
+            <w:pPr>
+              <w:spacing w:line="276" w:lineRule="auto"/>
+              <w:jc w:val="both"/>
+            </w:pPr>
+            <w:r>
+              <w:rPr>
+                <w:rFonts w:ascii="Times New Roman" w:hAnsi="Times New Roman"/>
+                <w:sz w:val="24"/>
+              </w:rPr>
+              <w:t>Làm việc độc lập từ phân tích đến hoàn thiện thiết kế, tự kiểm tra chất lượng và phát hiện lỗi, time management đúng deadline. Hoàn thành Enrollment Management, pass review ngay lần đầu</w:t>
+            </w:r>
+          </w:p>
+        </w:tc>
+      </w:tr>
+      <w:tr>
+        <w:tc>
+          <w:tcPr>
+            <w:tcW w:type="dxa" w:w="2160"/>
+            <w:vAlign w:val="center"/>
+          </w:tcPr>
+          <w:p>
+            <w:pPr>
+              <w:spacing w:line="276" w:lineRule="auto"/>
+              <w:jc w:val="center"/>
+            </w:pPr>
+            <w:r>
+              <w:rPr>
+                <w:rFonts w:ascii="Times New Roman" w:hAnsi="Times New Roman"/>
+                <w:sz w:val="24"/>
+              </w:rPr>
+              <w:t>12</w:t>
+            </w:r>
+          </w:p>
+        </w:tc>
+        <w:tc>
+          <w:tcPr>
+            <w:tcW w:type="dxa" w:w="2160"/>
+            <w:vAlign w:val="center"/>
+          </w:tcPr>
+          <w:p>
+            <w:pPr>
+              <w:spacing w:line="276" w:lineRule="auto"/>
+              <w:jc w:val="center"/>
+            </w:pPr>
+            <w:r>
+              <w:rPr>
+                <w:rFonts w:ascii="Times New Roman" w:hAnsi="Times New Roman"/>
+                <w:sz w:val="24"/>
+              </w:rPr>
+              <w:t>16/02 – 22/02/2026</w:t>
+            </w:r>
+          </w:p>
+        </w:tc>
+        <w:tc>
+          <w:tcPr>
+            <w:tcW w:type="dxa" w:w="2160"/>
+            <w:vAlign w:val="top"/>
+          </w:tcPr>
+          <w:p>
+            <w:pPr>
+              <w:spacing w:line="276" w:lineRule="auto"/>
+              <w:jc w:val="both"/>
+            </w:pPr>
+            <w:r>
+              <w:rPr>
+                <w:rFonts w:ascii="Times New Roman" w:hAnsi="Times New Roman"/>
+                <w:sz w:val="24"/>
+              </w:rPr>
+              <w:t>Xử lý feedback đợt 2 từ Customer Review, tinh chỉnh theo góp ý khách hàng, kiểm tra cross-reference (DB↔API, Screen↔API), viết báo cáo thực tập, chuẩn bị tài liệu tổng hợp (ERD, API spec, Batch flow diagram)</w:t>
+            </w:r>
+          </w:p>
+        </w:tc>
+        <w:tc>
+          <w:tcPr>
+            <w:tcW w:type="dxa" w:w="2160"/>
+            <w:vAlign w:val="top"/>
+          </w:tcPr>
+          <w:p>
+            <w:pPr>
+              <w:spacing w:line="276" w:lineRule="auto"/>
+              <w:jc w:val="both"/>
+            </w:pPr>
+            <w:r>
+              <w:rPr>
+                <w:rFonts w:ascii="Times New Roman" w:hAnsi="Times New Roman"/>
+                <w:sz w:val="24"/>
+              </w:rPr>
+              <w:t>Communication với khách hàng qua tài liệu, tầm quan trọng cross-reference checking, viết báo cáo kỹ thuật chuẩn học thuật. Hoàn thành xử lý feedback đợt 2, bắt đầu báo cáo</w:t>
+            </w:r>
+          </w:p>
+        </w:tc>
+      </w:tr>
+      <w:tr>
+        <w:tc>
+          <w:tcPr>
+            <w:tcW w:type="dxa" w:w="2160"/>
+            <w:vAlign w:val="center"/>
+          </w:tcPr>
+          <w:p>
+            <w:pPr>
+              <w:spacing w:line="276" w:lineRule="auto"/>
+              <w:jc w:val="center"/>
+            </w:pPr>
+            <w:r>
+              <w:rPr>
+                <w:rFonts w:ascii="Times New Roman" w:hAnsi="Times New Roman"/>
+                <w:sz w:val="24"/>
+              </w:rPr>
+              <w:t>13</w:t>
+            </w:r>
+          </w:p>
+        </w:tc>
+        <w:tc>
+          <w:tcPr>
+            <w:tcW w:type="dxa" w:w="2160"/>
+            <w:vAlign w:val="center"/>
+          </w:tcPr>
+          <w:p>
+            <w:pPr>
+              <w:spacing w:line="276" w:lineRule="auto"/>
+              <w:jc w:val="center"/>
+            </w:pPr>
+            <w:r>
+              <w:rPr>
+                <w:rFonts w:ascii="Times New Roman" w:hAnsi="Times New Roman"/>
+                <w:sz w:val="24"/>
+              </w:rPr>
+              <w:t>23/02 – 01/03/2026</w:t>
+            </w:r>
+          </w:p>
+        </w:tc>
+        <w:tc>
+          <w:tcPr>
+            <w:tcW w:type="dxa" w:w="2160"/>
+            <w:vAlign w:val="top"/>
+          </w:tcPr>
+          <w:p>
+            <w:pPr>
+              <w:spacing w:line="276" w:lineRule="auto"/>
+              <w:jc w:val="both"/>
+            </w:pPr>
+            <w:r>
+              <w:rPr>
+                <w:rFonts w:ascii="Times New Roman" w:hAnsi="Times New Roman"/>
+                <w:sz w:val="24"/>
+              </w:rPr>
+              <w:t>Hoàn thiện tất cả tài liệu (DB/Screen/API/Batch), tạo tổng hợp (System Architecture, Database ERD, API Documentation), viết hoàn chỉnh báo cáo theo chuẩn UTC, chuẩn bị slide thuyết trình, nộp sản phẩm và nhận feedback tích cực</w:t>
+            </w:r>
+          </w:p>
+        </w:tc>
+        <w:tc>
+          <w:tcPr>
+            <w:tcW w:type="dxa" w:w="2160"/>
+            <w:vAlign w:val="top"/>
+          </w:tcPr>
+          <w:p>
+            <w:pPr>
+              <w:spacing w:line="276" w:lineRule="auto"/>
+              <w:jc w:val="both"/>
+            </w:pPr>
+            <w:r>
+              <w:rPr>
+                <w:rFonts w:ascii="Times New Roman" w:hAnsi="Times New Roman"/>
+                <w:sz w:val="24"/>
+              </w:rPr>
+              <w:t>Tổng hợp và trình bày kết quả, viết báo cáo kỹ thuật chuyên nghiệp, kỹ năng thuyết trình và communication. Hoàn thành đầy đủ sản phẩm, đánh giá cao từ mentor và công ty</w:t>
+            </w:r>
+          </w:p>
+        </w:tc>
+      </w:tr>
+    </w:tbl>
     <w:p/>
     <w:p>
       <w:pPr>
